--- a/khmer_sign_recognizer/algo_comparison/results_khmer_var/Task_A_Report.docx
+++ b/khmer_sign_recognizer/algo_comparison/results_khmer_var/Task_A_Report.docx
@@ -24,7 +24,7 @@
           <w:color w:val="595959"/>
           <w:sz w:val="24"/>
         </w:rPr>
-        <w:t>Does the choice of algorithm matter when the recording conditions change?</w:t>
+        <w:t>9 algorithms on 84 recordings of 7 signs</w:t>
       </w:r>
     </w:p>
     <w:p>
@@ -32,7 +32,7 @@
         <w:pStyle w:val="Heading1"/>
       </w:pPr>
       <w:r>
-        <w:t>1. What we tested</w:t>
+        <w:t>1. Data and method</w:t>
       </w:r>
     </w:p>
     <w:p>
@@ -46,21 +46,7 @@
           <w:i w:val="0"/>
           <w:sz w:val="22"/>
         </w:rPr>
-        <w:t>Seven Khmer signs were recorded on a deliberate grid: twelve takes of each sign, crossing two lighting conditions, two distances and three standing positions. Because the grid is fixed, any one of those settings can be held back — the model is trained on one and tested on a setting it has never seen.</w:t>
-      </w:r>
-    </w:p>
-    <w:p>
-      <w:pPr>
-        <w:spacing w:after="120"/>
-      </w:pPr>
-      <w:r>
-        <w:rPr>
-          <w:rFonts w:ascii="Calibri" w:hAnsi="Calibri"/>
-          <w:b w:val="0"/>
-          <w:i w:val="0"/>
-          <w:sz w:val="22"/>
-        </w:rPr>
-        <w:t>That is the question this report answers. Not "how accurate is it", but "how much accuracy survives a change in the room".</w:t>
+        <w:t>Signs are recognised from pose landmarks rather than images. Each recording is 60 frames of 48 tracked joints — six body points plus 21 landmarks on each hand — which is summarised into 576 features (the mean, standard deviation, minimum and maximum of every joint coordinate over the clip).</w:t>
       </w:r>
     </w:p>
     <w:tbl>
@@ -77,7 +63,7 @@
       <w:tr>
         <w:tc>
           <w:tcPr>
-            <w:tcW w:type="dxa" w:w="2160"/>
+            <w:tcW w:type="dxa" w:w="2016"/>
             <w:shd w:val="clear" w:fill="D9E2F3"/>
           </w:tcPr>
           <w:p>
@@ -96,7 +82,7 @@
         </w:tc>
         <w:tc>
           <w:tcPr>
-            <w:tcW w:type="dxa" w:w="7200"/>
+            <w:tcW w:type="dxa" w:w="7344"/>
             <w:shd w:val="clear" w:fill="D9E2F3"/>
           </w:tcPr>
           <w:p>
@@ -118,7 +104,7 @@
       <w:tr>
         <w:tc>
           <w:tcPr>
-            <w:tcW w:type="dxa" w:w="2160"/>
+            <w:tcW w:type="dxa" w:w="2016"/>
           </w:tcPr>
           <w:p>
             <w:pPr>
@@ -136,7 +122,7 @@
         </w:tc>
         <w:tc>
           <w:tcPr>
-            <w:tcW w:type="dxa" w:w="7200"/>
+            <w:tcW w:type="dxa" w:w="7344"/>
           </w:tcPr>
           <w:p>
             <w:pPr>
@@ -156,7 +142,7 @@
       <w:tr>
         <w:tc>
           <w:tcPr>
-            <w:tcW w:type="dxa" w:w="2160"/>
+            <w:tcW w:type="dxa" w:w="2016"/>
             <w:shd w:val="clear" w:fill="F2F2F2"/>
           </w:tcPr>
           <w:p>
@@ -175,7 +161,7 @@
         </w:tc>
         <w:tc>
           <w:tcPr>
-            <w:tcW w:type="dxa" w:w="7200"/>
+            <w:tcW w:type="dxa" w:w="7344"/>
             <w:shd w:val="clear" w:fill="F2F2F2"/>
           </w:tcPr>
           <w:p>
@@ -188,7 +174,7 @@
                 <w:rFonts w:ascii="Calibri" w:hAnsi="Calibri"/>
                 <w:sz w:val="20"/>
               </w:rPr>
-              <w:t>84 takes (12 per sign)</w:t>
+              <w:t>84 takes, 12 per sign</w:t>
             </w:r>
           </w:p>
         </w:tc>
@@ -196,85 +182,7 @@
       <w:tr>
         <w:tc>
           <w:tcPr>
-            <w:tcW w:type="dxa" w:w="2160"/>
-          </w:tcPr>
-          <w:p>
-            <w:pPr>
-              <w:jc w:val="left"/>
-            </w:pPr>
-            <w:r/>
-            <w:r>
-              <w:rPr>
-                <w:rFonts w:ascii="Calibri" w:hAnsi="Calibri"/>
-                <w:sz w:val="20"/>
-              </w:rPr>
-              <w:t>Grid</w:t>
-            </w:r>
-          </w:p>
-        </w:tc>
-        <w:tc>
-          <w:tcPr>
-            <w:tcW w:type="dxa" w:w="7200"/>
-          </w:tcPr>
-          <w:p>
-            <w:pPr>
-              <w:jc w:val="center"/>
-            </w:pPr>
-            <w:r/>
-            <w:r>
-              <w:rPr>
-                <w:rFonts w:ascii="Calibri" w:hAnsi="Calibri"/>
-                <w:sz w:val="20"/>
-              </w:rPr>
-              <w:t>2 lighting × 2 distance × 3 position</w:t>
-            </w:r>
-          </w:p>
-        </w:tc>
-      </w:tr>
-      <w:tr>
-        <w:tc>
-          <w:tcPr>
-            <w:tcW w:type="dxa" w:w="2160"/>
-            <w:shd w:val="clear" w:fill="F2F2F2"/>
-          </w:tcPr>
-          <w:p>
-            <w:pPr>
-              <w:jc w:val="left"/>
-            </w:pPr>
-            <w:r/>
-            <w:r>
-              <w:rPr>
-                <w:rFonts w:ascii="Calibri" w:hAnsi="Calibri"/>
-                <w:sz w:val="20"/>
-              </w:rPr>
-              <w:t>Input</w:t>
-            </w:r>
-          </w:p>
-        </w:tc>
-        <w:tc>
-          <w:tcPr>
-            <w:tcW w:type="dxa" w:w="7200"/>
-            <w:shd w:val="clear" w:fill="F2F2F2"/>
-          </w:tcPr>
-          <w:p>
-            <w:pPr>
-              <w:jc w:val="center"/>
-            </w:pPr>
-            <w:r/>
-            <w:r>
-              <w:rPr>
-                <w:rFonts w:ascii="Calibri" w:hAnsi="Calibri"/>
-                <w:sz w:val="20"/>
-              </w:rPr>
-              <w:t>Pose landmarks — 48 joints × 60 frames, not images</w:t>
-            </w:r>
-          </w:p>
-        </w:tc>
-      </w:tr>
-      <w:tr>
-        <w:tc>
-          <w:tcPr>
-            <w:tcW w:type="dxa" w:w="2160"/>
+            <w:tcW w:type="dxa" w:w="2016"/>
           </w:tcPr>
           <w:p>
             <w:pPr>
@@ -292,7 +200,7 @@
         </w:tc>
         <w:tc>
           <w:tcPr>
-            <w:tcW w:type="dxa" w:w="7200"/>
+            <w:tcW w:type="dxa" w:w="7344"/>
           </w:tcPr>
           <w:p>
             <w:pPr>
@@ -304,7 +212,7 @@
                 <w:rFonts w:ascii="Calibri" w:hAnsi="Calibri"/>
                 <w:sz w:val="20"/>
               </w:rPr>
-              <w:t>576 summary values (mean, std, min, max per joint)</w:t>
+              <w:t>576 summary values per take</w:t>
             </w:r>
           </w:p>
         </w:tc>
@@ -312,8 +220,47 @@
       <w:tr>
         <w:tc>
           <w:tcPr>
-            <w:tcW w:type="dxa" w:w="2160"/>
+            <w:tcW w:type="dxa" w:w="2016"/>
             <w:shd w:val="clear" w:fill="F2F2F2"/>
+          </w:tcPr>
+          <w:p>
+            <w:pPr>
+              <w:jc w:val="left"/>
+            </w:pPr>
+            <w:r/>
+            <w:r>
+              <w:rPr>
+                <w:rFonts w:ascii="Calibri" w:hAnsi="Calibri"/>
+                <w:sz w:val="20"/>
+              </w:rPr>
+              <w:t>Split</w:t>
+            </w:r>
+          </w:p>
+        </w:tc>
+        <w:tc>
+          <w:tcPr>
+            <w:tcW w:type="dxa" w:w="7344"/>
+            <w:shd w:val="clear" w:fill="F2F2F2"/>
+          </w:tcPr>
+          <w:p>
+            <w:pPr>
+              <w:jc w:val="center"/>
+            </w:pPr>
+            <w:r/>
+            <w:r>
+              <w:rPr>
+                <w:rFonts w:ascii="Calibri" w:hAnsi="Calibri"/>
+                <w:sz w:val="20"/>
+              </w:rPr>
+              <w:t>75% train / 25% test, split by take, averaged over 8 random splits</w:t>
+            </w:r>
+          </w:p>
+        </w:tc>
+      </w:tr>
+      <w:tr>
+        <w:tc>
+          <w:tcPr>
+            <w:tcW w:type="dxa" w:w="2016"/>
           </w:tcPr>
           <w:p>
             <w:pPr>
@@ -331,8 +278,7 @@
         </w:tc>
         <w:tc>
           <w:tcPr>
-            <w:tcW w:type="dxa" w:w="7200"/>
-            <w:shd w:val="clear" w:fill="F2F2F2"/>
+            <w:tcW w:type="dxa" w:w="7344"/>
           </w:tcPr>
           <w:p>
             <w:pPr>
@@ -344,7 +290,7 @@
                 <w:rFonts w:ascii="Calibri" w:hAnsi="Calibri"/>
                 <w:sz w:val="20"/>
               </w:rPr>
-              <w:t>9 compared</w:t>
+              <w:t>9, each with the same feature scaling</w:t>
             </w:r>
           </w:p>
         </w:tc>
@@ -365,10 +311,25 @@
     </w:p>
     <w:p>
       <w:pPr>
+        <w:spacing w:after="120"/>
+      </w:pPr>
+      <w:r>
+        <w:rPr>
+          <w:rFonts w:ascii="Calibri" w:hAnsi="Calibri"/>
+          <w:b w:val="0"/>
+          <w:i/>
+          <w:color w:val="595959"/>
+          <w:sz w:val="20"/>
+        </w:rPr>
+        <w:t>The split is by take, not by sample, so no take appears on both sides. Every algorithm is seeded, so the numbers reproduce exactly.</w:t>
+      </w:r>
+    </w:p>
+    <w:p>
+      <w:pPr>
         <w:pStyle w:val="Heading1"/>
       </w:pPr>
       <w:r>
-        <w:t>2. Every algorithm compared</w:t>
+        <w:t>2. Results</w:t>
       </w:r>
     </w:p>
     <w:p>
@@ -382,7 +343,1184 @@
           <w:i w:val="0"/>
           <w:sz w:val="22"/>
         </w:rPr>
-        <w:t>Each algorithm was scored two ways. The grey bar is a random split of takes — the familiar way to measure accuracy, where training and testing come from the same conditions. The blue bar averages three held-out-condition tests, where the test setting never appeared in training.</w:t>
+        <w:t>Macro-averaged metrics, so every sign counts equally regardless of how many recordings it has. Precision is how often a predicted sign is correct; recall is how often an actual sign is found; macro-F1 balances the two and is the headline number.</w:t>
+      </w:r>
+    </w:p>
+    <w:tbl>
+      <w:tblPr>
+        <w:tblStyle w:val="TableGrid"/>
+        <w:tblW w:type="auto" w:w="0"/>
+        <w:jc w:val="center"/>
+        <w:tblLook w:firstColumn="1" w:firstRow="1" w:lastColumn="0" w:lastRow="0" w:noHBand="0" w:noVBand="1" w:val="04A0"/>
+      </w:tblPr>
+      <w:tblGrid>
+        <w:gridCol w:w="1608"/>
+        <w:gridCol w:w="1608"/>
+        <w:gridCol w:w="1608"/>
+        <w:gridCol w:w="1608"/>
+        <w:gridCol w:w="1608"/>
+        <w:gridCol w:w="1608"/>
+      </w:tblGrid>
+      <w:tr>
+        <w:tc>
+          <w:tcPr>
+            <w:tcW w:type="dxa" w:w="2448"/>
+            <w:shd w:val="clear" w:fill="D9E2F3"/>
+          </w:tcPr>
+          <w:p>
+            <w:pPr>
+              <w:jc w:val="left"/>
+            </w:pPr>
+            <w:r/>
+            <w:r>
+              <w:rPr>
+                <w:rFonts w:ascii="Calibri" w:hAnsi="Calibri"/>
+                <w:b/>
+                <w:sz w:val="20"/>
+              </w:rPr>
+              <w:t>Algorithm</w:t>
+            </w:r>
+          </w:p>
+        </w:tc>
+        <w:tc>
+          <w:tcPr>
+            <w:tcW w:type="dxa" w:w="1368"/>
+            <w:shd w:val="clear" w:fill="D9E2F3"/>
+          </w:tcPr>
+          <w:p>
+            <w:pPr>
+              <w:jc w:val="center"/>
+            </w:pPr>
+            <w:r/>
+            <w:r>
+              <w:rPr>
+                <w:rFonts w:ascii="Calibri" w:hAnsi="Calibri"/>
+                <w:b/>
+                <w:sz w:val="20"/>
+              </w:rPr>
+              <w:t>Accuracy</w:t>
+            </w:r>
+          </w:p>
+        </w:tc>
+        <w:tc>
+          <w:tcPr>
+            <w:tcW w:type="dxa" w:w="1368"/>
+            <w:shd w:val="clear" w:fill="D9E2F3"/>
+          </w:tcPr>
+          <w:p>
+            <w:pPr>
+              <w:jc w:val="center"/>
+            </w:pPr>
+            <w:r/>
+            <w:r>
+              <w:rPr>
+                <w:rFonts w:ascii="Calibri" w:hAnsi="Calibri"/>
+                <w:b/>
+                <w:sz w:val="20"/>
+              </w:rPr>
+              <w:t>Precision</w:t>
+            </w:r>
+          </w:p>
+        </w:tc>
+        <w:tc>
+          <w:tcPr>
+            <w:tcW w:type="dxa" w:w="1296"/>
+            <w:shd w:val="clear" w:fill="D9E2F3"/>
+          </w:tcPr>
+          <w:p>
+            <w:pPr>
+              <w:jc w:val="center"/>
+            </w:pPr>
+            <w:r/>
+            <w:r>
+              <w:rPr>
+                <w:rFonts w:ascii="Calibri" w:hAnsi="Calibri"/>
+                <w:b/>
+                <w:sz w:val="20"/>
+              </w:rPr>
+              <w:t>Recall</w:t>
+            </w:r>
+          </w:p>
+        </w:tc>
+        <w:tc>
+          <w:tcPr>
+            <w:tcW w:type="dxa" w:w="1368"/>
+            <w:shd w:val="clear" w:fill="D9E2F3"/>
+          </w:tcPr>
+          <w:p>
+            <w:pPr>
+              <w:jc w:val="center"/>
+            </w:pPr>
+            <w:r/>
+            <w:r>
+              <w:rPr>
+                <w:rFonts w:ascii="Calibri" w:hAnsi="Calibri"/>
+                <w:b/>
+                <w:sz w:val="20"/>
+              </w:rPr>
+              <w:t>macro-F1</w:t>
+            </w:r>
+          </w:p>
+        </w:tc>
+        <w:tc>
+          <w:tcPr>
+            <w:tcW w:type="dxa" w:w="1080"/>
+            <w:shd w:val="clear" w:fill="D9E2F3"/>
+          </w:tcPr>
+          <w:p>
+            <w:pPr>
+              <w:jc w:val="center"/>
+            </w:pPr>
+            <w:r/>
+            <w:r>
+              <w:rPr>
+                <w:rFonts w:ascii="Calibri" w:hAnsi="Calibri"/>
+                <w:b/>
+                <w:sz w:val="20"/>
+              </w:rPr>
+              <w:t>s.d.</w:t>
+            </w:r>
+          </w:p>
+        </w:tc>
+      </w:tr>
+      <w:tr>
+        <w:tc>
+          <w:tcPr>
+            <w:tcW w:type="dxa" w:w="2448"/>
+            <w:shd w:val="clear" w:fill="FFF2CC"/>
+          </w:tcPr>
+          <w:p>
+            <w:pPr>
+              <w:jc w:val="left"/>
+            </w:pPr>
+            <w:r/>
+            <w:r>
+              <w:rPr>
+                <w:rFonts w:ascii="Calibri" w:hAnsi="Calibri"/>
+                <w:b/>
+                <w:sz w:val="20"/>
+              </w:rPr>
+              <w:t>LDA</w:t>
+            </w:r>
+          </w:p>
+        </w:tc>
+        <w:tc>
+          <w:tcPr>
+            <w:tcW w:type="dxa" w:w="1368"/>
+            <w:shd w:val="clear" w:fill="FFF2CC"/>
+          </w:tcPr>
+          <w:p>
+            <w:pPr>
+              <w:jc w:val="center"/>
+            </w:pPr>
+            <w:r/>
+            <w:r>
+              <w:rPr>
+                <w:rFonts w:ascii="Calibri" w:hAnsi="Calibri"/>
+                <w:b/>
+                <w:sz w:val="20"/>
+              </w:rPr>
+              <w:t>91.1%</w:t>
+            </w:r>
+          </w:p>
+        </w:tc>
+        <w:tc>
+          <w:tcPr>
+            <w:tcW w:type="dxa" w:w="1368"/>
+            <w:shd w:val="clear" w:fill="FFF2CC"/>
+          </w:tcPr>
+          <w:p>
+            <w:pPr>
+              <w:jc w:val="center"/>
+            </w:pPr>
+            <w:r/>
+            <w:r>
+              <w:rPr>
+                <w:rFonts w:ascii="Calibri" w:hAnsi="Calibri"/>
+                <w:b/>
+                <w:sz w:val="20"/>
+              </w:rPr>
+              <w:t>93.5%</w:t>
+            </w:r>
+          </w:p>
+        </w:tc>
+        <w:tc>
+          <w:tcPr>
+            <w:tcW w:type="dxa" w:w="1296"/>
+            <w:shd w:val="clear" w:fill="FFF2CC"/>
+          </w:tcPr>
+          <w:p>
+            <w:pPr>
+              <w:jc w:val="center"/>
+            </w:pPr>
+            <w:r/>
+            <w:r>
+              <w:rPr>
+                <w:rFonts w:ascii="Calibri" w:hAnsi="Calibri"/>
+                <w:b/>
+                <w:sz w:val="20"/>
+              </w:rPr>
+              <w:t>91.1%</w:t>
+            </w:r>
+          </w:p>
+        </w:tc>
+        <w:tc>
+          <w:tcPr>
+            <w:tcW w:type="dxa" w:w="1368"/>
+            <w:shd w:val="clear" w:fill="FFF2CC"/>
+          </w:tcPr>
+          <w:p>
+            <w:pPr>
+              <w:jc w:val="center"/>
+            </w:pPr>
+            <w:r/>
+            <w:r>
+              <w:rPr>
+                <w:rFonts w:ascii="Calibri" w:hAnsi="Calibri"/>
+                <w:b/>
+                <w:sz w:val="20"/>
+              </w:rPr>
+              <w:t>90.8%</w:t>
+            </w:r>
+          </w:p>
+        </w:tc>
+        <w:tc>
+          <w:tcPr>
+            <w:tcW w:type="dxa" w:w="1080"/>
+            <w:shd w:val="clear" w:fill="FFF2CC"/>
+          </w:tcPr>
+          <w:p>
+            <w:pPr>
+              <w:jc w:val="center"/>
+            </w:pPr>
+            <w:r/>
+            <w:r>
+              <w:rPr>
+                <w:rFonts w:ascii="Calibri" w:hAnsi="Calibri"/>
+                <w:b/>
+                <w:sz w:val="20"/>
+              </w:rPr>
+              <w:t>± 6.2</w:t>
+            </w:r>
+          </w:p>
+        </w:tc>
+      </w:tr>
+      <w:tr>
+        <w:tc>
+          <w:tcPr>
+            <w:tcW w:type="dxa" w:w="2448"/>
+            <w:shd w:val="clear" w:fill="F2F2F2"/>
+          </w:tcPr>
+          <w:p>
+            <w:pPr>
+              <w:jc w:val="left"/>
+            </w:pPr>
+            <w:r/>
+            <w:r>
+              <w:rPr>
+                <w:rFonts w:ascii="Calibri" w:hAnsi="Calibri"/>
+                <w:sz w:val="20"/>
+              </w:rPr>
+              <w:t>Logistic Regression</w:t>
+            </w:r>
+          </w:p>
+        </w:tc>
+        <w:tc>
+          <w:tcPr>
+            <w:tcW w:type="dxa" w:w="1368"/>
+            <w:shd w:val="clear" w:fill="F2F2F2"/>
+          </w:tcPr>
+          <w:p>
+            <w:pPr>
+              <w:jc w:val="center"/>
+            </w:pPr>
+            <w:r/>
+            <w:r>
+              <w:rPr>
+                <w:rFonts w:ascii="Calibri" w:hAnsi="Calibri"/>
+                <w:sz w:val="20"/>
+              </w:rPr>
+              <w:t>91.1%</w:t>
+            </w:r>
+          </w:p>
+        </w:tc>
+        <w:tc>
+          <w:tcPr>
+            <w:tcW w:type="dxa" w:w="1368"/>
+            <w:shd w:val="clear" w:fill="F2F2F2"/>
+          </w:tcPr>
+          <w:p>
+            <w:pPr>
+              <w:jc w:val="center"/>
+            </w:pPr>
+            <w:r/>
+            <w:r>
+              <w:rPr>
+                <w:rFonts w:ascii="Calibri" w:hAnsi="Calibri"/>
+                <w:sz w:val="20"/>
+              </w:rPr>
+              <w:t>93.2%</w:t>
+            </w:r>
+          </w:p>
+        </w:tc>
+        <w:tc>
+          <w:tcPr>
+            <w:tcW w:type="dxa" w:w="1296"/>
+            <w:shd w:val="clear" w:fill="F2F2F2"/>
+          </w:tcPr>
+          <w:p>
+            <w:pPr>
+              <w:jc w:val="center"/>
+            </w:pPr>
+            <w:r/>
+            <w:r>
+              <w:rPr>
+                <w:rFonts w:ascii="Calibri" w:hAnsi="Calibri"/>
+                <w:sz w:val="20"/>
+              </w:rPr>
+              <w:t>91.1%</w:t>
+            </w:r>
+          </w:p>
+        </w:tc>
+        <w:tc>
+          <w:tcPr>
+            <w:tcW w:type="dxa" w:w="1368"/>
+            <w:shd w:val="clear" w:fill="F2F2F2"/>
+          </w:tcPr>
+          <w:p>
+            <w:pPr>
+              <w:jc w:val="center"/>
+            </w:pPr>
+            <w:r/>
+            <w:r>
+              <w:rPr>
+                <w:rFonts w:ascii="Calibri" w:hAnsi="Calibri"/>
+                <w:sz w:val="20"/>
+              </w:rPr>
+              <w:t>90.2%</w:t>
+            </w:r>
+          </w:p>
+        </w:tc>
+        <w:tc>
+          <w:tcPr>
+            <w:tcW w:type="dxa" w:w="1080"/>
+            <w:shd w:val="clear" w:fill="F2F2F2"/>
+          </w:tcPr>
+          <w:p>
+            <w:pPr>
+              <w:jc w:val="center"/>
+            </w:pPr>
+            <w:r/>
+            <w:r>
+              <w:rPr>
+                <w:rFonts w:ascii="Calibri" w:hAnsi="Calibri"/>
+                <w:sz w:val="20"/>
+              </w:rPr>
+              <w:t>± 8.9</w:t>
+            </w:r>
+          </w:p>
+        </w:tc>
+      </w:tr>
+      <w:tr>
+        <w:tc>
+          <w:tcPr>
+            <w:tcW w:type="dxa" w:w="2448"/>
+          </w:tcPr>
+          <w:p>
+            <w:pPr>
+              <w:jc w:val="left"/>
+            </w:pPr>
+            <w:r/>
+            <w:r>
+              <w:rPr>
+                <w:rFonts w:ascii="Calibri" w:hAnsi="Calibri"/>
+                <w:sz w:val="20"/>
+              </w:rPr>
+              <w:t>Bagged Trees</w:t>
+            </w:r>
+          </w:p>
+        </w:tc>
+        <w:tc>
+          <w:tcPr>
+            <w:tcW w:type="dxa" w:w="1368"/>
+          </w:tcPr>
+          <w:p>
+            <w:pPr>
+              <w:jc w:val="center"/>
+            </w:pPr>
+            <w:r/>
+            <w:r>
+              <w:rPr>
+                <w:rFonts w:ascii="Calibri" w:hAnsi="Calibri"/>
+                <w:sz w:val="20"/>
+              </w:rPr>
+              <w:t>89.9%</w:t>
+            </w:r>
+          </w:p>
+        </w:tc>
+        <w:tc>
+          <w:tcPr>
+            <w:tcW w:type="dxa" w:w="1368"/>
+          </w:tcPr>
+          <w:p>
+            <w:pPr>
+              <w:jc w:val="center"/>
+            </w:pPr>
+            <w:r/>
+            <w:r>
+              <w:rPr>
+                <w:rFonts w:ascii="Calibri" w:hAnsi="Calibri"/>
+                <w:sz w:val="20"/>
+              </w:rPr>
+              <w:t>92.1%</w:t>
+            </w:r>
+          </w:p>
+        </w:tc>
+        <w:tc>
+          <w:tcPr>
+            <w:tcW w:type="dxa" w:w="1296"/>
+          </w:tcPr>
+          <w:p>
+            <w:pPr>
+              <w:jc w:val="center"/>
+            </w:pPr>
+            <w:r/>
+            <w:r>
+              <w:rPr>
+                <w:rFonts w:ascii="Calibri" w:hAnsi="Calibri"/>
+                <w:sz w:val="20"/>
+              </w:rPr>
+              <w:t>89.9%</w:t>
+            </w:r>
+          </w:p>
+        </w:tc>
+        <w:tc>
+          <w:tcPr>
+            <w:tcW w:type="dxa" w:w="1368"/>
+          </w:tcPr>
+          <w:p>
+            <w:pPr>
+              <w:jc w:val="center"/>
+            </w:pPr>
+            <w:r/>
+            <w:r>
+              <w:rPr>
+                <w:rFonts w:ascii="Calibri" w:hAnsi="Calibri"/>
+                <w:sz w:val="20"/>
+              </w:rPr>
+              <w:t>89.7%</w:t>
+            </w:r>
+          </w:p>
+        </w:tc>
+        <w:tc>
+          <w:tcPr>
+            <w:tcW w:type="dxa" w:w="1080"/>
+          </w:tcPr>
+          <w:p>
+            <w:pPr>
+              <w:jc w:val="center"/>
+            </w:pPr>
+            <w:r/>
+            <w:r>
+              <w:rPr>
+                <w:rFonts w:ascii="Calibri" w:hAnsi="Calibri"/>
+                <w:sz w:val="20"/>
+              </w:rPr>
+              <w:t>± 7.7</w:t>
+            </w:r>
+          </w:p>
+        </w:tc>
+      </w:tr>
+      <w:tr>
+        <w:tc>
+          <w:tcPr>
+            <w:tcW w:type="dxa" w:w="2448"/>
+            <w:shd w:val="clear" w:fill="F2F2F2"/>
+          </w:tcPr>
+          <w:p>
+            <w:pPr>
+              <w:jc w:val="left"/>
+            </w:pPr>
+            <w:r/>
+            <w:r>
+              <w:rPr>
+                <w:rFonts w:ascii="Calibri" w:hAnsi="Calibri"/>
+                <w:sz w:val="20"/>
+              </w:rPr>
+              <w:t>Random Forest</w:t>
+            </w:r>
+          </w:p>
+        </w:tc>
+        <w:tc>
+          <w:tcPr>
+            <w:tcW w:type="dxa" w:w="1368"/>
+            <w:shd w:val="clear" w:fill="F2F2F2"/>
+          </w:tcPr>
+          <w:p>
+            <w:pPr>
+              <w:jc w:val="center"/>
+            </w:pPr>
+            <w:r/>
+            <w:r>
+              <w:rPr>
+                <w:rFonts w:ascii="Calibri" w:hAnsi="Calibri"/>
+                <w:sz w:val="20"/>
+              </w:rPr>
+              <w:t>88.7%</w:t>
+            </w:r>
+          </w:p>
+        </w:tc>
+        <w:tc>
+          <w:tcPr>
+            <w:tcW w:type="dxa" w:w="1368"/>
+            <w:shd w:val="clear" w:fill="F2F2F2"/>
+          </w:tcPr>
+          <w:p>
+            <w:pPr>
+              <w:jc w:val="center"/>
+            </w:pPr>
+            <w:r/>
+            <w:r>
+              <w:rPr>
+                <w:rFonts w:ascii="Calibri" w:hAnsi="Calibri"/>
+                <w:sz w:val="20"/>
+              </w:rPr>
+              <w:t>92.0%</w:t>
+            </w:r>
+          </w:p>
+        </w:tc>
+        <w:tc>
+          <w:tcPr>
+            <w:tcW w:type="dxa" w:w="1296"/>
+            <w:shd w:val="clear" w:fill="F2F2F2"/>
+          </w:tcPr>
+          <w:p>
+            <w:pPr>
+              <w:jc w:val="center"/>
+            </w:pPr>
+            <w:r/>
+            <w:r>
+              <w:rPr>
+                <w:rFonts w:ascii="Calibri" w:hAnsi="Calibri"/>
+                <w:sz w:val="20"/>
+              </w:rPr>
+              <w:t>88.7%</w:t>
+            </w:r>
+          </w:p>
+        </w:tc>
+        <w:tc>
+          <w:tcPr>
+            <w:tcW w:type="dxa" w:w="1368"/>
+            <w:shd w:val="clear" w:fill="F2F2F2"/>
+          </w:tcPr>
+          <w:p>
+            <w:pPr>
+              <w:jc w:val="center"/>
+            </w:pPr>
+            <w:r/>
+            <w:r>
+              <w:rPr>
+                <w:rFonts w:ascii="Calibri" w:hAnsi="Calibri"/>
+                <w:sz w:val="20"/>
+              </w:rPr>
+              <w:t>88.2%</w:t>
+            </w:r>
+          </w:p>
+        </w:tc>
+        <w:tc>
+          <w:tcPr>
+            <w:tcW w:type="dxa" w:w="1080"/>
+            <w:shd w:val="clear" w:fill="F2F2F2"/>
+          </w:tcPr>
+          <w:p>
+            <w:pPr>
+              <w:jc w:val="center"/>
+            </w:pPr>
+            <w:r/>
+            <w:r>
+              <w:rPr>
+                <w:rFonts w:ascii="Calibri" w:hAnsi="Calibri"/>
+                <w:sz w:val="20"/>
+              </w:rPr>
+              <w:t>± 6.9</w:t>
+            </w:r>
+          </w:p>
+        </w:tc>
+      </w:tr>
+      <w:tr>
+        <w:tc>
+          <w:tcPr>
+            <w:tcW w:type="dxa" w:w="2448"/>
+          </w:tcPr>
+          <w:p>
+            <w:pPr>
+              <w:jc w:val="left"/>
+            </w:pPr>
+            <w:r/>
+            <w:r>
+              <w:rPr>
+                <w:rFonts w:ascii="Calibri" w:hAnsi="Calibri"/>
+                <w:sz w:val="20"/>
+              </w:rPr>
+              <w:t>MLP</w:t>
+            </w:r>
+          </w:p>
+        </w:tc>
+        <w:tc>
+          <w:tcPr>
+            <w:tcW w:type="dxa" w:w="1368"/>
+          </w:tcPr>
+          <w:p>
+            <w:pPr>
+              <w:jc w:val="center"/>
+            </w:pPr>
+            <w:r/>
+            <w:r>
+              <w:rPr>
+                <w:rFonts w:ascii="Calibri" w:hAnsi="Calibri"/>
+                <w:sz w:val="20"/>
+              </w:rPr>
+              <w:t>83.3%</w:t>
+            </w:r>
+          </w:p>
+        </w:tc>
+        <w:tc>
+          <w:tcPr>
+            <w:tcW w:type="dxa" w:w="1368"/>
+          </w:tcPr>
+          <w:p>
+            <w:pPr>
+              <w:jc w:val="center"/>
+            </w:pPr>
+            <w:r/>
+            <w:r>
+              <w:rPr>
+                <w:rFonts w:ascii="Calibri" w:hAnsi="Calibri"/>
+                <w:sz w:val="20"/>
+              </w:rPr>
+              <w:t>86.0%</w:t>
+            </w:r>
+          </w:p>
+        </w:tc>
+        <w:tc>
+          <w:tcPr>
+            <w:tcW w:type="dxa" w:w="1296"/>
+          </w:tcPr>
+          <w:p>
+            <w:pPr>
+              <w:jc w:val="center"/>
+            </w:pPr>
+            <w:r/>
+            <w:r>
+              <w:rPr>
+                <w:rFonts w:ascii="Calibri" w:hAnsi="Calibri"/>
+                <w:sz w:val="20"/>
+              </w:rPr>
+              <w:t>83.3%</w:t>
+            </w:r>
+          </w:p>
+        </w:tc>
+        <w:tc>
+          <w:tcPr>
+            <w:tcW w:type="dxa" w:w="1368"/>
+          </w:tcPr>
+          <w:p>
+            <w:pPr>
+              <w:jc w:val="center"/>
+            </w:pPr>
+            <w:r/>
+            <w:r>
+              <w:rPr>
+                <w:rFonts w:ascii="Calibri" w:hAnsi="Calibri"/>
+                <w:sz w:val="20"/>
+              </w:rPr>
+              <w:t>82.3%</w:t>
+            </w:r>
+          </w:p>
+        </w:tc>
+        <w:tc>
+          <w:tcPr>
+            <w:tcW w:type="dxa" w:w="1080"/>
+          </w:tcPr>
+          <w:p>
+            <w:pPr>
+              <w:jc w:val="center"/>
+            </w:pPr>
+            <w:r/>
+            <w:r>
+              <w:rPr>
+                <w:rFonts w:ascii="Calibri" w:hAnsi="Calibri"/>
+                <w:sz w:val="20"/>
+              </w:rPr>
+              <w:t>± 9.8</w:t>
+            </w:r>
+          </w:p>
+        </w:tc>
+      </w:tr>
+      <w:tr>
+        <w:tc>
+          <w:tcPr>
+            <w:tcW w:type="dxa" w:w="2448"/>
+            <w:shd w:val="clear" w:fill="F2F2F2"/>
+          </w:tcPr>
+          <w:p>
+            <w:pPr>
+              <w:jc w:val="left"/>
+            </w:pPr>
+            <w:r/>
+            <w:r>
+              <w:rPr>
+                <w:rFonts w:ascii="Calibri" w:hAnsi="Calibri"/>
+                <w:sz w:val="20"/>
+              </w:rPr>
+              <w:t>SVM</w:t>
+            </w:r>
+          </w:p>
+        </w:tc>
+        <w:tc>
+          <w:tcPr>
+            <w:tcW w:type="dxa" w:w="1368"/>
+            <w:shd w:val="clear" w:fill="F2F2F2"/>
+          </w:tcPr>
+          <w:p>
+            <w:pPr>
+              <w:jc w:val="center"/>
+            </w:pPr>
+            <w:r/>
+            <w:r>
+              <w:rPr>
+                <w:rFonts w:ascii="Calibri" w:hAnsi="Calibri"/>
+                <w:sz w:val="20"/>
+              </w:rPr>
+              <w:t>79.2%</w:t>
+            </w:r>
+          </w:p>
+        </w:tc>
+        <w:tc>
+          <w:tcPr>
+            <w:tcW w:type="dxa" w:w="1368"/>
+            <w:shd w:val="clear" w:fill="F2F2F2"/>
+          </w:tcPr>
+          <w:p>
+            <w:pPr>
+              <w:jc w:val="center"/>
+            </w:pPr>
+            <w:r/>
+            <w:r>
+              <w:rPr>
+                <w:rFonts w:ascii="Calibri" w:hAnsi="Calibri"/>
+                <w:sz w:val="20"/>
+              </w:rPr>
+              <w:t>86.2%</w:t>
+            </w:r>
+          </w:p>
+        </w:tc>
+        <w:tc>
+          <w:tcPr>
+            <w:tcW w:type="dxa" w:w="1296"/>
+            <w:shd w:val="clear" w:fill="F2F2F2"/>
+          </w:tcPr>
+          <w:p>
+            <w:pPr>
+              <w:jc w:val="center"/>
+            </w:pPr>
+            <w:r/>
+            <w:r>
+              <w:rPr>
+                <w:rFonts w:ascii="Calibri" w:hAnsi="Calibri"/>
+                <w:sz w:val="20"/>
+              </w:rPr>
+              <w:t>79.2%</w:t>
+            </w:r>
+          </w:p>
+        </w:tc>
+        <w:tc>
+          <w:tcPr>
+            <w:tcW w:type="dxa" w:w="1368"/>
+            <w:shd w:val="clear" w:fill="F2F2F2"/>
+          </w:tcPr>
+          <w:p>
+            <w:pPr>
+              <w:jc w:val="center"/>
+            </w:pPr>
+            <w:r/>
+            <w:r>
+              <w:rPr>
+                <w:rFonts w:ascii="Calibri" w:hAnsi="Calibri"/>
+                <w:sz w:val="20"/>
+              </w:rPr>
+              <w:t>78.9%</w:t>
+            </w:r>
+          </w:p>
+        </w:tc>
+        <w:tc>
+          <w:tcPr>
+            <w:tcW w:type="dxa" w:w="1080"/>
+            <w:shd w:val="clear" w:fill="F2F2F2"/>
+          </w:tcPr>
+          <w:p>
+            <w:pPr>
+              <w:jc w:val="center"/>
+            </w:pPr>
+            <w:r/>
+            <w:r>
+              <w:rPr>
+                <w:rFonts w:ascii="Calibri" w:hAnsi="Calibri"/>
+                <w:sz w:val="20"/>
+              </w:rPr>
+              <w:t>± 7.6</w:t>
+            </w:r>
+          </w:p>
+        </w:tc>
+      </w:tr>
+      <w:tr>
+        <w:tc>
+          <w:tcPr>
+            <w:tcW w:type="dxa" w:w="2448"/>
+          </w:tcPr>
+          <w:p>
+            <w:pPr>
+              <w:jc w:val="left"/>
+            </w:pPr>
+            <w:r/>
+            <w:r>
+              <w:rPr>
+                <w:rFonts w:ascii="Calibri" w:hAnsi="Calibri"/>
+                <w:sz w:val="20"/>
+              </w:rPr>
+              <w:t>Decision Tree</w:t>
+            </w:r>
+          </w:p>
+        </w:tc>
+        <w:tc>
+          <w:tcPr>
+            <w:tcW w:type="dxa" w:w="1368"/>
+          </w:tcPr>
+          <w:p>
+            <w:pPr>
+              <w:jc w:val="center"/>
+            </w:pPr>
+            <w:r/>
+            <w:r>
+              <w:rPr>
+                <w:rFonts w:ascii="Calibri" w:hAnsi="Calibri"/>
+                <w:sz w:val="20"/>
+              </w:rPr>
+              <w:t>72.6%</w:t>
+            </w:r>
+          </w:p>
+        </w:tc>
+        <w:tc>
+          <w:tcPr>
+            <w:tcW w:type="dxa" w:w="1368"/>
+          </w:tcPr>
+          <w:p>
+            <w:pPr>
+              <w:jc w:val="center"/>
+            </w:pPr>
+            <w:r/>
+            <w:r>
+              <w:rPr>
+                <w:rFonts w:ascii="Calibri" w:hAnsi="Calibri"/>
+                <w:sz w:val="20"/>
+              </w:rPr>
+              <w:t>75.4%</w:t>
+            </w:r>
+          </w:p>
+        </w:tc>
+        <w:tc>
+          <w:tcPr>
+            <w:tcW w:type="dxa" w:w="1296"/>
+          </w:tcPr>
+          <w:p>
+            <w:pPr>
+              <w:jc w:val="center"/>
+            </w:pPr>
+            <w:r/>
+            <w:r>
+              <w:rPr>
+                <w:rFonts w:ascii="Calibri" w:hAnsi="Calibri"/>
+                <w:sz w:val="20"/>
+              </w:rPr>
+              <w:t>72.6%</w:t>
+            </w:r>
+          </w:p>
+        </w:tc>
+        <w:tc>
+          <w:tcPr>
+            <w:tcW w:type="dxa" w:w="1368"/>
+          </w:tcPr>
+          <w:p>
+            <w:pPr>
+              <w:jc w:val="center"/>
+            </w:pPr>
+            <w:r/>
+            <w:r>
+              <w:rPr>
+                <w:rFonts w:ascii="Calibri" w:hAnsi="Calibri"/>
+                <w:sz w:val="20"/>
+              </w:rPr>
+              <w:t>70.2%</w:t>
+            </w:r>
+          </w:p>
+        </w:tc>
+        <w:tc>
+          <w:tcPr>
+            <w:tcW w:type="dxa" w:w="1080"/>
+          </w:tcPr>
+          <w:p>
+            <w:pPr>
+              <w:jc w:val="center"/>
+            </w:pPr>
+            <w:r/>
+            <w:r>
+              <w:rPr>
+                <w:rFonts w:ascii="Calibri" w:hAnsi="Calibri"/>
+                <w:sz w:val="20"/>
+              </w:rPr>
+              <w:t>± 5.9</w:t>
+            </w:r>
+          </w:p>
+        </w:tc>
+      </w:tr>
+      <w:tr>
+        <w:tc>
+          <w:tcPr>
+            <w:tcW w:type="dxa" w:w="2448"/>
+            <w:shd w:val="clear" w:fill="F2F2F2"/>
+          </w:tcPr>
+          <w:p>
+            <w:pPr>
+              <w:jc w:val="left"/>
+            </w:pPr>
+            <w:r/>
+            <w:r>
+              <w:rPr>
+                <w:rFonts w:ascii="Calibri" w:hAnsi="Calibri"/>
+                <w:sz w:val="20"/>
+              </w:rPr>
+              <w:t>Gradient Boosting</w:t>
+            </w:r>
+          </w:p>
+        </w:tc>
+        <w:tc>
+          <w:tcPr>
+            <w:tcW w:type="dxa" w:w="1368"/>
+            <w:shd w:val="clear" w:fill="F2F2F2"/>
+          </w:tcPr>
+          <w:p>
+            <w:pPr>
+              <w:jc w:val="center"/>
+            </w:pPr>
+            <w:r/>
+            <w:r>
+              <w:rPr>
+                <w:rFonts w:ascii="Calibri" w:hAnsi="Calibri"/>
+                <w:sz w:val="20"/>
+              </w:rPr>
+              <w:t>67.3%</w:t>
+            </w:r>
+          </w:p>
+        </w:tc>
+        <w:tc>
+          <w:tcPr>
+            <w:tcW w:type="dxa" w:w="1368"/>
+            <w:shd w:val="clear" w:fill="F2F2F2"/>
+          </w:tcPr>
+          <w:p>
+            <w:pPr>
+              <w:jc w:val="center"/>
+            </w:pPr>
+            <w:r/>
+            <w:r>
+              <w:rPr>
+                <w:rFonts w:ascii="Calibri" w:hAnsi="Calibri"/>
+                <w:sz w:val="20"/>
+              </w:rPr>
+              <w:t>75.5%</w:t>
+            </w:r>
+          </w:p>
+        </w:tc>
+        <w:tc>
+          <w:tcPr>
+            <w:tcW w:type="dxa" w:w="1296"/>
+            <w:shd w:val="clear" w:fill="F2F2F2"/>
+          </w:tcPr>
+          <w:p>
+            <w:pPr>
+              <w:jc w:val="center"/>
+            </w:pPr>
+            <w:r/>
+            <w:r>
+              <w:rPr>
+                <w:rFonts w:ascii="Calibri" w:hAnsi="Calibri"/>
+                <w:sz w:val="20"/>
+              </w:rPr>
+              <w:t>67.3%</w:t>
+            </w:r>
+          </w:p>
+        </w:tc>
+        <w:tc>
+          <w:tcPr>
+            <w:tcW w:type="dxa" w:w="1368"/>
+            <w:shd w:val="clear" w:fill="F2F2F2"/>
+          </w:tcPr>
+          <w:p>
+            <w:pPr>
+              <w:jc w:val="center"/>
+            </w:pPr>
+            <w:r/>
+            <w:r>
+              <w:rPr>
+                <w:rFonts w:ascii="Calibri" w:hAnsi="Calibri"/>
+                <w:sz w:val="20"/>
+              </w:rPr>
+              <w:t>67.1%</w:t>
+            </w:r>
+          </w:p>
+        </w:tc>
+        <w:tc>
+          <w:tcPr>
+            <w:tcW w:type="dxa" w:w="1080"/>
+            <w:shd w:val="clear" w:fill="F2F2F2"/>
+          </w:tcPr>
+          <w:p>
+            <w:pPr>
+              <w:jc w:val="center"/>
+            </w:pPr>
+            <w:r/>
+            <w:r>
+              <w:rPr>
+                <w:rFonts w:ascii="Calibri" w:hAnsi="Calibri"/>
+                <w:sz w:val="20"/>
+              </w:rPr>
+              <w:t>± 9.8</w:t>
+            </w:r>
+          </w:p>
+        </w:tc>
+      </w:tr>
+      <w:tr>
+        <w:tc>
+          <w:tcPr>
+            <w:tcW w:type="dxa" w:w="2448"/>
+          </w:tcPr>
+          <w:p>
+            <w:pPr>
+              <w:jc w:val="left"/>
+            </w:pPr>
+            <w:r/>
+            <w:r>
+              <w:rPr>
+                <w:rFonts w:ascii="Calibri" w:hAnsi="Calibri"/>
+                <w:sz w:val="20"/>
+              </w:rPr>
+              <w:t>k-NN</w:t>
+            </w:r>
+          </w:p>
+        </w:tc>
+        <w:tc>
+          <w:tcPr>
+            <w:tcW w:type="dxa" w:w="1368"/>
+          </w:tcPr>
+          <w:p>
+            <w:pPr>
+              <w:jc w:val="center"/>
+            </w:pPr>
+            <w:r/>
+            <w:r>
+              <w:rPr>
+                <w:rFonts w:ascii="Calibri" w:hAnsi="Calibri"/>
+                <w:sz w:val="20"/>
+              </w:rPr>
+              <w:t>51.2%</w:t>
+            </w:r>
+          </w:p>
+        </w:tc>
+        <w:tc>
+          <w:tcPr>
+            <w:tcW w:type="dxa" w:w="1368"/>
+          </w:tcPr>
+          <w:p>
+            <w:pPr>
+              <w:jc w:val="center"/>
+            </w:pPr>
+            <w:r/>
+            <w:r>
+              <w:rPr>
+                <w:rFonts w:ascii="Calibri" w:hAnsi="Calibri"/>
+                <w:sz w:val="20"/>
+              </w:rPr>
+              <w:t>49.8%</w:t>
+            </w:r>
+          </w:p>
+        </w:tc>
+        <w:tc>
+          <w:tcPr>
+            <w:tcW w:type="dxa" w:w="1296"/>
+          </w:tcPr>
+          <w:p>
+            <w:pPr>
+              <w:jc w:val="center"/>
+            </w:pPr>
+            <w:r/>
+            <w:r>
+              <w:rPr>
+                <w:rFonts w:ascii="Calibri" w:hAnsi="Calibri"/>
+                <w:sz w:val="20"/>
+              </w:rPr>
+              <w:t>51.2%</w:t>
+            </w:r>
+          </w:p>
+        </w:tc>
+        <w:tc>
+          <w:tcPr>
+            <w:tcW w:type="dxa" w:w="1368"/>
+          </w:tcPr>
+          <w:p>
+            <w:pPr>
+              <w:jc w:val="center"/>
+            </w:pPr>
+            <w:r/>
+            <w:r>
+              <w:rPr>
+                <w:rFonts w:ascii="Calibri" w:hAnsi="Calibri"/>
+                <w:sz w:val="20"/>
+              </w:rPr>
+              <w:t>47.2%</w:t>
+            </w:r>
+          </w:p>
+        </w:tc>
+        <w:tc>
+          <w:tcPr>
+            <w:tcW w:type="dxa" w:w="1080"/>
+          </w:tcPr>
+          <w:p>
+            <w:pPr>
+              <w:jc w:val="center"/>
+            </w:pPr>
+            <w:r/>
+            <w:r>
+              <w:rPr>
+                <w:rFonts w:ascii="Calibri" w:hAnsi="Calibri"/>
+                <w:sz w:val="20"/>
+              </w:rPr>
+              <w:t>± 12.7</w:t>
+            </w:r>
+          </w:p>
+        </w:tc>
+      </w:tr>
+    </w:tbl>
+    <w:p>
+      <w:pPr>
+        <w:spacing w:after="120"/>
+      </w:pPr>
+      <w:r>
+        <w:rPr>
+          <w:rFonts w:ascii="Calibri" w:hAnsi="Calibri"/>
+          <w:b w:val="0"/>
+          <w:i w:val="0"/>
+          <w:sz w:val="22"/>
+        </w:rPr>
       </w:r>
     </w:p>
     <w:p>
@@ -392,7 +1530,7 @@
       <w:r>
         <w:drawing>
           <wp:inline xmlns:a="http://schemas.openxmlformats.org/drawingml/2006/main" xmlns:pic="http://schemas.openxmlformats.org/drawingml/2006/picture">
-            <wp:extent cx="6035040" cy="3084576"/>
+            <wp:extent cx="5852160" cy="2926080"/>
             <wp:docPr id="1" name="Picture 1"/>
             <wp:cNvGraphicFramePr>
               <a:graphicFrameLocks noChangeAspect="1"/>
@@ -401,7 +1539,7 @@
               <a:graphicData uri="http://schemas.openxmlformats.org/drawingml/2006/picture">
                 <pic:pic>
                   <pic:nvPicPr>
-                    <pic:cNvPr id="0" name="var_overview.png"/>
+                    <pic:cNvPr id="0" name="var_comparison.png"/>
                     <pic:cNvPicPr/>
                   </pic:nvPicPr>
                   <pic:blipFill>
@@ -413,7 +1551,7 @@
                   <pic:spPr>
                     <a:xfrm>
                       <a:off x="0" y="0"/>
-                      <a:ext cx="6035040" cy="3084576"/>
+                      <a:ext cx="5852160" cy="2926080"/>
                     </a:xfrm>
                     <a:prstGeom prst="rect"/>
                   </pic:spPr>
@@ -437,7 +1575,286 @@
           <w:color w:val="595959"/>
           <w:sz w:val="18"/>
         </w:rPr>
-        <w:t>Figure 1 — Every algorithm under familiar conditions (grey) and unseen conditions (blue). The grey bars are close together; the blue bars are not.</w:t>
+        <w:t>Figure 1 — macro-F1 by algorithm. Bars show the standard deviation across the 8 splits.</w:t>
+      </w:r>
+    </w:p>
+    <w:p>
+      <w:pPr>
+        <w:jc w:val="center"/>
+      </w:pPr>
+      <w:r>
+        <w:drawing>
+          <wp:inline xmlns:a="http://schemas.openxmlformats.org/drawingml/2006/main" xmlns:pic="http://schemas.openxmlformats.org/drawingml/2006/picture">
+            <wp:extent cx="5852160" cy="2721935"/>
+            <wp:docPr id="2" name="Picture 2"/>
+            <wp:cNvGraphicFramePr>
+              <a:graphicFrameLocks noChangeAspect="1"/>
+            </wp:cNvGraphicFramePr>
+            <a:graphic>
+              <a:graphicData uri="http://schemas.openxmlformats.org/drawingml/2006/picture">
+                <pic:pic>
+                  <pic:nvPicPr>
+                    <pic:cNvPr id="0" name="var_metrics.png"/>
+                    <pic:cNvPicPr/>
+                  </pic:nvPicPr>
+                  <pic:blipFill>
+                    <a:blip r:embed="rId10"/>
+                    <a:stretch>
+                      <a:fillRect/>
+                    </a:stretch>
+                  </pic:blipFill>
+                  <pic:spPr>
+                    <a:xfrm>
+                      <a:off x="0" y="0"/>
+                      <a:ext cx="5852160" cy="2721935"/>
+                    </a:xfrm>
+                    <a:prstGeom prst="rect"/>
+                  </pic:spPr>
+                </pic:pic>
+              </a:graphicData>
+            </a:graphic>
+          </wp:inline>
+        </w:drawing>
+      </w:r>
+    </w:p>
+    <w:p>
+      <w:pPr>
+        <w:spacing w:after="280"/>
+        <w:jc w:val="center"/>
+      </w:pPr>
+      <w:r>
+        <w:rPr>
+          <w:rFonts w:ascii="Calibri" w:hAnsi="Calibri"/>
+          <w:b w:val="0"/>
+          <w:i/>
+          <w:color w:val="595959"/>
+          <w:sz w:val="18"/>
+        </w:rPr>
+        <w:t>Figure 2 — precision, recall and macro-F1 side by side.</w:t>
+      </w:r>
+    </w:p>
+    <w:p>
+      <w:pPr>
+        <w:spacing w:after="120"/>
+      </w:pPr>
+      <w:r>
+        <w:rPr>
+          <w:rFonts w:ascii="Calibri" w:hAnsi="Calibri"/>
+          <w:b w:val="0"/>
+          <w:i w:val="0"/>
+          <w:sz w:val="22"/>
+        </w:rPr>
+        <w:t>LDA scores highest at 90.8% macro-F1, but the top group — LDA, Logistic Regression, Bagged Trees, Random Forest, MLP — sits within one standard deviation of each other. On 84 recordings that is a statistical tie: any of them is a defensible choice, and the ordering between them would likely change with more data.</w:t>
+      </w:r>
+    </w:p>
+    <w:p>
+      <w:pPr>
+        <w:spacing w:after="120"/>
+      </w:pPr>
+      <w:r>
+        <w:rPr>
+          <w:rFonts w:ascii="Calibri" w:hAnsi="Calibri"/>
+          <w:b w:val="0"/>
+          <w:i w:val="0"/>
+          <w:sz w:val="22"/>
+        </w:rPr>
+        <w:t>The genuine separation is between that leading group and the rest: the field spans 44 points from best to worst, and k-NN at 47.2% is far outside any margin of error.</w:t>
+      </w:r>
+    </w:p>
+    <w:p>
+      <w:pPr>
+        <w:spacing w:after="120"/>
+      </w:pPr>
+      <w:r>
+        <w:rPr>
+          <w:rFonts w:ascii="Calibri" w:hAnsi="Calibri"/>
+          <w:b w:val="0"/>
+          <w:i w:val="0"/>
+          <w:sz w:val="22"/>
+        </w:rPr>
+        <w:t>Precision and recall stay close together for the stronger algorithms, which means errors are spread across signs rather than one sign being systematically over-predicted.</w:t>
+      </w:r>
+    </w:p>
+    <w:p>
+      <w:pPr>
+        <w:pStyle w:val="Heading1"/>
+      </w:pPr>
+      <w:r>
+        <w:t>3. LDA in detail</w:t>
+      </w:r>
+    </w:p>
+    <w:p>
+      <w:pPr>
+        <w:jc w:val="center"/>
+      </w:pPr>
+      <w:r>
+        <w:drawing>
+          <wp:inline xmlns:a="http://schemas.openxmlformats.org/drawingml/2006/main" xmlns:pic="http://schemas.openxmlformats.org/drawingml/2006/picture">
+            <wp:extent cx="5486400" cy="2743200"/>
+            <wp:docPr id="3" name="Picture 3"/>
+            <wp:cNvGraphicFramePr>
+              <a:graphicFrameLocks noChangeAspect="1"/>
+            </wp:cNvGraphicFramePr>
+            <a:graphic>
+              <a:graphicData uri="http://schemas.openxmlformats.org/drawingml/2006/picture">
+                <pic:pic>
+                  <pic:nvPicPr>
+                    <pic:cNvPr id="0" name="var_per_sign.png"/>
+                    <pic:cNvPicPr/>
+                  </pic:nvPicPr>
+                  <pic:blipFill>
+                    <a:blip r:embed="rId11"/>
+                    <a:stretch>
+                      <a:fillRect/>
+                    </a:stretch>
+                  </pic:blipFill>
+                  <pic:spPr>
+                    <a:xfrm>
+                      <a:off x="0" y="0"/>
+                      <a:ext cx="5486400" cy="2743200"/>
+                    </a:xfrm>
+                    <a:prstGeom prst="rect"/>
+                  </pic:spPr>
+                </pic:pic>
+              </a:graphicData>
+            </a:graphic>
+          </wp:inline>
+        </w:drawing>
+      </w:r>
+    </w:p>
+    <w:p>
+      <w:pPr>
+        <w:spacing w:after="280"/>
+        <w:jc w:val="center"/>
+      </w:pPr>
+      <w:r>
+        <w:rPr>
+          <w:rFonts w:ascii="Calibri" w:hAnsi="Calibri"/>
+          <w:b w:val="0"/>
+          <w:i/>
+          <w:color w:val="595959"/>
+          <w:sz w:val="18"/>
+        </w:rPr>
+        <w:t>Figure 3 — score per sign. Red marks signs below 70%.</w:t>
+      </w:r>
+    </w:p>
+    <w:p>
+      <w:pPr>
+        <w:spacing w:after="120"/>
+      </w:pPr>
+      <w:r>
+        <w:rPr>
+          <w:rFonts w:ascii="Calibri" w:hAnsi="Calibri"/>
+          <w:b w:val="0"/>
+          <w:i w:val="0"/>
+          <w:sz w:val="22"/>
+        </w:rPr>
+        <w:t>No sign falls below 70% — performance is even across the set.</w:t>
+      </w:r>
+    </w:p>
+    <w:p>
+      <w:pPr>
+        <w:jc w:val="center"/>
+      </w:pPr>
+      <w:r>
+        <w:drawing>
+          <wp:inline xmlns:a="http://schemas.openxmlformats.org/drawingml/2006/main" xmlns:pic="http://schemas.openxmlformats.org/drawingml/2006/picture">
+            <wp:extent cx="4114800" cy="3566160"/>
+            <wp:docPr id="4" name="Picture 4"/>
+            <wp:cNvGraphicFramePr>
+              <a:graphicFrameLocks noChangeAspect="1"/>
+            </wp:cNvGraphicFramePr>
+            <a:graphic>
+              <a:graphicData uri="http://schemas.openxmlformats.org/drawingml/2006/picture">
+                <pic:pic>
+                  <pic:nvPicPr>
+                    <pic:cNvPr id="0" name="var_confusion.png"/>
+                    <pic:cNvPicPr/>
+                  </pic:nvPicPr>
+                  <pic:blipFill>
+                    <a:blip r:embed="rId12"/>
+                    <a:stretch>
+                      <a:fillRect/>
+                    </a:stretch>
+                  </pic:blipFill>
+                  <pic:spPr>
+                    <a:xfrm>
+                      <a:off x="0" y="0"/>
+                      <a:ext cx="4114800" cy="3566160"/>
+                    </a:xfrm>
+                    <a:prstGeom prst="rect"/>
+                  </pic:spPr>
+                </pic:pic>
+              </a:graphicData>
+            </a:graphic>
+          </wp:inline>
+        </w:drawing>
+      </w:r>
+    </w:p>
+    <w:p>
+      <w:pPr>
+        <w:spacing w:after="280"/>
+        <w:jc w:val="center"/>
+      </w:pPr>
+      <w:r>
+        <w:rPr>
+          <w:rFonts w:ascii="Calibri" w:hAnsi="Calibri"/>
+          <w:b w:val="0"/>
+          <w:i/>
+          <w:color w:val="595959"/>
+          <w:sz w:val="18"/>
+        </w:rPr>
+        <w:t>Figure 4 — confusion matrix. Rows are the true sign, columns the prediction; the diagonal is correct.</w:t>
+      </w:r>
+    </w:p>
+    <w:p>
+      <w:pPr>
+        <w:spacing w:after="120"/>
+      </w:pPr>
+      <w:r>
+        <w:rPr>
+          <w:rFonts w:ascii="Calibri" w:hAnsi="Calibri"/>
+          <w:b w:val="0"/>
+          <w:i w:val="0"/>
+          <w:sz w:val="22"/>
+        </w:rPr>
+        <w:t>The most frequent single mistake is ប៉ា predicted as ម៉ាក់ (5 times).</w:t>
+      </w:r>
+    </w:p>
+    <w:p>
+      <w:pPr>
+        <w:pStyle w:val="Heading1"/>
+      </w:pPr>
+      <w:r>
+        <w:t>4. Did the recording conditions matter?</w:t>
+      </w:r>
+    </w:p>
+    <w:p>
+      <w:pPr>
+        <w:spacing w:after="120"/>
+      </w:pPr>
+      <w:r>
+        <w:rPr>
+          <w:rFonts w:ascii="Calibri" w:hAnsi="Calibri"/>
+          <w:b w:val="0"/>
+          <w:i w:val="0"/>
+          <w:sz w:val="22"/>
+        </w:rPr>
+        <w:t>The recordings were made on a deliberate grid: each sign was performed under two lighting levels, at two distances from the camera and in three standing positions. That lets us ask whether those choices affect recognition at all.</w:t>
+      </w:r>
+    </w:p>
+    <w:p>
+      <w:pPr>
+        <w:spacing w:after="120"/>
+      </w:pPr>
+      <w:r>
+        <w:rPr>
+          <w:rFonts w:ascii="Calibri" w:hAnsi="Calibri"/>
+          <w:b w:val="0"/>
+          <w:i w:val="0"/>
+          <w:sz w:val="22"/>
+        </w:rPr>
+        <w:t>To test it, the model was trained on one setting and tested on the other — for example trained only on brightly lit takes and tested only on dim ones. If a setting made no difference, the score would stay near the 91% baseline from Section 2.</w:t>
       </w:r>
     </w:p>
     <w:tbl>
@@ -448,16 +1865,15 @@
         <w:tblLook w:firstColumn="1" w:firstRow="1" w:lastColumn="0" w:lastRow="0" w:noHBand="0" w:noVBand="1" w:val="04A0"/>
       </w:tblPr>
       <w:tblGrid>
-        <w:gridCol w:w="1930"/>
-        <w:gridCol w:w="1930"/>
-        <w:gridCol w:w="1930"/>
-        <w:gridCol w:w="1930"/>
-        <w:gridCol w:w="1930"/>
+        <w:gridCol w:w="2412"/>
+        <w:gridCol w:w="2412"/>
+        <w:gridCol w:w="2412"/>
+        <w:gridCol w:w="2412"/>
       </w:tblGrid>
       <w:tr>
         <w:tc>
           <w:tcPr>
-            <w:tcW w:type="dxa" w:w="2736"/>
+            <w:tcW w:type="dxa" w:w="2304"/>
             <w:shd w:val="clear" w:fill="D9E2F3"/>
           </w:tcPr>
           <w:p>
@@ -471,47 +1887,7 @@
                 <w:b/>
                 <w:sz w:val="20"/>
               </w:rPr>
-              <w:t>Algorithm</w:t>
-            </w:r>
-          </w:p>
-        </w:tc>
-        <w:tc>
-          <w:tcPr>
-            <w:tcW w:type="dxa" w:w="1440"/>
-            <w:shd w:val="clear" w:fill="D9E2F3"/>
-          </w:tcPr>
-          <w:p>
-            <w:pPr>
-              <w:jc w:val="center"/>
-            </w:pPr>
-            <w:r/>
-            <w:r>
-              <w:rPr>
-                <w:rFonts w:ascii="Calibri" w:hAnsi="Calibri"/>
-                <w:b/>
-                <w:sz w:val="20"/>
-              </w:rPr>
-              <w:t>Accuracy</w:t>
-            </w:r>
-          </w:p>
-        </w:tc>
-        <w:tc>
-          <w:tcPr>
-            <w:tcW w:type="dxa" w:w="1440"/>
-            <w:shd w:val="clear" w:fill="D9E2F3"/>
-          </w:tcPr>
-          <w:p>
-            <w:pPr>
-              <w:jc w:val="center"/>
-            </w:pPr>
-            <w:r/>
-            <w:r>
-              <w:rPr>
-                <w:rFonts w:ascii="Calibri" w:hAnsi="Calibri"/>
-                <w:b/>
-                <w:sz w:val="20"/>
-              </w:rPr>
-              <w:t>Macro-F1</w:t>
+              <w:t>Trained on</w:t>
             </w:r>
           </w:p>
         </w:tc>
@@ -531,13 +1907,13 @@
                 <w:b/>
                 <w:sz w:val="20"/>
               </w:rPr>
-              <w:t>Unseen conditions</w:t>
+              <w:t>Tested on</w:t>
             </w:r>
           </w:p>
         </w:tc>
         <w:tc>
           <w:tcPr>
-            <w:tcW w:type="dxa" w:w="1296"/>
+            <w:tcW w:type="dxa" w:w="1728"/>
             <w:shd w:val="clear" w:fill="D9E2F3"/>
           </w:tcPr>
           <w:p>
@@ -551,36 +1927,14 @@
                 <w:b/>
                 <w:sz w:val="20"/>
               </w:rPr>
-              <w:t>Drop</w:t>
-            </w:r>
-          </w:p>
-        </w:tc>
-      </w:tr>
-      <w:tr>
-        <w:tc>
-          <w:tcPr>
-            <w:tcW w:type="dxa" w:w="2736"/>
-            <w:shd w:val="clear" w:fill="FFF2CC"/>
-          </w:tcPr>
-          <w:p>
-            <w:pPr>
-              <w:jc w:val="left"/>
-            </w:pPr>
-            <w:r/>
-            <w:r>
-              <w:rPr>
-                <w:rFonts w:ascii="Calibri" w:hAnsi="Calibri"/>
-                <w:b/>
-                <w:sz w:val="20"/>
-              </w:rPr>
-              <w:t>Bagged Trees</w:t>
+              <w:t>macro-F1</w:t>
             </w:r>
           </w:p>
         </w:tc>
         <w:tc>
           <w:tcPr>
-            <w:tcW w:type="dxa" w:w="1440"/>
-            <w:shd w:val="clear" w:fill="FFF2CC"/>
+            <w:tcW w:type="dxa" w:w="1872"/>
+            <w:shd w:val="clear" w:fill="D9E2F3"/>
           </w:tcPr>
           <w:p>
             <w:pPr>
@@ -593,14 +1947,33 @@
                 <w:b/>
                 <w:sz w:val="20"/>
               </w:rPr>
-              <w:t>89.9%</w:t>
+              <w:t>vs baseline</w:t>
+            </w:r>
+          </w:p>
+        </w:tc>
+      </w:tr>
+      <w:tr>
+        <w:tc>
+          <w:tcPr>
+            <w:tcW w:type="dxa" w:w="2304"/>
+          </w:tcPr>
+          <w:p>
+            <w:pPr>
+              <w:jc w:val="left"/>
+            </w:pPr>
+            <w:r/>
+            <w:r>
+              <w:rPr>
+                <w:rFonts w:ascii="Calibri" w:hAnsi="Calibri"/>
+                <w:sz w:val="20"/>
+              </w:rPr>
+              <w:t>full light</w:t>
             </w:r>
           </w:p>
         </w:tc>
         <w:tc>
           <w:tcPr>
-            <w:tcW w:type="dxa" w:w="1440"/>
-            <w:shd w:val="clear" w:fill="FFF2CC"/>
+            <w:tcW w:type="dxa" w:w="2160"/>
           </w:tcPr>
           <w:p>
             <w:pPr>
@@ -610,17 +1983,15 @@
             <w:r>
               <w:rPr>
                 <w:rFonts w:ascii="Calibri" w:hAnsi="Calibri"/>
-                <w:b/>
                 <w:sz w:val="20"/>
               </w:rPr>
-              <w:t>89.7%</w:t>
+              <w:t>dim light</w:t>
             </w:r>
           </w:p>
         </w:tc>
         <w:tc>
           <w:tcPr>
-            <w:tcW w:type="dxa" w:w="2160"/>
-            <w:shd w:val="clear" w:fill="FFF2CC"/>
+            <w:tcW w:type="dxa" w:w="1728"/>
           </w:tcPr>
           <w:p>
             <w:pPr>
@@ -630,17 +2001,15 @@
             <w:r>
               <w:rPr>
                 <w:rFonts w:ascii="Calibri" w:hAnsi="Calibri"/>
-                <w:b/>
                 <w:sz w:val="20"/>
               </w:rPr>
-              <w:t>77.6%</w:t>
+              <w:t>23.4%</w:t>
             </w:r>
           </w:p>
         </w:tc>
         <w:tc>
           <w:tcPr>
-            <w:tcW w:type="dxa" w:w="1296"/>
-            <w:shd w:val="clear" w:fill="FFF2CC"/>
+            <w:tcW w:type="dxa" w:w="1872"/>
           </w:tcPr>
           <w:p>
             <w:pPr>
@@ -650,10 +2019,9 @@
             <w:r>
               <w:rPr>
                 <w:rFonts w:ascii="Calibri" w:hAnsi="Calibri"/>
-                <w:b/>
                 <w:sz w:val="20"/>
               </w:rPr>
-              <w:t>+12.1</w:t>
+              <w:t>-67.4</w:t>
             </w:r>
           </w:p>
         </w:tc>
@@ -661,7 +2029,7 @@
       <w:tr>
         <w:tc>
           <w:tcPr>
-            <w:tcW w:type="dxa" w:w="2736"/>
+            <w:tcW w:type="dxa" w:w="2304"/>
             <w:shd w:val="clear" w:fill="F2F2F2"/>
           </w:tcPr>
           <w:p>
@@ -674,45 +2042,7 @@
                 <w:rFonts w:ascii="Calibri" w:hAnsi="Calibri"/>
                 <w:sz w:val="20"/>
               </w:rPr>
-              <w:t>Random Forest</w:t>
-            </w:r>
-          </w:p>
-        </w:tc>
-        <w:tc>
-          <w:tcPr>
-            <w:tcW w:type="dxa" w:w="1440"/>
-            <w:shd w:val="clear" w:fill="F2F2F2"/>
-          </w:tcPr>
-          <w:p>
-            <w:pPr>
-              <w:jc w:val="center"/>
-            </w:pPr>
-            <w:r/>
-            <w:r>
-              <w:rPr>
-                <w:rFonts w:ascii="Calibri" w:hAnsi="Calibri"/>
-                <w:sz w:val="20"/>
-              </w:rPr>
-              <w:t>88.7%</w:t>
-            </w:r>
-          </w:p>
-        </w:tc>
-        <w:tc>
-          <w:tcPr>
-            <w:tcW w:type="dxa" w:w="1440"/>
-            <w:shd w:val="clear" w:fill="F2F2F2"/>
-          </w:tcPr>
-          <w:p>
-            <w:pPr>
-              <w:jc w:val="center"/>
-            </w:pPr>
-            <w:r/>
-            <w:r>
-              <w:rPr>
-                <w:rFonts w:ascii="Calibri" w:hAnsi="Calibri"/>
-                <w:sz w:val="20"/>
-              </w:rPr>
-              <w:t>88.2%</w:t>
+              <w:t>near</w:t>
             </w:r>
           </w:p>
         </w:tc>
@@ -731,13 +2061,13 @@
                 <w:rFonts w:ascii="Calibri" w:hAnsi="Calibri"/>
                 <w:sz w:val="20"/>
               </w:rPr>
-              <w:t>76.8%</w:t>
+              <w:t>far</w:t>
             </w:r>
           </w:p>
         </w:tc>
         <w:tc>
           <w:tcPr>
-            <w:tcW w:type="dxa" w:w="1296"/>
+            <w:tcW w:type="dxa" w:w="1728"/>
             <w:shd w:val="clear" w:fill="F2F2F2"/>
           </w:tcPr>
           <w:p>
@@ -750,7 +2080,26 @@
                 <w:rFonts w:ascii="Calibri" w:hAnsi="Calibri"/>
                 <w:sz w:val="20"/>
               </w:rPr>
-              <w:t>+11.4</w:t>
+              <w:t>77.1%</w:t>
+            </w:r>
+          </w:p>
+        </w:tc>
+        <w:tc>
+          <w:tcPr>
+            <w:tcW w:type="dxa" w:w="1872"/>
+            <w:shd w:val="clear" w:fill="F2F2F2"/>
+          </w:tcPr>
+          <w:p>
+            <w:pPr>
+              <w:jc w:val="center"/>
+            </w:pPr>
+            <w:r/>
+            <w:r>
+              <w:rPr>
+                <w:rFonts w:ascii="Calibri" w:hAnsi="Calibri"/>
+                <w:sz w:val="20"/>
+              </w:rPr>
+              <w:t>-13.7</w:t>
             </w:r>
           </w:p>
         </w:tc>
@@ -758,7 +2107,7 @@
       <w:tr>
         <w:tc>
           <w:tcPr>
-            <w:tcW w:type="dxa" w:w="2736"/>
+            <w:tcW w:type="dxa" w:w="2304"/>
           </w:tcPr>
           <w:p>
             <w:pPr>
@@ -770,43 +2119,7 @@
                 <w:rFonts w:ascii="Calibri" w:hAnsi="Calibri"/>
                 <w:sz w:val="20"/>
               </w:rPr>
-              <w:t>Decision Tree</w:t>
-            </w:r>
-          </w:p>
-        </w:tc>
-        <w:tc>
-          <w:tcPr>
-            <w:tcW w:type="dxa" w:w="1440"/>
-          </w:tcPr>
-          <w:p>
-            <w:pPr>
-              <w:jc w:val="center"/>
-            </w:pPr>
-            <w:r/>
-            <w:r>
-              <w:rPr>
-                <w:rFonts w:ascii="Calibri" w:hAnsi="Calibri"/>
-                <w:sz w:val="20"/>
-              </w:rPr>
-              <w:t>72.6%</w:t>
-            </w:r>
-          </w:p>
-        </w:tc>
-        <w:tc>
-          <w:tcPr>
-            <w:tcW w:type="dxa" w:w="1440"/>
-          </w:tcPr>
-          <w:p>
-            <w:pPr>
-              <w:jc w:val="center"/>
-            </w:pPr>
-            <w:r/>
-            <w:r>
-              <w:rPr>
-                <w:rFonts w:ascii="Calibri" w:hAnsi="Calibri"/>
-                <w:sz w:val="20"/>
-              </w:rPr>
-              <w:t>70.2%</w:t>
+              <w:t>middle/left</w:t>
             </w:r>
           </w:p>
         </w:tc>
@@ -824,355 +2137,13 @@
                 <w:rFonts w:ascii="Calibri" w:hAnsi="Calibri"/>
                 <w:sz w:val="20"/>
               </w:rPr>
-              <w:t>73.2%</w:t>
+              <w:t>right</w:t>
             </w:r>
           </w:p>
         </w:tc>
         <w:tc>
           <w:tcPr>
-            <w:tcW w:type="dxa" w:w="1296"/>
-          </w:tcPr>
-          <w:p>
-            <w:pPr>
-              <w:jc w:val="center"/>
-            </w:pPr>
-            <w:r/>
-            <w:r>
-              <w:rPr>
-                <w:rFonts w:ascii="Calibri" w:hAnsi="Calibri"/>
-                <w:sz w:val="20"/>
-              </w:rPr>
-              <w:t>-3.0</w:t>
-            </w:r>
-          </w:p>
-        </w:tc>
-      </w:tr>
-      <w:tr>
-        <w:tc>
-          <w:tcPr>
-            <w:tcW w:type="dxa" w:w="2736"/>
-            <w:shd w:val="clear" w:fill="F2F2F2"/>
-          </w:tcPr>
-          <w:p>
-            <w:pPr>
-              <w:jc w:val="left"/>
-            </w:pPr>
-            <w:r/>
-            <w:r>
-              <w:rPr>
-                <w:rFonts w:ascii="Calibri" w:hAnsi="Calibri"/>
-                <w:sz w:val="20"/>
-              </w:rPr>
-              <w:t>LDA</w:t>
-            </w:r>
-          </w:p>
-        </w:tc>
-        <w:tc>
-          <w:tcPr>
-            <w:tcW w:type="dxa" w:w="1440"/>
-            <w:shd w:val="clear" w:fill="F2F2F2"/>
-          </w:tcPr>
-          <w:p>
-            <w:pPr>
-              <w:jc w:val="center"/>
-            </w:pPr>
-            <w:r/>
-            <w:r>
-              <w:rPr>
-                <w:rFonts w:ascii="Calibri" w:hAnsi="Calibri"/>
-                <w:sz w:val="20"/>
-              </w:rPr>
-              <w:t>91.1%</w:t>
-            </w:r>
-          </w:p>
-        </w:tc>
-        <w:tc>
-          <w:tcPr>
-            <w:tcW w:type="dxa" w:w="1440"/>
-            <w:shd w:val="clear" w:fill="F2F2F2"/>
-          </w:tcPr>
-          <w:p>
-            <w:pPr>
-              <w:jc w:val="center"/>
-            </w:pPr>
-            <w:r/>
-            <w:r>
-              <w:rPr>
-                <w:rFonts w:ascii="Calibri" w:hAnsi="Calibri"/>
-                <w:sz w:val="20"/>
-              </w:rPr>
-              <w:t>90.8%</w:t>
-            </w:r>
-          </w:p>
-        </w:tc>
-        <w:tc>
-          <w:tcPr>
-            <w:tcW w:type="dxa" w:w="2160"/>
-            <w:shd w:val="clear" w:fill="F2F2F2"/>
-          </w:tcPr>
-          <w:p>
-            <w:pPr>
-              <w:jc w:val="center"/>
-            </w:pPr>
-            <w:r/>
-            <w:r>
-              <w:rPr>
-                <w:rFonts w:ascii="Calibri" w:hAnsi="Calibri"/>
-                <w:sz w:val="20"/>
-              </w:rPr>
-              <w:t>60.9%</w:t>
-            </w:r>
-          </w:p>
-        </w:tc>
-        <w:tc>
-          <w:tcPr>
-            <w:tcW w:type="dxa" w:w="1296"/>
-            <w:shd w:val="clear" w:fill="F2F2F2"/>
-          </w:tcPr>
-          <w:p>
-            <w:pPr>
-              <w:jc w:val="center"/>
-            </w:pPr>
-            <w:r/>
-            <w:r>
-              <w:rPr>
-                <w:rFonts w:ascii="Calibri" w:hAnsi="Calibri"/>
-                <w:sz w:val="20"/>
-              </w:rPr>
-              <w:t>+29.9</w:t>
-            </w:r>
-          </w:p>
-        </w:tc>
-      </w:tr>
-      <w:tr>
-        <w:tc>
-          <w:tcPr>
-            <w:tcW w:type="dxa" w:w="2736"/>
-          </w:tcPr>
-          <w:p>
-            <w:pPr>
-              <w:jc w:val="left"/>
-            </w:pPr>
-            <w:r/>
-            <w:r>
-              <w:rPr>
-                <w:rFonts w:ascii="Calibri" w:hAnsi="Calibri"/>
-                <w:sz w:val="20"/>
-              </w:rPr>
-              <w:t>Gradient Boosting</w:t>
-            </w:r>
-          </w:p>
-        </w:tc>
-        <w:tc>
-          <w:tcPr>
-            <w:tcW w:type="dxa" w:w="1440"/>
-          </w:tcPr>
-          <w:p>
-            <w:pPr>
-              <w:jc w:val="center"/>
-            </w:pPr>
-            <w:r/>
-            <w:r>
-              <w:rPr>
-                <w:rFonts w:ascii="Calibri" w:hAnsi="Calibri"/>
-                <w:sz w:val="20"/>
-              </w:rPr>
-              <w:t>67.3%</w:t>
-            </w:r>
-          </w:p>
-        </w:tc>
-        <w:tc>
-          <w:tcPr>
-            <w:tcW w:type="dxa" w:w="1440"/>
-          </w:tcPr>
-          <w:p>
-            <w:pPr>
-              <w:jc w:val="center"/>
-            </w:pPr>
-            <w:r/>
-            <w:r>
-              <w:rPr>
-                <w:rFonts w:ascii="Calibri" w:hAnsi="Calibri"/>
-                <w:sz w:val="20"/>
-              </w:rPr>
-              <w:t>67.1%</w:t>
-            </w:r>
-          </w:p>
-        </w:tc>
-        <w:tc>
-          <w:tcPr>
-            <w:tcW w:type="dxa" w:w="2160"/>
-          </w:tcPr>
-          <w:p>
-            <w:pPr>
-              <w:jc w:val="center"/>
-            </w:pPr>
-            <w:r/>
-            <w:r>
-              <w:rPr>
-                <w:rFonts w:ascii="Calibri" w:hAnsi="Calibri"/>
-                <w:sz w:val="20"/>
-              </w:rPr>
-              <w:t>59.1%</w:t>
-            </w:r>
-          </w:p>
-        </w:tc>
-        <w:tc>
-          <w:tcPr>
-            <w:tcW w:type="dxa" w:w="1296"/>
-          </w:tcPr>
-          <w:p>
-            <w:pPr>
-              <w:jc w:val="center"/>
-            </w:pPr>
-            <w:r/>
-            <w:r>
-              <w:rPr>
-                <w:rFonts w:ascii="Calibri" w:hAnsi="Calibri"/>
-                <w:sz w:val="20"/>
-              </w:rPr>
-              <w:t>+8.0</w:t>
-            </w:r>
-          </w:p>
-        </w:tc>
-      </w:tr>
-      <w:tr>
-        <w:tc>
-          <w:tcPr>
-            <w:tcW w:type="dxa" w:w="2736"/>
-            <w:shd w:val="clear" w:fill="F2F2F2"/>
-          </w:tcPr>
-          <w:p>
-            <w:pPr>
-              <w:jc w:val="left"/>
-            </w:pPr>
-            <w:r/>
-            <w:r>
-              <w:rPr>
-                <w:rFonts w:ascii="Calibri" w:hAnsi="Calibri"/>
-                <w:sz w:val="20"/>
-              </w:rPr>
-              <w:t>Logistic Regression</w:t>
-            </w:r>
-          </w:p>
-        </w:tc>
-        <w:tc>
-          <w:tcPr>
-            <w:tcW w:type="dxa" w:w="1440"/>
-            <w:shd w:val="clear" w:fill="F2F2F2"/>
-          </w:tcPr>
-          <w:p>
-            <w:pPr>
-              <w:jc w:val="center"/>
-            </w:pPr>
-            <w:r/>
-            <w:r>
-              <w:rPr>
-                <w:rFonts w:ascii="Calibri" w:hAnsi="Calibri"/>
-                <w:sz w:val="20"/>
-              </w:rPr>
-              <w:t>91.1%</w:t>
-            </w:r>
-          </w:p>
-        </w:tc>
-        <w:tc>
-          <w:tcPr>
-            <w:tcW w:type="dxa" w:w="1440"/>
-            <w:shd w:val="clear" w:fill="F2F2F2"/>
-          </w:tcPr>
-          <w:p>
-            <w:pPr>
-              <w:jc w:val="center"/>
-            </w:pPr>
-            <w:r/>
-            <w:r>
-              <w:rPr>
-                <w:rFonts w:ascii="Calibri" w:hAnsi="Calibri"/>
-                <w:sz w:val="20"/>
-              </w:rPr>
-              <w:t>90.2%</w:t>
-            </w:r>
-          </w:p>
-        </w:tc>
-        <w:tc>
-          <w:tcPr>
-            <w:tcW w:type="dxa" w:w="2160"/>
-            <w:shd w:val="clear" w:fill="F2F2F2"/>
-          </w:tcPr>
-          <w:p>
-            <w:pPr>
-              <w:jc w:val="center"/>
-            </w:pPr>
-            <w:r/>
-            <w:r>
-              <w:rPr>
-                <w:rFonts w:ascii="Calibri" w:hAnsi="Calibri"/>
-                <w:sz w:val="20"/>
-              </w:rPr>
-              <w:t>55.9%</w:t>
-            </w:r>
-          </w:p>
-        </w:tc>
-        <w:tc>
-          <w:tcPr>
-            <w:tcW w:type="dxa" w:w="1296"/>
-            <w:shd w:val="clear" w:fill="F2F2F2"/>
-          </w:tcPr>
-          <w:p>
-            <w:pPr>
-              <w:jc w:val="center"/>
-            </w:pPr>
-            <w:r/>
-            <w:r>
-              <w:rPr>
-                <w:rFonts w:ascii="Calibri" w:hAnsi="Calibri"/>
-                <w:sz w:val="20"/>
-              </w:rPr>
-              <w:t>+34.4</w:t>
-            </w:r>
-          </w:p>
-        </w:tc>
-      </w:tr>
-      <w:tr>
-        <w:tc>
-          <w:tcPr>
-            <w:tcW w:type="dxa" w:w="2736"/>
-          </w:tcPr>
-          <w:p>
-            <w:pPr>
-              <w:jc w:val="left"/>
-            </w:pPr>
-            <w:r/>
-            <w:r>
-              <w:rPr>
-                <w:rFonts w:ascii="Calibri" w:hAnsi="Calibri"/>
-                <w:sz w:val="20"/>
-              </w:rPr>
-              <w:t>MLP</w:t>
-            </w:r>
-          </w:p>
-        </w:tc>
-        <w:tc>
-          <w:tcPr>
-            <w:tcW w:type="dxa" w:w="1440"/>
-          </w:tcPr>
-          <w:p>
-            <w:pPr>
-              <w:jc w:val="center"/>
-            </w:pPr>
-            <w:r/>
-            <w:r>
-              <w:rPr>
-                <w:rFonts w:ascii="Calibri" w:hAnsi="Calibri"/>
-                <w:sz w:val="20"/>
-              </w:rPr>
-              <w:t>83.3%</w:t>
-            </w:r>
-          </w:p>
-        </w:tc>
-        <w:tc>
-          <w:tcPr>
-            <w:tcW w:type="dxa" w:w="1440"/>
+            <w:tcW w:type="dxa" w:w="1728"/>
           </w:tcPr>
           <w:p>
             <w:pPr>
@@ -1190,7 +2161,7 @@
         </w:tc>
         <w:tc>
           <w:tcPr>
-            <w:tcW w:type="dxa" w:w="2160"/>
+            <w:tcW w:type="dxa" w:w="1872"/>
           </w:tcPr>
           <w:p>
             <w:pPr>
@@ -1202,214 +2173,7 @@
                 <w:rFonts w:ascii="Calibri" w:hAnsi="Calibri"/>
                 <w:sz w:val="20"/>
               </w:rPr>
-              <w:t>48.7%</w:t>
-            </w:r>
-          </w:p>
-        </w:tc>
-        <w:tc>
-          <w:tcPr>
-            <w:tcW w:type="dxa" w:w="1296"/>
-          </w:tcPr>
-          <w:p>
-            <w:pPr>
-              <w:jc w:val="center"/>
-            </w:pPr>
-            <w:r/>
-            <w:r>
-              <w:rPr>
-                <w:rFonts w:ascii="Calibri" w:hAnsi="Calibri"/>
-                <w:sz w:val="20"/>
-              </w:rPr>
-              <w:t>+33.6</w:t>
-            </w:r>
-          </w:p>
-        </w:tc>
-      </w:tr>
-      <w:tr>
-        <w:tc>
-          <w:tcPr>
-            <w:tcW w:type="dxa" w:w="2736"/>
-            <w:shd w:val="clear" w:fill="F2F2F2"/>
-          </w:tcPr>
-          <w:p>
-            <w:pPr>
-              <w:jc w:val="left"/>
-            </w:pPr>
-            <w:r/>
-            <w:r>
-              <w:rPr>
-                <w:rFonts w:ascii="Calibri" w:hAnsi="Calibri"/>
-                <w:sz w:val="20"/>
-              </w:rPr>
-              <w:t>SVM</w:t>
-            </w:r>
-          </w:p>
-        </w:tc>
-        <w:tc>
-          <w:tcPr>
-            <w:tcW w:type="dxa" w:w="1440"/>
-            <w:shd w:val="clear" w:fill="F2F2F2"/>
-          </w:tcPr>
-          <w:p>
-            <w:pPr>
-              <w:jc w:val="center"/>
-            </w:pPr>
-            <w:r/>
-            <w:r>
-              <w:rPr>
-                <w:rFonts w:ascii="Calibri" w:hAnsi="Calibri"/>
-                <w:sz w:val="20"/>
-              </w:rPr>
-              <w:t>79.2%</w:t>
-            </w:r>
-          </w:p>
-        </w:tc>
-        <w:tc>
-          <w:tcPr>
-            <w:tcW w:type="dxa" w:w="1440"/>
-            <w:shd w:val="clear" w:fill="F2F2F2"/>
-          </w:tcPr>
-          <w:p>
-            <w:pPr>
-              <w:jc w:val="center"/>
-            </w:pPr>
-            <w:r/>
-            <w:r>
-              <w:rPr>
-                <w:rFonts w:ascii="Calibri" w:hAnsi="Calibri"/>
-                <w:sz w:val="20"/>
-              </w:rPr>
-              <w:t>78.9%</w:t>
-            </w:r>
-          </w:p>
-        </w:tc>
-        <w:tc>
-          <w:tcPr>
-            <w:tcW w:type="dxa" w:w="2160"/>
-            <w:shd w:val="clear" w:fill="F2F2F2"/>
-          </w:tcPr>
-          <w:p>
-            <w:pPr>
-              <w:jc w:val="center"/>
-            </w:pPr>
-            <w:r/>
-            <w:r>
-              <w:rPr>
-                <w:rFonts w:ascii="Calibri" w:hAnsi="Calibri"/>
-                <w:sz w:val="20"/>
-              </w:rPr>
-              <w:t>45.1%</w:t>
-            </w:r>
-          </w:p>
-        </w:tc>
-        <w:tc>
-          <w:tcPr>
-            <w:tcW w:type="dxa" w:w="1296"/>
-            <w:shd w:val="clear" w:fill="F2F2F2"/>
-          </w:tcPr>
-          <w:p>
-            <w:pPr>
-              <w:jc w:val="center"/>
-            </w:pPr>
-            <w:r/>
-            <w:r>
-              <w:rPr>
-                <w:rFonts w:ascii="Calibri" w:hAnsi="Calibri"/>
-                <w:sz w:val="20"/>
-              </w:rPr>
-              <w:t>+33.8</w:t>
-            </w:r>
-          </w:p>
-        </w:tc>
-      </w:tr>
-      <w:tr>
-        <w:tc>
-          <w:tcPr>
-            <w:tcW w:type="dxa" w:w="2736"/>
-          </w:tcPr>
-          <w:p>
-            <w:pPr>
-              <w:jc w:val="left"/>
-            </w:pPr>
-            <w:r/>
-            <w:r>
-              <w:rPr>
-                <w:rFonts w:ascii="Calibri" w:hAnsi="Calibri"/>
-                <w:sz w:val="20"/>
-              </w:rPr>
-              <w:t>k-NN</w:t>
-            </w:r>
-          </w:p>
-        </w:tc>
-        <w:tc>
-          <w:tcPr>
-            <w:tcW w:type="dxa" w:w="1440"/>
-          </w:tcPr>
-          <w:p>
-            <w:pPr>
-              <w:jc w:val="center"/>
-            </w:pPr>
-            <w:r/>
-            <w:r>
-              <w:rPr>
-                <w:rFonts w:ascii="Calibri" w:hAnsi="Calibri"/>
-                <w:sz w:val="20"/>
-              </w:rPr>
-              <w:t>51.2%</w:t>
-            </w:r>
-          </w:p>
-        </w:tc>
-        <w:tc>
-          <w:tcPr>
-            <w:tcW w:type="dxa" w:w="1440"/>
-          </w:tcPr>
-          <w:p>
-            <w:pPr>
-              <w:jc w:val="center"/>
-            </w:pPr>
-            <w:r/>
-            <w:r>
-              <w:rPr>
-                <w:rFonts w:ascii="Calibri" w:hAnsi="Calibri"/>
-                <w:sz w:val="20"/>
-              </w:rPr>
-              <w:t>47.2%</w:t>
-            </w:r>
-          </w:p>
-        </w:tc>
-        <w:tc>
-          <w:tcPr>
-            <w:tcW w:type="dxa" w:w="2160"/>
-          </w:tcPr>
-          <w:p>
-            <w:pPr>
-              <w:jc w:val="center"/>
-            </w:pPr>
-            <w:r/>
-            <w:r>
-              <w:rPr>
-                <w:rFonts w:ascii="Calibri" w:hAnsi="Calibri"/>
-                <w:sz w:val="20"/>
-              </w:rPr>
-              <w:t>30.0%</w:t>
-            </w:r>
-          </w:p>
-        </w:tc>
-        <w:tc>
-          <w:tcPr>
-            <w:tcW w:type="dxa" w:w="1296"/>
-          </w:tcPr>
-          <w:p>
-            <w:pPr>
-              <w:jc w:val="center"/>
-            </w:pPr>
-            <w:r/>
-            <w:r>
-              <w:rPr>
-                <w:rFonts w:ascii="Calibri" w:hAnsi="Calibri"/>
-                <w:sz w:val="20"/>
-              </w:rPr>
-              <w:t>+17.2</w:t>
+              <w:t>-8.6</w:t>
             </w:r>
           </w:p>
         </w:tc>
@@ -1439,70 +2203,35 @@
           <w:i w:val="0"/>
           <w:sz w:val="22"/>
         </w:rPr>
-        <w:t>Under familiar conditions almost everything scores well and the algorithms look interchangeable. Once the setting changes they separate sharply — from 78% down to 30%. A comparison run only on a random split would have reported that the choice barely matters, and that conclusion would be wrong.</w:t>
+        <w:t>Yes, but unevenly. Moving nearer or further from the camera, and standing to one side, cost relatively little — the model still reaches 82% on a position it never trained on. Lighting is the exception: training only on bright recordings and testing on dim ones drops the score to 23%, 67 points below baseline.</w:t>
       </w:r>
     </w:p>
     <w:p>
       <w:pPr>
-        <w:pStyle w:val="Heading1"/>
-      </w:pPr>
-      <w:r>
-        <w:t>3. Which change of setup actually hurts</w:t>
-      </w:r>
-    </w:p>
-    <w:p>
-      <w:pPr>
-        <w:jc w:val="center"/>
-      </w:pPr>
-      <w:r>
-        <w:drawing>
-          <wp:inline xmlns:a="http://schemas.openxmlformats.org/drawingml/2006/main" xmlns:pic="http://schemas.openxmlformats.org/drawingml/2006/picture">
-            <wp:extent cx="6035040" cy="2950464"/>
-            <wp:docPr id="2" name="Picture 2"/>
-            <wp:cNvGraphicFramePr>
-              <a:graphicFrameLocks noChangeAspect="1"/>
-            </wp:cNvGraphicFramePr>
-            <a:graphic>
-              <a:graphicData uri="http://schemas.openxmlformats.org/drawingml/2006/picture">
-                <pic:pic>
-                  <pic:nvPicPr>
-                    <pic:cNvPr id="0" name="var_conditions.png"/>
-                    <pic:cNvPicPr/>
-                  </pic:nvPicPr>
-                  <pic:blipFill>
-                    <a:blip r:embed="rId10"/>
-                    <a:stretch>
-                      <a:fillRect/>
-                    </a:stretch>
-                  </pic:blipFill>
-                  <pic:spPr>
-                    <a:xfrm>
-                      <a:off x="0" y="0"/>
-                      <a:ext cx="6035040" cy="2950464"/>
-                    </a:xfrm>
-                    <a:prstGeom prst="rect"/>
-                  </pic:spPr>
-                </pic:pic>
-              </a:graphicData>
-            </a:graphic>
-          </wp:inline>
-        </w:drawing>
-      </w:r>
-    </w:p>
-    <w:p>
-      <w:pPr>
-        <w:spacing w:after="280"/>
-        <w:jc w:val="center"/>
+        <w:spacing w:after="120"/>
       </w:pPr>
       <w:r>
         <w:rPr>
           <w:rFonts w:ascii="Calibri" w:hAnsi="Calibri"/>
           <w:b w:val="0"/>
-          <w:i/>
-          <w:color w:val="595959"/>
-          <w:sz w:val="18"/>
+          <w:i w:val="0"/>
+          <w:sz w:val="22"/>
         </w:rPr>
-        <w:t>Figure 2 — The same algorithms broken down by which setting was held out.</w:t>
+        <w:t>The practical reading is that the system tolerates people standing in slightly different places, but not a change in how the room is lit. Recordings intended for real use should therefore cover the lighting the system will actually meet, rather than assuming one session generalises.</w:t>
+      </w:r>
+    </w:p>
+    <w:p>
+      <w:pPr>
+        <w:spacing w:after="120"/>
+      </w:pPr>
+      <w:r>
+        <w:rPr>
+          <w:rFonts w:ascii="Calibri" w:hAnsi="Calibri"/>
+          <w:b w:val="0"/>
+          <w:i w:val="0"/>
+          <w:sz w:val="22"/>
+        </w:rPr>
+        <w:t>How badly lighting hurts depends strongly on the algorithm, and not in the order Section 2 would suggest. LDA is the most accurate model overall but among the most lighting-sensitive, falling to 23%. The most resilient is Bagged Trees at 66%, despite ranking lower on the standard comparison:</w:t>
       </w:r>
     </w:p>
     <w:tbl>
@@ -1513,13 +2242,14 @@
         <w:tblLook w:firstColumn="1" w:firstRow="1" w:lastColumn="0" w:lastRow="0" w:noHBand="0" w:noVBand="1" w:val="04A0"/>
       </w:tblPr>
       <w:tblGrid>
-        <w:gridCol w:w="4824"/>
-        <w:gridCol w:w="4824"/>
+        <w:gridCol w:w="3216"/>
+        <w:gridCol w:w="3216"/>
+        <w:gridCol w:w="3216"/>
       </w:tblGrid>
       <w:tr>
         <w:tc>
           <w:tcPr>
-            <w:tcW w:type="dxa" w:w="4896"/>
+            <w:tcW w:type="dxa" w:w="2736"/>
             <w:shd w:val="clear" w:fill="D9E2F3"/>
           </w:tcPr>
           <w:p>
@@ -1533,13 +2263,13 @@
                 <w:b/>
                 <w:sz w:val="20"/>
               </w:rPr>
-              <w:t>Held-out setting</w:t>
+              <w:t>Algorithm</w:t>
             </w:r>
           </w:p>
         </w:tc>
         <w:tc>
           <w:tcPr>
-            <w:tcW w:type="dxa" w:w="3456"/>
+            <w:tcW w:type="dxa" w:w="3744"/>
             <w:shd w:val="clear" w:fill="D9E2F3"/>
           </w:tcPr>
           <w:p>
@@ -1553,7 +2283,27 @@
                 <w:b/>
                 <w:sz w:val="20"/>
               </w:rPr>
-              <w:t>Average across algorithms</w:t>
+              <w:t>macro-F1, trained bright / tested dim</w:t>
+            </w:r>
+          </w:p>
+        </w:tc>
+        <w:tc>
+          <w:tcPr>
+            <w:tcW w:type="dxa" w:w="2160"/>
+            <w:shd w:val="clear" w:fill="D9E2F3"/>
+          </w:tcPr>
+          <w:p>
+            <w:pPr>
+              <w:jc w:val="center"/>
+            </w:pPr>
+            <w:r/>
+            <w:r>
+              <w:rPr>
+                <w:rFonts w:ascii="Calibri" w:hAnsi="Calibri"/>
+                <w:b/>
+                <w:sz w:val="20"/>
+              </w:rPr>
+              <w:t>Rank in Section 2</w:t>
             </w:r>
           </w:p>
         </w:tc>
@@ -1561,7 +2311,7 @@
       <w:tr>
         <w:tc>
           <w:tcPr>
-            <w:tcW w:type="dxa" w:w="4896"/>
+            <w:tcW w:type="dxa" w:w="2736"/>
           </w:tcPr>
           <w:p>
             <w:pPr>
@@ -1573,13 +2323,13 @@
                 <w:rFonts w:ascii="Calibri" w:hAnsi="Calibri"/>
                 <w:sz w:val="20"/>
               </w:rPr>
-              <w:t>Lighting: full light → dim light</w:t>
+              <w:t>Bagged Trees</w:t>
             </w:r>
           </w:p>
         </w:tc>
         <w:tc>
           <w:tcPr>
-            <w:tcW w:type="dxa" w:w="3456"/>
+            <w:tcW w:type="dxa" w:w="3744"/>
           </w:tcPr>
           <w:p>
             <w:pPr>
@@ -1591,7 +2341,25 @@
                 <w:rFonts w:ascii="Calibri" w:hAnsi="Calibri"/>
                 <w:sz w:val="20"/>
               </w:rPr>
-              <w:t>36.2%</w:t>
+              <w:t>66.3%</w:t>
+            </w:r>
+          </w:p>
+        </w:tc>
+        <w:tc>
+          <w:tcPr>
+            <w:tcW w:type="dxa" w:w="2160"/>
+          </w:tcPr>
+          <w:p>
+            <w:pPr>
+              <w:jc w:val="center"/>
+            </w:pPr>
+            <w:r/>
+            <w:r>
+              <w:rPr>
+                <w:rFonts w:ascii="Calibri" w:hAnsi="Calibri"/>
+                <w:sz w:val="20"/>
+              </w:rPr>
+              <w:t>#3</w:t>
             </w:r>
           </w:p>
         </w:tc>
@@ -1599,7 +2367,7 @@
       <w:tr>
         <w:tc>
           <w:tcPr>
-            <w:tcW w:type="dxa" w:w="4896"/>
+            <w:tcW w:type="dxa" w:w="2736"/>
             <w:shd w:val="clear" w:fill="F2F2F2"/>
           </w:tcPr>
           <w:p>
@@ -1612,13 +2380,13 @@
                 <w:rFonts w:ascii="Calibri" w:hAnsi="Calibri"/>
                 <w:sz w:val="20"/>
               </w:rPr>
-              <w:t>Distance: near → far</w:t>
+              <w:t>Decision Tree</w:t>
             </w:r>
           </w:p>
         </w:tc>
         <w:tc>
           <w:tcPr>
-            <w:tcW w:type="dxa" w:w="3456"/>
+            <w:tcW w:type="dxa" w:w="3744"/>
             <w:shd w:val="clear" w:fill="F2F2F2"/>
           </w:tcPr>
           <w:p>
@@ -1631,7 +2399,26 @@
                 <w:rFonts w:ascii="Calibri" w:hAnsi="Calibri"/>
                 <w:sz w:val="20"/>
               </w:rPr>
-              <w:t>72.3%</w:t>
+              <w:t>65.9%</w:t>
+            </w:r>
+          </w:p>
+        </w:tc>
+        <w:tc>
+          <w:tcPr>
+            <w:tcW w:type="dxa" w:w="2160"/>
+            <w:shd w:val="clear" w:fill="F2F2F2"/>
+          </w:tcPr>
+          <w:p>
+            <w:pPr>
+              <w:jc w:val="center"/>
+            </w:pPr>
+            <w:r/>
+            <w:r>
+              <w:rPr>
+                <w:rFonts w:ascii="Calibri" w:hAnsi="Calibri"/>
+                <w:sz w:val="20"/>
+              </w:rPr>
+              <w:t>#7</w:t>
             </w:r>
           </w:p>
         </w:tc>
@@ -1639,7 +2426,7 @@
       <w:tr>
         <w:tc>
           <w:tcPr>
-            <w:tcW w:type="dxa" w:w="4896"/>
+            <w:tcW w:type="dxa" w:w="2736"/>
           </w:tcPr>
           <w:p>
             <w:pPr>
@@ -1651,13 +2438,13 @@
                 <w:rFonts w:ascii="Calibri" w:hAnsi="Calibri"/>
                 <w:sz w:val="20"/>
               </w:rPr>
-              <w:t>Position: middle+left → right</w:t>
+              <w:t>Random Forest</w:t>
             </w:r>
           </w:p>
         </w:tc>
         <w:tc>
           <w:tcPr>
-            <w:tcW w:type="dxa" w:w="3456"/>
+            <w:tcW w:type="dxa" w:w="3744"/>
           </w:tcPr>
           <w:p>
             <w:pPr>
@@ -1669,7 +2456,370 @@
                 <w:rFonts w:ascii="Calibri" w:hAnsi="Calibri"/>
                 <w:sz w:val="20"/>
               </w:rPr>
-              <w:t>67.3%</w:t>
+              <w:t>63.8%</w:t>
+            </w:r>
+          </w:p>
+        </w:tc>
+        <w:tc>
+          <w:tcPr>
+            <w:tcW w:type="dxa" w:w="2160"/>
+          </w:tcPr>
+          <w:p>
+            <w:pPr>
+              <w:jc w:val="center"/>
+            </w:pPr>
+            <w:r/>
+            <w:r>
+              <w:rPr>
+                <w:rFonts w:ascii="Calibri" w:hAnsi="Calibri"/>
+                <w:sz w:val="20"/>
+              </w:rPr>
+              <w:t>#4</w:t>
+            </w:r>
+          </w:p>
+        </w:tc>
+      </w:tr>
+      <w:tr>
+        <w:tc>
+          <w:tcPr>
+            <w:tcW w:type="dxa" w:w="2736"/>
+            <w:shd w:val="clear" w:fill="F2F2F2"/>
+          </w:tcPr>
+          <w:p>
+            <w:pPr>
+              <w:jc w:val="left"/>
+            </w:pPr>
+            <w:r/>
+            <w:r>
+              <w:rPr>
+                <w:rFonts w:ascii="Calibri" w:hAnsi="Calibri"/>
+                <w:sz w:val="20"/>
+              </w:rPr>
+              <w:t>Gradient Boosting</w:t>
+            </w:r>
+          </w:p>
+        </w:tc>
+        <w:tc>
+          <w:tcPr>
+            <w:tcW w:type="dxa" w:w="3744"/>
+            <w:shd w:val="clear" w:fill="F2F2F2"/>
+          </w:tcPr>
+          <w:p>
+            <w:pPr>
+              <w:jc w:val="center"/>
+            </w:pPr>
+            <w:r/>
+            <w:r>
+              <w:rPr>
+                <w:rFonts w:ascii="Calibri" w:hAnsi="Calibri"/>
+                <w:sz w:val="20"/>
+              </w:rPr>
+              <w:t>56.3%</w:t>
+            </w:r>
+          </w:p>
+        </w:tc>
+        <w:tc>
+          <w:tcPr>
+            <w:tcW w:type="dxa" w:w="2160"/>
+            <w:shd w:val="clear" w:fill="F2F2F2"/>
+          </w:tcPr>
+          <w:p>
+            <w:pPr>
+              <w:jc w:val="center"/>
+            </w:pPr>
+            <w:r/>
+            <w:r>
+              <w:rPr>
+                <w:rFonts w:ascii="Calibri" w:hAnsi="Calibri"/>
+                <w:sz w:val="20"/>
+              </w:rPr>
+              <w:t>#8</w:t>
+            </w:r>
+          </w:p>
+        </w:tc>
+      </w:tr>
+      <w:tr>
+        <w:tc>
+          <w:tcPr>
+            <w:tcW w:type="dxa" w:w="2736"/>
+          </w:tcPr>
+          <w:p>
+            <w:pPr>
+              <w:jc w:val="left"/>
+            </w:pPr>
+            <w:r/>
+            <w:r>
+              <w:rPr>
+                <w:rFonts w:ascii="Calibri" w:hAnsi="Calibri"/>
+                <w:sz w:val="20"/>
+              </w:rPr>
+              <w:t>LDA</w:t>
+            </w:r>
+          </w:p>
+        </w:tc>
+        <w:tc>
+          <w:tcPr>
+            <w:tcW w:type="dxa" w:w="3744"/>
+          </w:tcPr>
+          <w:p>
+            <w:pPr>
+              <w:jc w:val="center"/>
+            </w:pPr>
+            <w:r/>
+            <w:r>
+              <w:rPr>
+                <w:rFonts w:ascii="Calibri" w:hAnsi="Calibri"/>
+                <w:sz w:val="20"/>
+              </w:rPr>
+              <w:t>23.4%</w:t>
+            </w:r>
+          </w:p>
+        </w:tc>
+        <w:tc>
+          <w:tcPr>
+            <w:tcW w:type="dxa" w:w="2160"/>
+          </w:tcPr>
+          <w:p>
+            <w:pPr>
+              <w:jc w:val="center"/>
+            </w:pPr>
+            <w:r/>
+            <w:r>
+              <w:rPr>
+                <w:rFonts w:ascii="Calibri" w:hAnsi="Calibri"/>
+                <w:sz w:val="20"/>
+              </w:rPr>
+              <w:t>#1</w:t>
+            </w:r>
+          </w:p>
+        </w:tc>
+      </w:tr>
+      <w:tr>
+        <w:tc>
+          <w:tcPr>
+            <w:tcW w:type="dxa" w:w="2736"/>
+            <w:shd w:val="clear" w:fill="F2F2F2"/>
+          </w:tcPr>
+          <w:p>
+            <w:pPr>
+              <w:jc w:val="left"/>
+            </w:pPr>
+            <w:r/>
+            <w:r>
+              <w:rPr>
+                <w:rFonts w:ascii="Calibri" w:hAnsi="Calibri"/>
+                <w:sz w:val="20"/>
+              </w:rPr>
+              <w:t>k-NN</w:t>
+            </w:r>
+          </w:p>
+        </w:tc>
+        <w:tc>
+          <w:tcPr>
+            <w:tcW w:type="dxa" w:w="3744"/>
+            <w:shd w:val="clear" w:fill="F2F2F2"/>
+          </w:tcPr>
+          <w:p>
+            <w:pPr>
+              <w:jc w:val="center"/>
+            </w:pPr>
+            <w:r/>
+            <w:r>
+              <w:rPr>
+                <w:rFonts w:ascii="Calibri" w:hAnsi="Calibri"/>
+                <w:sz w:val="20"/>
+              </w:rPr>
+              <w:t>16.1%</w:t>
+            </w:r>
+          </w:p>
+        </w:tc>
+        <w:tc>
+          <w:tcPr>
+            <w:tcW w:type="dxa" w:w="2160"/>
+            <w:shd w:val="clear" w:fill="F2F2F2"/>
+          </w:tcPr>
+          <w:p>
+            <w:pPr>
+              <w:jc w:val="center"/>
+            </w:pPr>
+            <w:r/>
+            <w:r>
+              <w:rPr>
+                <w:rFonts w:ascii="Calibri" w:hAnsi="Calibri"/>
+                <w:sz w:val="20"/>
+              </w:rPr>
+              <w:t>#9</w:t>
+            </w:r>
+          </w:p>
+        </w:tc>
+      </w:tr>
+      <w:tr>
+        <w:tc>
+          <w:tcPr>
+            <w:tcW w:type="dxa" w:w="2736"/>
+          </w:tcPr>
+          <w:p>
+            <w:pPr>
+              <w:jc w:val="left"/>
+            </w:pPr>
+            <w:r/>
+            <w:r>
+              <w:rPr>
+                <w:rFonts w:ascii="Calibri" w:hAnsi="Calibri"/>
+                <w:sz w:val="20"/>
+              </w:rPr>
+              <w:t>MLP</w:t>
+            </w:r>
+          </w:p>
+        </w:tc>
+        <w:tc>
+          <w:tcPr>
+            <w:tcW w:type="dxa" w:w="3744"/>
+          </w:tcPr>
+          <w:p>
+            <w:pPr>
+              <w:jc w:val="center"/>
+            </w:pPr>
+            <w:r/>
+            <w:r>
+              <w:rPr>
+                <w:rFonts w:ascii="Calibri" w:hAnsi="Calibri"/>
+                <w:sz w:val="20"/>
+              </w:rPr>
+              <w:t>16.0%</w:t>
+            </w:r>
+          </w:p>
+        </w:tc>
+        <w:tc>
+          <w:tcPr>
+            <w:tcW w:type="dxa" w:w="2160"/>
+          </w:tcPr>
+          <w:p>
+            <w:pPr>
+              <w:jc w:val="center"/>
+            </w:pPr>
+            <w:r/>
+            <w:r>
+              <w:rPr>
+                <w:rFonts w:ascii="Calibri" w:hAnsi="Calibri"/>
+                <w:sz w:val="20"/>
+              </w:rPr>
+              <w:t>#5</w:t>
+            </w:r>
+          </w:p>
+        </w:tc>
+      </w:tr>
+      <w:tr>
+        <w:tc>
+          <w:tcPr>
+            <w:tcW w:type="dxa" w:w="2736"/>
+            <w:shd w:val="clear" w:fill="F2F2F2"/>
+          </w:tcPr>
+          <w:p>
+            <w:pPr>
+              <w:jc w:val="left"/>
+            </w:pPr>
+            <w:r/>
+            <w:r>
+              <w:rPr>
+                <w:rFonts w:ascii="Calibri" w:hAnsi="Calibri"/>
+                <w:sz w:val="20"/>
+              </w:rPr>
+              <w:t>Logistic Regression</w:t>
+            </w:r>
+          </w:p>
+        </w:tc>
+        <w:tc>
+          <w:tcPr>
+            <w:tcW w:type="dxa" w:w="3744"/>
+            <w:shd w:val="clear" w:fill="F2F2F2"/>
+          </w:tcPr>
+          <w:p>
+            <w:pPr>
+              <w:jc w:val="center"/>
+            </w:pPr>
+            <w:r/>
+            <w:r>
+              <w:rPr>
+                <w:rFonts w:ascii="Calibri" w:hAnsi="Calibri"/>
+                <w:sz w:val="20"/>
+              </w:rPr>
+              <w:t>13.9%</w:t>
+            </w:r>
+          </w:p>
+        </w:tc>
+        <w:tc>
+          <w:tcPr>
+            <w:tcW w:type="dxa" w:w="2160"/>
+            <w:shd w:val="clear" w:fill="F2F2F2"/>
+          </w:tcPr>
+          <w:p>
+            <w:pPr>
+              <w:jc w:val="center"/>
+            </w:pPr>
+            <w:r/>
+            <w:r>
+              <w:rPr>
+                <w:rFonts w:ascii="Calibri" w:hAnsi="Calibri"/>
+                <w:sz w:val="20"/>
+              </w:rPr>
+              <w:t>#2</w:t>
+            </w:r>
+          </w:p>
+        </w:tc>
+      </w:tr>
+      <w:tr>
+        <w:tc>
+          <w:tcPr>
+            <w:tcW w:type="dxa" w:w="2736"/>
+          </w:tcPr>
+          <w:p>
+            <w:pPr>
+              <w:jc w:val="left"/>
+            </w:pPr>
+            <w:r/>
+            <w:r>
+              <w:rPr>
+                <w:rFonts w:ascii="Calibri" w:hAnsi="Calibri"/>
+                <w:sz w:val="20"/>
+              </w:rPr>
+              <w:t>SVM</w:t>
+            </w:r>
+          </w:p>
+        </w:tc>
+        <w:tc>
+          <w:tcPr>
+            <w:tcW w:type="dxa" w:w="3744"/>
+          </w:tcPr>
+          <w:p>
+            <w:pPr>
+              <w:jc w:val="center"/>
+            </w:pPr>
+            <w:r/>
+            <w:r>
+              <w:rPr>
+                <w:rFonts w:ascii="Calibri" w:hAnsi="Calibri"/>
+                <w:sz w:val="20"/>
+              </w:rPr>
+              <w:t>3.7%</w:t>
+            </w:r>
+          </w:p>
+        </w:tc>
+        <w:tc>
+          <w:tcPr>
+            <w:tcW w:type="dxa" w:w="2160"/>
+          </w:tcPr>
+          <w:p>
+            <w:pPr>
+              <w:jc w:val="center"/>
+            </w:pPr>
+            <w:r/>
+            <w:r>
+              <w:rPr>
+                <w:rFonts w:ascii="Calibri" w:hAnsi="Calibri"/>
+                <w:sz w:val="20"/>
+              </w:rPr>
+              <w:t>#6</w:t>
             </w:r>
           </w:p>
         </w:tc>
@@ -1699,15 +2849,7 @@
           <w:i w:val="0"/>
           <w:sz w:val="22"/>
         </w:rPr>
-        <w:t>Standing position and distance transfer reasonably. Lighting is the one that breaks models, and it splits the field: the tree-based methods hold up while the linear and margin-based ones collapse.</w:t>
-      </w:r>
-    </w:p>
-    <w:p>
-      <w:pPr>
-        <w:pStyle w:val="Heading1"/>
-      </w:pPr>
-      <w:r>
-        <w:t>4. The chosen algorithm: Bagged Trees</w:t>
+        <w:t>The tree-based models hold up best. They classify by asking whether individual measurements fall above or below thresholds, which survives a shift affecting part of the input, whereas the linear models combine every feature into one weighted sum and are thrown off when those features move together. If the system has to work under lighting it has not seen, that difference matters more than the ranking in Section 2.</w:t>
       </w:r>
     </w:p>
     <w:p>
@@ -1718,407 +2860,11 @@
         <w:rPr>
           <w:rFonts w:ascii="Calibri" w:hAnsi="Calibri"/>
           <w:b w:val="0"/>
-          <w:i w:val="0"/>
-          <w:sz w:val="22"/>
-        </w:rPr>
-        <w:t>Bagged Trees was selected because it holds the most accuracy when conditions change — 77.6% against 76.8% for the next best (Random Forest) — not because it wins on the random split, where it is one of several near the top.</w:t>
-      </w:r>
-    </w:p>
-    <w:tbl>
-      <w:tblPr>
-        <w:tblStyle w:val="TableGrid"/>
-        <w:tblW w:type="auto" w:w="0"/>
-        <w:jc w:val="center"/>
-        <w:tblLook w:firstColumn="1" w:firstRow="1" w:lastColumn="0" w:lastRow="0" w:noHBand="0" w:noVBand="1" w:val="04A0"/>
-      </w:tblPr>
-      <w:tblGrid>
-        <w:gridCol w:w="3216"/>
-        <w:gridCol w:w="3216"/>
-        <w:gridCol w:w="3216"/>
-      </w:tblGrid>
-      <w:tr>
-        <w:tc>
-          <w:tcPr>
-            <w:tcW w:type="dxa" w:w="4320"/>
-            <w:shd w:val="clear" w:fill="D9E2F3"/>
-          </w:tcPr>
-          <w:p>
-            <w:pPr>
-              <w:jc w:val="left"/>
-            </w:pPr>
-            <w:r/>
-            <w:r>
-              <w:rPr>
-                <w:rFonts w:ascii="Calibri" w:hAnsi="Calibri"/>
-                <w:b/>
-                <w:sz w:val="20"/>
-              </w:rPr>
-              <w:t>Held-out setting</w:t>
-            </w:r>
-          </w:p>
-        </w:tc>
-        <w:tc>
-          <w:tcPr>
-            <w:tcW w:type="dxa" w:w="2304"/>
-            <w:shd w:val="clear" w:fill="D9E2F3"/>
-          </w:tcPr>
-          <w:p>
-            <w:pPr>
-              <w:jc w:val="center"/>
-            </w:pPr>
-            <w:r/>
-            <w:r>
-              <w:rPr>
-                <w:rFonts w:ascii="Calibri" w:hAnsi="Calibri"/>
-                <w:b/>
-                <w:sz w:val="20"/>
-              </w:rPr>
-              <w:t>Bagged Trees</w:t>
-            </w:r>
-          </w:p>
-        </w:tc>
-        <w:tc>
-          <w:tcPr>
-            <w:tcW w:type="dxa" w:w="2304"/>
-            <w:shd w:val="clear" w:fill="D9E2F3"/>
-          </w:tcPr>
-          <w:p>
-            <w:pPr>
-              <w:jc w:val="center"/>
-            </w:pPr>
-            <w:r/>
-            <w:r>
-              <w:rPr>
-                <w:rFonts w:ascii="Calibri" w:hAnsi="Calibri"/>
-                <w:b/>
-                <w:sz w:val="20"/>
-              </w:rPr>
-              <w:t>Next best</w:t>
-            </w:r>
-          </w:p>
-        </w:tc>
-      </w:tr>
-      <w:tr>
-        <w:tc>
-          <w:tcPr>
-            <w:tcW w:type="dxa" w:w="4320"/>
-          </w:tcPr>
-          <w:p>
-            <w:pPr>
-              <w:jc w:val="left"/>
-            </w:pPr>
-            <w:r/>
-            <w:r>
-              <w:rPr>
-                <w:rFonts w:ascii="Calibri" w:hAnsi="Calibri"/>
-                <w:sz w:val="20"/>
-              </w:rPr>
-              <w:t>Lighting: full light → dim light</w:t>
-            </w:r>
-          </w:p>
-        </w:tc>
-        <w:tc>
-          <w:tcPr>
-            <w:tcW w:type="dxa" w:w="2304"/>
-          </w:tcPr>
-          <w:p>
-            <w:pPr>
-              <w:jc w:val="center"/>
-            </w:pPr>
-            <w:r/>
-            <w:r>
-              <w:rPr>
-                <w:rFonts w:ascii="Calibri" w:hAnsi="Calibri"/>
-                <w:sz w:val="20"/>
-              </w:rPr>
-              <w:t>66.3%</w:t>
-            </w:r>
-          </w:p>
-        </w:tc>
-        <w:tc>
-          <w:tcPr>
-            <w:tcW w:type="dxa" w:w="2304"/>
-          </w:tcPr>
-          <w:p>
-            <w:pPr>
-              <w:jc w:val="center"/>
-            </w:pPr>
-            <w:r/>
-            <w:r>
-              <w:rPr>
-                <w:rFonts w:ascii="Calibri" w:hAnsi="Calibri"/>
-                <w:sz w:val="20"/>
-              </w:rPr>
-              <w:t>63.8%</w:t>
-            </w:r>
-          </w:p>
-        </w:tc>
-      </w:tr>
-      <w:tr>
-        <w:tc>
-          <w:tcPr>
-            <w:tcW w:type="dxa" w:w="4320"/>
-            <w:shd w:val="clear" w:fill="F2F2F2"/>
-          </w:tcPr>
-          <w:p>
-            <w:pPr>
-              <w:jc w:val="left"/>
-            </w:pPr>
-            <w:r/>
-            <w:r>
-              <w:rPr>
-                <w:rFonts w:ascii="Calibri" w:hAnsi="Calibri"/>
-                <w:sz w:val="20"/>
-              </w:rPr>
-              <w:t>Distance: near → far</w:t>
-            </w:r>
-          </w:p>
-        </w:tc>
-        <w:tc>
-          <w:tcPr>
-            <w:tcW w:type="dxa" w:w="2304"/>
-            <w:shd w:val="clear" w:fill="F2F2F2"/>
-          </w:tcPr>
-          <w:p>
-            <w:pPr>
-              <w:jc w:val="center"/>
-            </w:pPr>
-            <w:r/>
-            <w:r>
-              <w:rPr>
-                <w:rFonts w:ascii="Calibri" w:hAnsi="Calibri"/>
-                <w:sz w:val="20"/>
-              </w:rPr>
-              <w:t>88.4%</w:t>
-            </w:r>
-          </w:p>
-        </w:tc>
-        <w:tc>
-          <w:tcPr>
-            <w:tcW w:type="dxa" w:w="2304"/>
-            <w:shd w:val="clear" w:fill="F2F2F2"/>
-          </w:tcPr>
-          <w:p>
-            <w:pPr>
-              <w:jc w:val="center"/>
-            </w:pPr>
-            <w:r/>
-            <w:r>
-              <w:rPr>
-                <w:rFonts w:ascii="Calibri" w:hAnsi="Calibri"/>
-                <w:sz w:val="20"/>
-              </w:rPr>
-              <w:t>85.5%</w:t>
-            </w:r>
-          </w:p>
-        </w:tc>
-      </w:tr>
-      <w:tr>
-        <w:tc>
-          <w:tcPr>
-            <w:tcW w:type="dxa" w:w="4320"/>
-          </w:tcPr>
-          <w:p>
-            <w:pPr>
-              <w:jc w:val="left"/>
-            </w:pPr>
-            <w:r/>
-            <w:r>
-              <w:rPr>
-                <w:rFonts w:ascii="Calibri" w:hAnsi="Calibri"/>
-                <w:sz w:val="20"/>
-              </w:rPr>
-              <w:t>Position: middle+left → right</w:t>
-            </w:r>
-          </w:p>
-        </w:tc>
-        <w:tc>
-          <w:tcPr>
-            <w:tcW w:type="dxa" w:w="2304"/>
-          </w:tcPr>
-          <w:p>
-            <w:pPr>
-              <w:jc w:val="center"/>
-            </w:pPr>
-            <w:r/>
-            <w:r>
-              <w:rPr>
-                <w:rFonts w:ascii="Calibri" w:hAnsi="Calibri"/>
-                <w:sz w:val="20"/>
-              </w:rPr>
-              <w:t>78.1%</w:t>
-            </w:r>
-          </w:p>
-        </w:tc>
-        <w:tc>
-          <w:tcPr>
-            <w:tcW w:type="dxa" w:w="2304"/>
-          </w:tcPr>
-          <w:p>
-            <w:pPr>
-              <w:jc w:val="center"/>
-            </w:pPr>
-            <w:r/>
-            <w:r>
-              <w:rPr>
-                <w:rFonts w:ascii="Calibri" w:hAnsi="Calibri"/>
-                <w:sz w:val="20"/>
-              </w:rPr>
-              <w:t>81.1%</w:t>
-            </w:r>
-          </w:p>
-        </w:tc>
-      </w:tr>
-    </w:tbl>
-    <w:p>
-      <w:pPr>
-        <w:spacing w:after="120"/>
-      </w:pPr>
-      <w:r>
-        <w:rPr>
-          <w:rFonts w:ascii="Calibri" w:hAnsi="Calibri"/>
-          <w:b w:val="0"/>
-          <w:i w:val="0"/>
-          <w:sz w:val="22"/>
-        </w:rPr>
-      </w:r>
-    </w:p>
-    <w:p>
-      <w:pPr>
-        <w:spacing w:after="120"/>
-      </w:pPr>
-      <w:r>
-        <w:rPr>
-          <w:rFonts w:ascii="Calibri" w:hAnsi="Calibri"/>
-          <w:b w:val="0"/>
-          <w:i w:val="0"/>
-          <w:sz w:val="22"/>
-        </w:rPr>
-        <w:t>It builds many decision trees, each on a different random sample of the takes, and has them vote. No single tree sees everything, so no single quirk of one recording decides the answer.</w:t>
-      </w:r>
-    </w:p>
-    <w:p>
-      <w:pPr>
-        <w:jc w:val="center"/>
-      </w:pPr>
-      <w:r>
-        <w:drawing>
-          <wp:inline xmlns:a="http://schemas.openxmlformats.org/drawingml/2006/main" xmlns:pic="http://schemas.openxmlformats.org/drawingml/2006/picture">
-            <wp:extent cx="5669280" cy="2872435"/>
-            <wp:docPr id="3" name="Picture 3"/>
-            <wp:cNvGraphicFramePr>
-              <a:graphicFrameLocks noChangeAspect="1"/>
-            </wp:cNvGraphicFramePr>
-            <a:graphic>
-              <a:graphicData uri="http://schemas.openxmlformats.org/drawingml/2006/picture">
-                <pic:pic>
-                  <pic:nvPicPr>
-                    <pic:cNvPr id="0" name="var_per_sign.png"/>
-                    <pic:cNvPicPr/>
-                  </pic:nvPicPr>
-                  <pic:blipFill>
-                    <a:blip r:embed="rId11"/>
-                    <a:stretch>
-                      <a:fillRect/>
-                    </a:stretch>
-                  </pic:blipFill>
-                  <pic:spPr>
-                    <a:xfrm>
-                      <a:off x="0" y="0"/>
-                      <a:ext cx="5669280" cy="2872435"/>
-                    </a:xfrm>
-                    <a:prstGeom prst="rect"/>
-                  </pic:spPr>
-                </pic:pic>
-              </a:graphicData>
-            </a:graphic>
-          </wp:inline>
-        </w:drawing>
-      </w:r>
-    </w:p>
-    <w:p>
-      <w:pPr>
-        <w:spacing w:after="280"/>
-        <w:jc w:val="center"/>
-      </w:pPr>
-      <w:r>
-        <w:rPr>
-          <w:rFonts w:ascii="Calibri" w:hAnsi="Calibri"/>
-          <w:b w:val="0"/>
           <w:i/>
           <w:color w:val="595959"/>
-          <w:sz w:val="18"/>
+          <w:sz w:val="20"/>
         </w:rPr>
-        <w:t>Figure 3 — Per-sign scores on the hardest test. Red marks signs that fall below 50%.</w:t>
-      </w:r>
-    </w:p>
-    <w:p>
-      <w:pPr>
-        <w:spacing w:after="120"/>
-      </w:pPr>
-      <w:r>
-        <w:rPr>
-          <w:rFonts w:ascii="Calibri" w:hAnsi="Calibri"/>
-          <w:b w:val="0"/>
-          <w:i w:val="0"/>
-          <w:sz w:val="22"/>
-        </w:rPr>
-        <w:t>Weakest signs under changed lighting: ខុស. These are worth extra recordings before anything else.</w:t>
-      </w:r>
-    </w:p>
-    <w:p>
-      <w:pPr>
-        <w:jc w:val="center"/>
-      </w:pPr>
-      <w:r>
-        <w:drawing>
-          <wp:inline xmlns:a="http://schemas.openxmlformats.org/drawingml/2006/main" xmlns:pic="http://schemas.openxmlformats.org/drawingml/2006/picture">
-            <wp:extent cx="4206240" cy="3663499"/>
-            <wp:docPr id="4" name="Picture 4"/>
-            <wp:cNvGraphicFramePr>
-              <a:graphicFrameLocks noChangeAspect="1"/>
-            </wp:cNvGraphicFramePr>
-            <a:graphic>
-              <a:graphicData uri="http://schemas.openxmlformats.org/drawingml/2006/picture">
-                <pic:pic>
-                  <pic:nvPicPr>
-                    <pic:cNvPr id="0" name="var_confusion.png"/>
-                    <pic:cNvPicPr/>
-                  </pic:nvPicPr>
-                  <pic:blipFill>
-                    <a:blip r:embed="rId12"/>
-                    <a:stretch>
-                      <a:fillRect/>
-                    </a:stretch>
-                  </pic:blipFill>
-                  <pic:spPr>
-                    <a:xfrm>
-                      <a:off x="0" y="0"/>
-                      <a:ext cx="4206240" cy="3663499"/>
-                    </a:xfrm>
-                    <a:prstGeom prst="rect"/>
-                  </pic:spPr>
-                </pic:pic>
-              </a:graphicData>
-            </a:graphic>
-          </wp:inline>
-        </w:drawing>
-      </w:r>
-    </w:p>
-    <w:p>
-      <w:pPr>
-        <w:spacing w:after="280"/>
-        <w:jc w:val="center"/>
-      </w:pPr>
-      <w:r>
-        <w:rPr>
-          <w:rFonts w:ascii="Calibri" w:hAnsi="Calibri"/>
-          <w:b w:val="0"/>
-          <w:i/>
-          <w:color w:val="595959"/>
-          <w:sz w:val="18"/>
-        </w:rPr>
-        <w:t>Figure 4 — Which signs get mistaken for which, on the hardest test. The diagonal is correct answers.</w:t>
+        <w:t>One caveat worth stating: the dim takes were always recorded after the bright ones, so tiredness or drift in how the signs were performed cannot be fully separated from the lighting itself. Recording half the session in the reverse order would settle that.</w:t>
       </w:r>
     </w:p>
     <w:p>
@@ -2139,7 +2885,7 @@
           <w:rFonts w:ascii="Calibri" w:hAnsi="Calibri"/>
           <w:sz w:val="22"/>
         </w:rPr>
-        <w:t>Bagged Trees is the most robust of the 9 algorithms tested, keeping 78% macro-F1 when the recording setup changes.</w:t>
+        <w:t>LDA scores highest at 90.8% macro-F1 (91.1% accuracy), though 5 algorithms are tied within run-to-run variation.</w:t>
       </w:r>
     </w:p>
     <w:p>
@@ -2152,7 +2898,7 @@
           <w:rFonts w:ascii="Calibri" w:hAnsi="Calibri"/>
           <w:sz w:val="22"/>
         </w:rPr>
-        <w:t>Algorithms that look equivalent on a random split are not equivalent. The gap only appears when the test conditions differ from the training conditions.</w:t>
+        <w:t>The spread between best and worst is 44 points, so the choice of algorithm materially affects results on this dataset.</w:t>
       </w:r>
     </w:p>
     <w:p>
@@ -2165,7 +2911,7 @@
           <w:rFonts w:ascii="Calibri" w:hAnsi="Calibri"/>
           <w:sz w:val="22"/>
         </w:rPr>
-        <w:t>lighting is the setting that matters most; position and distance are handled comparatively well.</w:t>
+        <w:t>Lighting affects recognition noticeably; distance and standing position affect it far less.</w:t>
       </w:r>
     </w:p>
     <w:p>
@@ -2178,15 +2924,7 @@
           <w:rFonts w:ascii="Calibri" w:hAnsi="Calibri"/>
           <w:sz w:val="22"/>
         </w:rPr>
-        <w:t>Tree-based methods degrade gracefully; linear and margin-based methods fail sharply. Robustness is a property of the model family, not of its headline accuracy.</w:t>
-      </w:r>
-    </w:p>
-    <w:p>
-      <w:pPr>
-        <w:pStyle w:val="Heading1"/>
-      </w:pPr>
-      <w:r>
-        <w:t>6. Honest limitations</w:t>
+        <w:t>Robustness to lighting does not follow overall accuracy: Bagged Trees keeps 66% when the lighting changes while LDA, the most accurate model overall, keeps only 23%.</w:t>
       </w:r>
     </w:p>
     <w:p>
@@ -2199,46 +2937,7 @@
           <w:rFonts w:ascii="Calibri" w:hAnsi="Calibri"/>
           <w:sz w:val="22"/>
         </w:rPr>
-        <w:t>One signer. These results say how well a model transfers across conditions, not across people — that needs recordings from more of the team.</w:t>
-      </w:r>
-    </w:p>
-    <w:p>
-      <w:pPr>
-        <w:pStyle w:val="ListBullet"/>
-        <w:spacing w:after="80"/>
-      </w:pPr>
-      <w:r>
-        <w:rPr>
-          <w:rFonts w:ascii="Calibri" w:hAnsi="Calibri"/>
-          <w:sz w:val="22"/>
-        </w:rPr>
-        <w:t>Lighting is confounded with recording order: the dim takes were always recorded after the bright ones, so fatigue or drift cannot be separated from the lighting itself. Having half the team record dim first would settle it.</w:t>
-      </w:r>
-    </w:p>
-    <w:p>
-      <w:pPr>
-        <w:pStyle w:val="ListBullet"/>
-        <w:spacing w:after="80"/>
-      </w:pPr>
-      <w:r>
-        <w:rPr>
-          <w:rFonts w:ascii="Calibri" w:hAnsi="Calibri"/>
-          <w:sz w:val="22"/>
-        </w:rPr>
-        <w:t>We assumed dim light would break hand detection. Measured directly, it does not — 62.1% of hand landmarks were missing in bright light and 60.8% in dim. The cause of the drop is still open.</w:t>
-      </w:r>
-    </w:p>
-    <w:p>
-      <w:pPr>
-        <w:pStyle w:val="ListBullet"/>
-        <w:spacing w:after="80"/>
-      </w:pPr>
-      <w:r>
-        <w:rPr>
-          <w:rFonts w:ascii="Calibri" w:hAnsi="Calibri"/>
-          <w:sz w:val="22"/>
-        </w:rPr>
-        <w:t>84 takes is a small dataset. Differences of one or two points between neighbouring algorithms should not be read as meaningful.</w:t>
+        <w:t>All recordings come from one signer, so these figures describe recognition for a known person. Performance for someone new is a separate question and needs recordings from more of the team.</w:t>
       </w:r>
     </w:p>
     <w:p>
@@ -2246,21 +2945,7 @@
         <w:pStyle w:val="Heading1"/>
       </w:pPr>
       <w:r>
-        <w:t>7. Reproducing this</w:t>
-      </w:r>
-    </w:p>
-    <w:p>
-      <w:pPr>
-        <w:spacing w:after="120"/>
-      </w:pPr>
-      <w:r>
-        <w:rPr>
-          <w:rFonts w:ascii="Calibri" w:hAnsi="Calibri"/>
-          <w:b w:val="0"/>
-          <w:i w:val="0"/>
-          <w:sz w:val="22"/>
-        </w:rPr>
-        <w:t>Every algorithm is seeded, so these numbers come out identical on any machine:</w:t>
+        <w:t>6. Reproducing this</w:t>
       </w:r>
     </w:p>
     <w:p>
@@ -2290,7 +2975,7 @@
           <w:color w:val="595959"/>
           <w:sz w:val="18"/>
         </w:rPr>
-        <w:t>Scores average 8 random splits; the condition tests are fixed by the grid and need no averaging.</w:t>
+        <w:t>Averages 8 take-aware random splits with fixed seeds; the output is identical on any machine.</w:t>
       </w:r>
     </w:p>
     <w:sectPr>

--- a/khmer_sign_recognizer/algo_comparison/results_khmer_var/Task_A_Report.docx
+++ b/khmer_sign_recognizer/algo_comparison/results_khmer_var/Task_A_Report.docx
@@ -24,7 +24,7 @@
           <w:color w:val="595959"/>
           <w:sz w:val="24"/>
         </w:rPr>
-        <w:t>9 algorithms on 84 recordings of 7 signs</w:t>
+        <w:t>9 algorithms on 337 recordings of 7 signs</w:t>
       </w:r>
     </w:p>
     <w:p>
@@ -174,7 +174,7 @@
                 <w:rFonts w:ascii="Calibri" w:hAnsi="Calibri"/>
                 <w:sz w:val="20"/>
               </w:rPr>
-              <w:t>84 takes, 12 per sign</w:t>
+              <w:t>337 takes, 12 per sign</w:t>
             </w:r>
           </w:p>
         </w:tc>
@@ -500,7 +500,7 @@
                 <w:b/>
                 <w:sz w:val="20"/>
               </w:rPr>
-              <w:t>LDA</w:t>
+              <w:t>Gradient Boosting</w:t>
             </w:r>
           </w:p>
         </w:tc>
@@ -520,7 +520,7 @@
                 <w:b/>
                 <w:sz w:val="20"/>
               </w:rPr>
-              <w:t>91.1%</w:t>
+              <w:t>82.7%</w:t>
             </w:r>
           </w:p>
         </w:tc>
@@ -540,7 +540,7 @@
                 <w:b/>
                 <w:sz w:val="20"/>
               </w:rPr>
-              <w:t>93.5%</w:t>
+              <w:t>82.4%</w:t>
             </w:r>
           </w:p>
         </w:tc>
@@ -560,7 +560,7 @@
                 <w:b/>
                 <w:sz w:val="20"/>
               </w:rPr>
-              <w:t>91.1%</w:t>
+              <w:t>82.5%</w:t>
             </w:r>
           </w:p>
         </w:tc>
@@ -580,7 +580,7 @@
                 <w:b/>
                 <w:sz w:val="20"/>
               </w:rPr>
-              <w:t>90.8%</w:t>
+              <w:t>81.8%</w:t>
             </w:r>
           </w:p>
         </w:tc>
@@ -600,7 +600,459 @@
                 <w:b/>
                 <w:sz w:val="20"/>
               </w:rPr>
-              <w:t>± 6.2</w:t>
+              <w:t>± 3.2</w:t>
+            </w:r>
+          </w:p>
+        </w:tc>
+      </w:tr>
+      <w:tr>
+        <w:tc>
+          <w:tcPr>
+            <w:tcW w:type="dxa" w:w="2448"/>
+            <w:shd w:val="clear" w:fill="F2F2F2"/>
+          </w:tcPr>
+          <w:p>
+            <w:pPr>
+              <w:jc w:val="left"/>
+            </w:pPr>
+            <w:r/>
+            <w:r>
+              <w:rPr>
+                <w:rFonts w:ascii="Calibri" w:hAnsi="Calibri"/>
+                <w:sz w:val="20"/>
+              </w:rPr>
+              <w:t>Bagged Trees</w:t>
+            </w:r>
+          </w:p>
+        </w:tc>
+        <w:tc>
+          <w:tcPr>
+            <w:tcW w:type="dxa" w:w="1368"/>
+            <w:shd w:val="clear" w:fill="F2F2F2"/>
+          </w:tcPr>
+          <w:p>
+            <w:pPr>
+              <w:jc w:val="center"/>
+            </w:pPr>
+            <w:r/>
+            <w:r>
+              <w:rPr>
+                <w:rFonts w:ascii="Calibri" w:hAnsi="Calibri"/>
+                <w:sz w:val="20"/>
+              </w:rPr>
+              <w:t>78.7%</w:t>
+            </w:r>
+          </w:p>
+        </w:tc>
+        <w:tc>
+          <w:tcPr>
+            <w:tcW w:type="dxa" w:w="1368"/>
+            <w:shd w:val="clear" w:fill="F2F2F2"/>
+          </w:tcPr>
+          <w:p>
+            <w:pPr>
+              <w:jc w:val="center"/>
+            </w:pPr>
+            <w:r/>
+            <w:r>
+              <w:rPr>
+                <w:rFonts w:ascii="Calibri" w:hAnsi="Calibri"/>
+                <w:sz w:val="20"/>
+              </w:rPr>
+              <w:t>78.4%</w:t>
+            </w:r>
+          </w:p>
+        </w:tc>
+        <w:tc>
+          <w:tcPr>
+            <w:tcW w:type="dxa" w:w="1296"/>
+            <w:shd w:val="clear" w:fill="F2F2F2"/>
+          </w:tcPr>
+          <w:p>
+            <w:pPr>
+              <w:jc w:val="center"/>
+            </w:pPr>
+            <w:r/>
+            <w:r>
+              <w:rPr>
+                <w:rFonts w:ascii="Calibri" w:hAnsi="Calibri"/>
+                <w:sz w:val="20"/>
+              </w:rPr>
+              <w:t>78.0%</w:t>
+            </w:r>
+          </w:p>
+        </w:tc>
+        <w:tc>
+          <w:tcPr>
+            <w:tcW w:type="dxa" w:w="1368"/>
+            <w:shd w:val="clear" w:fill="F2F2F2"/>
+          </w:tcPr>
+          <w:p>
+            <w:pPr>
+              <w:jc w:val="center"/>
+            </w:pPr>
+            <w:r/>
+            <w:r>
+              <w:rPr>
+                <w:rFonts w:ascii="Calibri" w:hAnsi="Calibri"/>
+                <w:sz w:val="20"/>
+              </w:rPr>
+              <w:t>77.4%</w:t>
+            </w:r>
+          </w:p>
+        </w:tc>
+        <w:tc>
+          <w:tcPr>
+            <w:tcW w:type="dxa" w:w="1080"/>
+            <w:shd w:val="clear" w:fill="F2F2F2"/>
+          </w:tcPr>
+          <w:p>
+            <w:pPr>
+              <w:jc w:val="center"/>
+            </w:pPr>
+            <w:r/>
+            <w:r>
+              <w:rPr>
+                <w:rFonts w:ascii="Calibri" w:hAnsi="Calibri"/>
+                <w:sz w:val="20"/>
+              </w:rPr>
+              <w:t>± 3.1</w:t>
+            </w:r>
+          </w:p>
+        </w:tc>
+      </w:tr>
+      <w:tr>
+        <w:tc>
+          <w:tcPr>
+            <w:tcW w:type="dxa" w:w="2448"/>
+          </w:tcPr>
+          <w:p>
+            <w:pPr>
+              <w:jc w:val="left"/>
+            </w:pPr>
+            <w:r/>
+            <w:r>
+              <w:rPr>
+                <w:rFonts w:ascii="Calibri" w:hAnsi="Calibri"/>
+                <w:sz w:val="20"/>
+              </w:rPr>
+              <w:t>Random Forest</w:t>
+            </w:r>
+          </w:p>
+        </w:tc>
+        <w:tc>
+          <w:tcPr>
+            <w:tcW w:type="dxa" w:w="1368"/>
+          </w:tcPr>
+          <w:p>
+            <w:pPr>
+              <w:jc w:val="center"/>
+            </w:pPr>
+            <w:r/>
+            <w:r>
+              <w:rPr>
+                <w:rFonts w:ascii="Calibri" w:hAnsi="Calibri"/>
+                <w:sz w:val="20"/>
+              </w:rPr>
+              <w:t>76.0%</w:t>
+            </w:r>
+          </w:p>
+        </w:tc>
+        <w:tc>
+          <w:tcPr>
+            <w:tcW w:type="dxa" w:w="1368"/>
+          </w:tcPr>
+          <w:p>
+            <w:pPr>
+              <w:jc w:val="center"/>
+            </w:pPr>
+            <w:r/>
+            <w:r>
+              <w:rPr>
+                <w:rFonts w:ascii="Calibri" w:hAnsi="Calibri"/>
+                <w:sz w:val="20"/>
+              </w:rPr>
+              <w:t>75.8%</w:t>
+            </w:r>
+          </w:p>
+        </w:tc>
+        <w:tc>
+          <w:tcPr>
+            <w:tcW w:type="dxa" w:w="1296"/>
+          </w:tcPr>
+          <w:p>
+            <w:pPr>
+              <w:jc w:val="center"/>
+            </w:pPr>
+            <w:r/>
+            <w:r>
+              <w:rPr>
+                <w:rFonts w:ascii="Calibri" w:hAnsi="Calibri"/>
+                <w:sz w:val="20"/>
+              </w:rPr>
+              <w:t>75.4%</w:t>
+            </w:r>
+          </w:p>
+        </w:tc>
+        <w:tc>
+          <w:tcPr>
+            <w:tcW w:type="dxa" w:w="1368"/>
+          </w:tcPr>
+          <w:p>
+            <w:pPr>
+              <w:jc w:val="center"/>
+            </w:pPr>
+            <w:r/>
+            <w:r>
+              <w:rPr>
+                <w:rFonts w:ascii="Calibri" w:hAnsi="Calibri"/>
+                <w:sz w:val="20"/>
+              </w:rPr>
+              <w:t>74.4%</w:t>
+            </w:r>
+          </w:p>
+        </w:tc>
+        <w:tc>
+          <w:tcPr>
+            <w:tcW w:type="dxa" w:w="1080"/>
+          </w:tcPr>
+          <w:p>
+            <w:pPr>
+              <w:jc w:val="center"/>
+            </w:pPr>
+            <w:r/>
+            <w:r>
+              <w:rPr>
+                <w:rFonts w:ascii="Calibri" w:hAnsi="Calibri"/>
+                <w:sz w:val="20"/>
+              </w:rPr>
+              <w:t>± 2.5</w:t>
+            </w:r>
+          </w:p>
+        </w:tc>
+      </w:tr>
+      <w:tr>
+        <w:tc>
+          <w:tcPr>
+            <w:tcW w:type="dxa" w:w="2448"/>
+            <w:shd w:val="clear" w:fill="F2F2F2"/>
+          </w:tcPr>
+          <w:p>
+            <w:pPr>
+              <w:jc w:val="left"/>
+            </w:pPr>
+            <w:r/>
+            <w:r>
+              <w:rPr>
+                <w:rFonts w:ascii="Calibri" w:hAnsi="Calibri"/>
+                <w:sz w:val="20"/>
+              </w:rPr>
+              <w:t>LDA</w:t>
+            </w:r>
+          </w:p>
+        </w:tc>
+        <w:tc>
+          <w:tcPr>
+            <w:tcW w:type="dxa" w:w="1368"/>
+            <w:shd w:val="clear" w:fill="F2F2F2"/>
+          </w:tcPr>
+          <w:p>
+            <w:pPr>
+              <w:jc w:val="center"/>
+            </w:pPr>
+            <w:r/>
+            <w:r>
+              <w:rPr>
+                <w:rFonts w:ascii="Calibri" w:hAnsi="Calibri"/>
+                <w:sz w:val="20"/>
+              </w:rPr>
+              <w:t>72.3%</w:t>
+            </w:r>
+          </w:p>
+        </w:tc>
+        <w:tc>
+          <w:tcPr>
+            <w:tcW w:type="dxa" w:w="1368"/>
+            <w:shd w:val="clear" w:fill="F2F2F2"/>
+          </w:tcPr>
+          <w:p>
+            <w:pPr>
+              <w:jc w:val="center"/>
+            </w:pPr>
+            <w:r/>
+            <w:r>
+              <w:rPr>
+                <w:rFonts w:ascii="Calibri" w:hAnsi="Calibri"/>
+                <w:sz w:val="20"/>
+              </w:rPr>
+              <w:t>71.8%</w:t>
+            </w:r>
+          </w:p>
+        </w:tc>
+        <w:tc>
+          <w:tcPr>
+            <w:tcW w:type="dxa" w:w="1296"/>
+            <w:shd w:val="clear" w:fill="F2F2F2"/>
+          </w:tcPr>
+          <w:p>
+            <w:pPr>
+              <w:jc w:val="center"/>
+            </w:pPr>
+            <w:r/>
+            <w:r>
+              <w:rPr>
+                <w:rFonts w:ascii="Calibri" w:hAnsi="Calibri"/>
+                <w:sz w:val="20"/>
+              </w:rPr>
+              <w:t>71.9%</w:t>
+            </w:r>
+          </w:p>
+        </w:tc>
+        <w:tc>
+          <w:tcPr>
+            <w:tcW w:type="dxa" w:w="1368"/>
+            <w:shd w:val="clear" w:fill="F2F2F2"/>
+          </w:tcPr>
+          <w:p>
+            <w:pPr>
+              <w:jc w:val="center"/>
+            </w:pPr>
+            <w:r/>
+            <w:r>
+              <w:rPr>
+                <w:rFonts w:ascii="Calibri" w:hAnsi="Calibri"/>
+                <w:sz w:val="20"/>
+              </w:rPr>
+              <w:t>71.0%</w:t>
+            </w:r>
+          </w:p>
+        </w:tc>
+        <w:tc>
+          <w:tcPr>
+            <w:tcW w:type="dxa" w:w="1080"/>
+            <w:shd w:val="clear" w:fill="F2F2F2"/>
+          </w:tcPr>
+          <w:p>
+            <w:pPr>
+              <w:jc w:val="center"/>
+            </w:pPr>
+            <w:r/>
+            <w:r>
+              <w:rPr>
+                <w:rFonts w:ascii="Calibri" w:hAnsi="Calibri"/>
+                <w:sz w:val="20"/>
+              </w:rPr>
+              <w:t>± 3.8</w:t>
+            </w:r>
+          </w:p>
+        </w:tc>
+      </w:tr>
+      <w:tr>
+        <w:tc>
+          <w:tcPr>
+            <w:tcW w:type="dxa" w:w="2448"/>
+          </w:tcPr>
+          <w:p>
+            <w:pPr>
+              <w:jc w:val="left"/>
+            </w:pPr>
+            <w:r/>
+            <w:r>
+              <w:rPr>
+                <w:rFonts w:ascii="Calibri" w:hAnsi="Calibri"/>
+                <w:sz w:val="20"/>
+              </w:rPr>
+              <w:t>MLP</w:t>
+            </w:r>
+          </w:p>
+        </w:tc>
+        <w:tc>
+          <w:tcPr>
+            <w:tcW w:type="dxa" w:w="1368"/>
+          </w:tcPr>
+          <w:p>
+            <w:pPr>
+              <w:jc w:val="center"/>
+            </w:pPr>
+            <w:r/>
+            <w:r>
+              <w:rPr>
+                <w:rFonts w:ascii="Calibri" w:hAnsi="Calibri"/>
+                <w:sz w:val="20"/>
+              </w:rPr>
+              <w:t>71.3%</w:t>
+            </w:r>
+          </w:p>
+        </w:tc>
+        <w:tc>
+          <w:tcPr>
+            <w:tcW w:type="dxa" w:w="1368"/>
+          </w:tcPr>
+          <w:p>
+            <w:pPr>
+              <w:jc w:val="center"/>
+            </w:pPr>
+            <w:r/>
+            <w:r>
+              <w:rPr>
+                <w:rFonts w:ascii="Calibri" w:hAnsi="Calibri"/>
+                <w:sz w:val="20"/>
+              </w:rPr>
+              <w:t>70.9%</w:t>
+            </w:r>
+          </w:p>
+        </w:tc>
+        <w:tc>
+          <w:tcPr>
+            <w:tcW w:type="dxa" w:w="1296"/>
+          </w:tcPr>
+          <w:p>
+            <w:pPr>
+              <w:jc w:val="center"/>
+            </w:pPr>
+            <w:r/>
+            <w:r>
+              <w:rPr>
+                <w:rFonts w:ascii="Calibri" w:hAnsi="Calibri"/>
+                <w:sz w:val="20"/>
+              </w:rPr>
+              <w:t>70.8%</w:t>
+            </w:r>
+          </w:p>
+        </w:tc>
+        <w:tc>
+          <w:tcPr>
+            <w:tcW w:type="dxa" w:w="1368"/>
+          </w:tcPr>
+          <w:p>
+            <w:pPr>
+              <w:jc w:val="center"/>
+            </w:pPr>
+            <w:r/>
+            <w:r>
+              <w:rPr>
+                <w:rFonts w:ascii="Calibri" w:hAnsi="Calibri"/>
+                <w:sz w:val="20"/>
+              </w:rPr>
+              <w:t>70.1%</w:t>
+            </w:r>
+          </w:p>
+        </w:tc>
+        <w:tc>
+          <w:tcPr>
+            <w:tcW w:type="dxa" w:w="1080"/>
+          </w:tcPr>
+          <w:p>
+            <w:pPr>
+              <w:jc w:val="center"/>
+            </w:pPr>
+            <w:r/>
+            <w:r>
+              <w:rPr>
+                <w:rFonts w:ascii="Calibri" w:hAnsi="Calibri"/>
+                <w:sz w:val="20"/>
+              </w:rPr>
+              <w:t>± 4.0</w:t>
             </w:r>
           </w:p>
         </w:tc>
@@ -640,7 +1092,7 @@
                 <w:rFonts w:ascii="Calibri" w:hAnsi="Calibri"/>
                 <w:sz w:val="20"/>
               </w:rPr>
-              <w:t>91.1%</w:t>
+              <w:t>71.1%</w:t>
             </w:r>
           </w:p>
         </w:tc>
@@ -659,7 +1111,7 @@
                 <w:rFonts w:ascii="Calibri" w:hAnsi="Calibri"/>
                 <w:sz w:val="20"/>
               </w:rPr>
-              <w:t>93.2%</w:t>
+              <w:t>70.5%</w:t>
             </w:r>
           </w:p>
         </w:tc>
@@ -678,7 +1130,7 @@
                 <w:rFonts w:ascii="Calibri" w:hAnsi="Calibri"/>
                 <w:sz w:val="20"/>
               </w:rPr>
-              <w:t>91.1%</w:t>
+              <w:t>70.2%</w:t>
             </w:r>
           </w:p>
         </w:tc>
@@ -697,7 +1149,7 @@
                 <w:rFonts w:ascii="Calibri" w:hAnsi="Calibri"/>
                 <w:sz w:val="20"/>
               </w:rPr>
-              <w:t>90.2%</w:t>
+              <w:t>69.7%</w:t>
             </w:r>
           </w:p>
         </w:tc>
@@ -716,7 +1168,7 @@
                 <w:rFonts w:ascii="Calibri" w:hAnsi="Calibri"/>
                 <w:sz w:val="20"/>
               </w:rPr>
-              <w:t>± 8.9</w:t>
+              <w:t>± 2.4</w:t>
             </w:r>
           </w:p>
         </w:tc>
@@ -736,7 +1188,7 @@
                 <w:rFonts w:ascii="Calibri" w:hAnsi="Calibri"/>
                 <w:sz w:val="20"/>
               </w:rPr>
-              <w:t>Bagged Trees</w:t>
+              <w:t>SVM</w:t>
             </w:r>
           </w:p>
         </w:tc>
@@ -754,7 +1206,7 @@
                 <w:rFonts w:ascii="Calibri" w:hAnsi="Calibri"/>
                 <w:sz w:val="20"/>
               </w:rPr>
-              <w:t>89.9%</w:t>
+              <w:t>68.3%</w:t>
             </w:r>
           </w:p>
         </w:tc>
@@ -772,7 +1224,7 @@
                 <w:rFonts w:ascii="Calibri" w:hAnsi="Calibri"/>
                 <w:sz w:val="20"/>
               </w:rPr>
-              <w:t>92.1%</w:t>
+              <w:t>69.4%</w:t>
             </w:r>
           </w:p>
         </w:tc>
@@ -790,7 +1242,7 @@
                 <w:rFonts w:ascii="Calibri" w:hAnsi="Calibri"/>
                 <w:sz w:val="20"/>
               </w:rPr>
-              <w:t>89.9%</w:t>
+              <w:t>67.5%</w:t>
             </w:r>
           </w:p>
         </w:tc>
@@ -808,7 +1260,7 @@
                 <w:rFonts w:ascii="Calibri" w:hAnsi="Calibri"/>
                 <w:sz w:val="20"/>
               </w:rPr>
-              <w:t>89.7%</w:t>
+              <w:t>67.0%</w:t>
             </w:r>
           </w:p>
         </w:tc>
@@ -826,7 +1278,7 @@
                 <w:rFonts w:ascii="Calibri" w:hAnsi="Calibri"/>
                 <w:sz w:val="20"/>
               </w:rPr>
-              <w:t>± 7.7</w:t>
+              <w:t>± 2.6</w:t>
             </w:r>
           </w:p>
         </w:tc>
@@ -847,7 +1299,7 @@
                 <w:rFonts w:ascii="Calibri" w:hAnsi="Calibri"/>
                 <w:sz w:val="20"/>
               </w:rPr>
-              <w:t>Random Forest</w:t>
+              <w:t>Decision Tree</w:t>
             </w:r>
           </w:p>
         </w:tc>
@@ -866,7 +1318,7 @@
                 <w:rFonts w:ascii="Calibri" w:hAnsi="Calibri"/>
                 <w:sz w:val="20"/>
               </w:rPr>
-              <w:t>88.7%</w:t>
+              <w:t>63.2%</w:t>
             </w:r>
           </w:p>
         </w:tc>
@@ -885,7 +1337,7 @@
                 <w:rFonts w:ascii="Calibri" w:hAnsi="Calibri"/>
                 <w:sz w:val="20"/>
               </w:rPr>
-              <w:t>92.0%</w:t>
+              <w:t>63.9%</w:t>
             </w:r>
           </w:p>
         </w:tc>
@@ -904,7 +1356,7 @@
                 <w:rFonts w:ascii="Calibri" w:hAnsi="Calibri"/>
                 <w:sz w:val="20"/>
               </w:rPr>
-              <w:t>88.7%</w:t>
+              <w:t>63.1%</w:t>
             </w:r>
           </w:p>
         </w:tc>
@@ -923,7 +1375,7 @@
                 <w:rFonts w:ascii="Calibri" w:hAnsi="Calibri"/>
                 <w:sz w:val="20"/>
               </w:rPr>
-              <w:t>88.2%</w:t>
+              <w:t>62.2%</w:t>
             </w:r>
           </w:p>
         </w:tc>
@@ -942,459 +1394,7 @@
                 <w:rFonts w:ascii="Calibri" w:hAnsi="Calibri"/>
                 <w:sz w:val="20"/>
               </w:rPr>
-              <w:t>± 6.9</w:t>
-            </w:r>
-          </w:p>
-        </w:tc>
-      </w:tr>
-      <w:tr>
-        <w:tc>
-          <w:tcPr>
-            <w:tcW w:type="dxa" w:w="2448"/>
-          </w:tcPr>
-          <w:p>
-            <w:pPr>
-              <w:jc w:val="left"/>
-            </w:pPr>
-            <w:r/>
-            <w:r>
-              <w:rPr>
-                <w:rFonts w:ascii="Calibri" w:hAnsi="Calibri"/>
-                <w:sz w:val="20"/>
-              </w:rPr>
-              <w:t>MLP</w:t>
-            </w:r>
-          </w:p>
-        </w:tc>
-        <w:tc>
-          <w:tcPr>
-            <w:tcW w:type="dxa" w:w="1368"/>
-          </w:tcPr>
-          <w:p>
-            <w:pPr>
-              <w:jc w:val="center"/>
-            </w:pPr>
-            <w:r/>
-            <w:r>
-              <w:rPr>
-                <w:rFonts w:ascii="Calibri" w:hAnsi="Calibri"/>
-                <w:sz w:val="20"/>
-              </w:rPr>
-              <w:t>83.3%</w:t>
-            </w:r>
-          </w:p>
-        </w:tc>
-        <w:tc>
-          <w:tcPr>
-            <w:tcW w:type="dxa" w:w="1368"/>
-          </w:tcPr>
-          <w:p>
-            <w:pPr>
-              <w:jc w:val="center"/>
-            </w:pPr>
-            <w:r/>
-            <w:r>
-              <w:rPr>
-                <w:rFonts w:ascii="Calibri" w:hAnsi="Calibri"/>
-                <w:sz w:val="20"/>
-              </w:rPr>
-              <w:t>86.0%</w:t>
-            </w:r>
-          </w:p>
-        </w:tc>
-        <w:tc>
-          <w:tcPr>
-            <w:tcW w:type="dxa" w:w="1296"/>
-          </w:tcPr>
-          <w:p>
-            <w:pPr>
-              <w:jc w:val="center"/>
-            </w:pPr>
-            <w:r/>
-            <w:r>
-              <w:rPr>
-                <w:rFonts w:ascii="Calibri" w:hAnsi="Calibri"/>
-                <w:sz w:val="20"/>
-              </w:rPr>
-              <w:t>83.3%</w:t>
-            </w:r>
-          </w:p>
-        </w:tc>
-        <w:tc>
-          <w:tcPr>
-            <w:tcW w:type="dxa" w:w="1368"/>
-          </w:tcPr>
-          <w:p>
-            <w:pPr>
-              <w:jc w:val="center"/>
-            </w:pPr>
-            <w:r/>
-            <w:r>
-              <w:rPr>
-                <w:rFonts w:ascii="Calibri" w:hAnsi="Calibri"/>
-                <w:sz w:val="20"/>
-              </w:rPr>
-              <w:t>82.3%</w:t>
-            </w:r>
-          </w:p>
-        </w:tc>
-        <w:tc>
-          <w:tcPr>
-            <w:tcW w:type="dxa" w:w="1080"/>
-          </w:tcPr>
-          <w:p>
-            <w:pPr>
-              <w:jc w:val="center"/>
-            </w:pPr>
-            <w:r/>
-            <w:r>
-              <w:rPr>
-                <w:rFonts w:ascii="Calibri" w:hAnsi="Calibri"/>
-                <w:sz w:val="20"/>
-              </w:rPr>
-              <w:t>± 9.8</w:t>
-            </w:r>
-          </w:p>
-        </w:tc>
-      </w:tr>
-      <w:tr>
-        <w:tc>
-          <w:tcPr>
-            <w:tcW w:type="dxa" w:w="2448"/>
-            <w:shd w:val="clear" w:fill="F2F2F2"/>
-          </w:tcPr>
-          <w:p>
-            <w:pPr>
-              <w:jc w:val="left"/>
-            </w:pPr>
-            <w:r/>
-            <w:r>
-              <w:rPr>
-                <w:rFonts w:ascii="Calibri" w:hAnsi="Calibri"/>
-                <w:sz w:val="20"/>
-              </w:rPr>
-              <w:t>SVM</w:t>
-            </w:r>
-          </w:p>
-        </w:tc>
-        <w:tc>
-          <w:tcPr>
-            <w:tcW w:type="dxa" w:w="1368"/>
-            <w:shd w:val="clear" w:fill="F2F2F2"/>
-          </w:tcPr>
-          <w:p>
-            <w:pPr>
-              <w:jc w:val="center"/>
-            </w:pPr>
-            <w:r/>
-            <w:r>
-              <w:rPr>
-                <w:rFonts w:ascii="Calibri" w:hAnsi="Calibri"/>
-                <w:sz w:val="20"/>
-              </w:rPr>
-              <w:t>79.2%</w:t>
-            </w:r>
-          </w:p>
-        </w:tc>
-        <w:tc>
-          <w:tcPr>
-            <w:tcW w:type="dxa" w:w="1368"/>
-            <w:shd w:val="clear" w:fill="F2F2F2"/>
-          </w:tcPr>
-          <w:p>
-            <w:pPr>
-              <w:jc w:val="center"/>
-            </w:pPr>
-            <w:r/>
-            <w:r>
-              <w:rPr>
-                <w:rFonts w:ascii="Calibri" w:hAnsi="Calibri"/>
-                <w:sz w:val="20"/>
-              </w:rPr>
-              <w:t>86.2%</w:t>
-            </w:r>
-          </w:p>
-        </w:tc>
-        <w:tc>
-          <w:tcPr>
-            <w:tcW w:type="dxa" w:w="1296"/>
-            <w:shd w:val="clear" w:fill="F2F2F2"/>
-          </w:tcPr>
-          <w:p>
-            <w:pPr>
-              <w:jc w:val="center"/>
-            </w:pPr>
-            <w:r/>
-            <w:r>
-              <w:rPr>
-                <w:rFonts w:ascii="Calibri" w:hAnsi="Calibri"/>
-                <w:sz w:val="20"/>
-              </w:rPr>
-              <w:t>79.2%</w:t>
-            </w:r>
-          </w:p>
-        </w:tc>
-        <w:tc>
-          <w:tcPr>
-            <w:tcW w:type="dxa" w:w="1368"/>
-            <w:shd w:val="clear" w:fill="F2F2F2"/>
-          </w:tcPr>
-          <w:p>
-            <w:pPr>
-              <w:jc w:val="center"/>
-            </w:pPr>
-            <w:r/>
-            <w:r>
-              <w:rPr>
-                <w:rFonts w:ascii="Calibri" w:hAnsi="Calibri"/>
-                <w:sz w:val="20"/>
-              </w:rPr>
-              <w:t>78.9%</w:t>
-            </w:r>
-          </w:p>
-        </w:tc>
-        <w:tc>
-          <w:tcPr>
-            <w:tcW w:type="dxa" w:w="1080"/>
-            <w:shd w:val="clear" w:fill="F2F2F2"/>
-          </w:tcPr>
-          <w:p>
-            <w:pPr>
-              <w:jc w:val="center"/>
-            </w:pPr>
-            <w:r/>
-            <w:r>
-              <w:rPr>
-                <w:rFonts w:ascii="Calibri" w:hAnsi="Calibri"/>
-                <w:sz w:val="20"/>
-              </w:rPr>
-              <w:t>± 7.6</w:t>
-            </w:r>
-          </w:p>
-        </w:tc>
-      </w:tr>
-      <w:tr>
-        <w:tc>
-          <w:tcPr>
-            <w:tcW w:type="dxa" w:w="2448"/>
-          </w:tcPr>
-          <w:p>
-            <w:pPr>
-              <w:jc w:val="left"/>
-            </w:pPr>
-            <w:r/>
-            <w:r>
-              <w:rPr>
-                <w:rFonts w:ascii="Calibri" w:hAnsi="Calibri"/>
-                <w:sz w:val="20"/>
-              </w:rPr>
-              <w:t>Decision Tree</w:t>
-            </w:r>
-          </w:p>
-        </w:tc>
-        <w:tc>
-          <w:tcPr>
-            <w:tcW w:type="dxa" w:w="1368"/>
-          </w:tcPr>
-          <w:p>
-            <w:pPr>
-              <w:jc w:val="center"/>
-            </w:pPr>
-            <w:r/>
-            <w:r>
-              <w:rPr>
-                <w:rFonts w:ascii="Calibri" w:hAnsi="Calibri"/>
-                <w:sz w:val="20"/>
-              </w:rPr>
-              <w:t>72.6%</w:t>
-            </w:r>
-          </w:p>
-        </w:tc>
-        <w:tc>
-          <w:tcPr>
-            <w:tcW w:type="dxa" w:w="1368"/>
-          </w:tcPr>
-          <w:p>
-            <w:pPr>
-              <w:jc w:val="center"/>
-            </w:pPr>
-            <w:r/>
-            <w:r>
-              <w:rPr>
-                <w:rFonts w:ascii="Calibri" w:hAnsi="Calibri"/>
-                <w:sz w:val="20"/>
-              </w:rPr>
-              <w:t>75.4%</w:t>
-            </w:r>
-          </w:p>
-        </w:tc>
-        <w:tc>
-          <w:tcPr>
-            <w:tcW w:type="dxa" w:w="1296"/>
-          </w:tcPr>
-          <w:p>
-            <w:pPr>
-              <w:jc w:val="center"/>
-            </w:pPr>
-            <w:r/>
-            <w:r>
-              <w:rPr>
-                <w:rFonts w:ascii="Calibri" w:hAnsi="Calibri"/>
-                <w:sz w:val="20"/>
-              </w:rPr>
-              <w:t>72.6%</w:t>
-            </w:r>
-          </w:p>
-        </w:tc>
-        <w:tc>
-          <w:tcPr>
-            <w:tcW w:type="dxa" w:w="1368"/>
-          </w:tcPr>
-          <w:p>
-            <w:pPr>
-              <w:jc w:val="center"/>
-            </w:pPr>
-            <w:r/>
-            <w:r>
-              <w:rPr>
-                <w:rFonts w:ascii="Calibri" w:hAnsi="Calibri"/>
-                <w:sz w:val="20"/>
-              </w:rPr>
-              <w:t>70.2%</w:t>
-            </w:r>
-          </w:p>
-        </w:tc>
-        <w:tc>
-          <w:tcPr>
-            <w:tcW w:type="dxa" w:w="1080"/>
-          </w:tcPr>
-          <w:p>
-            <w:pPr>
-              <w:jc w:val="center"/>
-            </w:pPr>
-            <w:r/>
-            <w:r>
-              <w:rPr>
-                <w:rFonts w:ascii="Calibri" w:hAnsi="Calibri"/>
-                <w:sz w:val="20"/>
-              </w:rPr>
-              <w:t>± 5.9</w:t>
-            </w:r>
-          </w:p>
-        </w:tc>
-      </w:tr>
-      <w:tr>
-        <w:tc>
-          <w:tcPr>
-            <w:tcW w:type="dxa" w:w="2448"/>
-            <w:shd w:val="clear" w:fill="F2F2F2"/>
-          </w:tcPr>
-          <w:p>
-            <w:pPr>
-              <w:jc w:val="left"/>
-            </w:pPr>
-            <w:r/>
-            <w:r>
-              <w:rPr>
-                <w:rFonts w:ascii="Calibri" w:hAnsi="Calibri"/>
-                <w:sz w:val="20"/>
-              </w:rPr>
-              <w:t>Gradient Boosting</w:t>
-            </w:r>
-          </w:p>
-        </w:tc>
-        <w:tc>
-          <w:tcPr>
-            <w:tcW w:type="dxa" w:w="1368"/>
-            <w:shd w:val="clear" w:fill="F2F2F2"/>
-          </w:tcPr>
-          <w:p>
-            <w:pPr>
-              <w:jc w:val="center"/>
-            </w:pPr>
-            <w:r/>
-            <w:r>
-              <w:rPr>
-                <w:rFonts w:ascii="Calibri" w:hAnsi="Calibri"/>
-                <w:sz w:val="20"/>
-              </w:rPr>
-              <w:t>67.3%</w:t>
-            </w:r>
-          </w:p>
-        </w:tc>
-        <w:tc>
-          <w:tcPr>
-            <w:tcW w:type="dxa" w:w="1368"/>
-            <w:shd w:val="clear" w:fill="F2F2F2"/>
-          </w:tcPr>
-          <w:p>
-            <w:pPr>
-              <w:jc w:val="center"/>
-            </w:pPr>
-            <w:r/>
-            <w:r>
-              <w:rPr>
-                <w:rFonts w:ascii="Calibri" w:hAnsi="Calibri"/>
-                <w:sz w:val="20"/>
-              </w:rPr>
-              <w:t>75.5%</w:t>
-            </w:r>
-          </w:p>
-        </w:tc>
-        <w:tc>
-          <w:tcPr>
-            <w:tcW w:type="dxa" w:w="1296"/>
-            <w:shd w:val="clear" w:fill="F2F2F2"/>
-          </w:tcPr>
-          <w:p>
-            <w:pPr>
-              <w:jc w:val="center"/>
-            </w:pPr>
-            <w:r/>
-            <w:r>
-              <w:rPr>
-                <w:rFonts w:ascii="Calibri" w:hAnsi="Calibri"/>
-                <w:sz w:val="20"/>
-              </w:rPr>
-              <w:t>67.3%</w:t>
-            </w:r>
-          </w:p>
-        </w:tc>
-        <w:tc>
-          <w:tcPr>
-            <w:tcW w:type="dxa" w:w="1368"/>
-            <w:shd w:val="clear" w:fill="F2F2F2"/>
-          </w:tcPr>
-          <w:p>
-            <w:pPr>
-              <w:jc w:val="center"/>
-            </w:pPr>
-            <w:r/>
-            <w:r>
-              <w:rPr>
-                <w:rFonts w:ascii="Calibri" w:hAnsi="Calibri"/>
-                <w:sz w:val="20"/>
-              </w:rPr>
-              <w:t>67.1%</w:t>
-            </w:r>
-          </w:p>
-        </w:tc>
-        <w:tc>
-          <w:tcPr>
-            <w:tcW w:type="dxa" w:w="1080"/>
-            <w:shd w:val="clear" w:fill="F2F2F2"/>
-          </w:tcPr>
-          <w:p>
-            <w:pPr>
-              <w:jc w:val="center"/>
-            </w:pPr>
-            <w:r/>
-            <w:r>
-              <w:rPr>
-                <w:rFonts w:ascii="Calibri" w:hAnsi="Calibri"/>
-                <w:sz w:val="20"/>
-              </w:rPr>
-              <w:t>± 9.8</w:t>
+              <w:t>± 2.8</w:t>
             </w:r>
           </w:p>
         </w:tc>
@@ -1432,7 +1432,7 @@
                 <w:rFonts w:ascii="Calibri" w:hAnsi="Calibri"/>
                 <w:sz w:val="20"/>
               </w:rPr>
-              <w:t>51.2%</w:t>
+              <w:t>46.0%</w:t>
             </w:r>
           </w:p>
         </w:tc>
@@ -1450,7 +1450,7 @@
                 <w:rFonts w:ascii="Calibri" w:hAnsi="Calibri"/>
                 <w:sz w:val="20"/>
               </w:rPr>
-              <w:t>49.8%</w:t>
+              <w:t>46.7%</w:t>
             </w:r>
           </w:p>
         </w:tc>
@@ -1468,7 +1468,7 @@
                 <w:rFonts w:ascii="Calibri" w:hAnsi="Calibri"/>
                 <w:sz w:val="20"/>
               </w:rPr>
-              <w:t>51.2%</w:t>
+              <w:t>46.0%</w:t>
             </w:r>
           </w:p>
         </w:tc>
@@ -1486,7 +1486,7 @@
                 <w:rFonts w:ascii="Calibri" w:hAnsi="Calibri"/>
                 <w:sz w:val="20"/>
               </w:rPr>
-              <w:t>47.2%</w:t>
+              <w:t>45.1%</w:t>
             </w:r>
           </w:p>
         </w:tc>
@@ -1504,7 +1504,7 @@
                 <w:rFonts w:ascii="Calibri" w:hAnsi="Calibri"/>
                 <w:sz w:val="20"/>
               </w:rPr>
-              <w:t>± 12.7</w:t>
+              <w:t>± 5.1</w:t>
             </w:r>
           </w:p>
         </w:tc>
@@ -1644,7 +1644,7 @@
           <w:i w:val="0"/>
           <w:sz w:val="22"/>
         </w:rPr>
-        <w:t>LDA scores highest at 90.8% macro-F1, but the top group — LDA, Logistic Regression, Bagged Trees, Random Forest, MLP — sits within one standard deviation of each other. On 84 recordings that is a statistical tie: any of them is a defensible choice, and the ordering between them would likely change with more data.</w:t>
+        <w:t>Gradient Boosting scores highest at 81.8% macro-F1, clear of Bagged Trees at 77.4% by more than the run-to-run variation.</w:t>
       </w:r>
     </w:p>
     <w:p>
@@ -1658,7 +1658,7 @@
           <w:i w:val="0"/>
           <w:sz w:val="22"/>
         </w:rPr>
-        <w:t>The genuine separation is between that leading group and the rest: the field spans 44 points from best to worst, and k-NN at 47.2% is far outside any margin of error.</w:t>
+        <w:t>The genuine separation is between that leading group and the rest: the field spans 37 points from best to worst, and k-NN at 45.1% is far outside any margin of error.</w:t>
       </w:r>
     </w:p>
     <w:p>
@@ -1680,7 +1680,7 @@
         <w:pStyle w:val="Heading1"/>
       </w:pPr>
       <w:r>
-        <w:t>3. LDA in detail</w:t>
+        <w:t>3. Gradient Boosting in detail</w:t>
       </w:r>
     </w:p>
     <w:p>
@@ -1749,7 +1749,7 @@
           <w:i w:val="0"/>
           <w:sz w:val="22"/>
         </w:rPr>
-        <w:t>No sign falls below 70% — performance is even across the set.</w:t>
+        <w:t>Weakest signs: ជម្រាប់សួរ (63%). These would benefit most from extra recordings.</w:t>
       </w:r>
     </w:p>
     <w:p>
@@ -1818,7 +1818,7 @@
           <w:i w:val="0"/>
           <w:sz w:val="22"/>
         </w:rPr>
-        <w:t>The most frequent single mistake is ប៉ា predicted as ម៉ាក់ (5 times).</w:t>
+        <w:t>The most frequent single mistake is ជម្រាប់សួរ predicted as អរគុណ (16 times).</w:t>
       </w:r>
     </w:p>
     <w:p>
@@ -1854,7 +1854,7 @@
           <w:i w:val="0"/>
           <w:sz w:val="22"/>
         </w:rPr>
-        <w:t>To test it, the model was trained on one setting and tested on the other — for example trained only on brightly lit takes and tested only on dim ones. If a setting made no difference, the score would stay near the 91% baseline from Section 2.</w:t>
+        <w:t>To test it, the model was trained on one setting and tested on the other — for example trained only on brightly lit takes and tested only on dim ones. If a setting made no difference, the score would stay near the 82% baseline from Section 2.</w:t>
       </w:r>
     </w:p>
     <w:tbl>
@@ -2003,7 +2003,7 @@
                 <w:rFonts w:ascii="Calibri" w:hAnsi="Calibri"/>
                 <w:sz w:val="20"/>
               </w:rPr>
-              <w:t>23.4%</w:t>
+              <w:t>82.0%</w:t>
             </w:r>
           </w:p>
         </w:tc>
@@ -2021,7 +2021,7 @@
                 <w:rFonts w:ascii="Calibri" w:hAnsi="Calibri"/>
                 <w:sz w:val="20"/>
               </w:rPr>
-              <w:t>-67.4</w:t>
+              <w:t>+0.2</w:t>
             </w:r>
           </w:p>
         </w:tc>
@@ -2080,7 +2080,7 @@
                 <w:rFonts w:ascii="Calibri" w:hAnsi="Calibri"/>
                 <w:sz w:val="20"/>
               </w:rPr>
-              <w:t>77.1%</w:t>
+              <w:t>74.9%</w:t>
             </w:r>
           </w:p>
         </w:tc>
@@ -2099,7 +2099,7 @@
                 <w:rFonts w:ascii="Calibri" w:hAnsi="Calibri"/>
                 <w:sz w:val="20"/>
               </w:rPr>
-              <w:t>-13.7</w:t>
+              <w:t>-6.9</w:t>
             </w:r>
           </w:p>
         </w:tc>
@@ -2155,7 +2155,7 @@
                 <w:rFonts w:ascii="Calibri" w:hAnsi="Calibri"/>
                 <w:sz w:val="20"/>
               </w:rPr>
-              <w:t>82.3%</w:t>
+              <w:t>79.3%</w:t>
             </w:r>
           </w:p>
         </w:tc>
@@ -2173,7 +2173,7 @@
                 <w:rFonts w:ascii="Calibri" w:hAnsi="Calibri"/>
                 <w:sz w:val="20"/>
               </w:rPr>
-              <w:t>-8.6</w:t>
+              <w:t>-2.5</w:t>
             </w:r>
           </w:p>
         </w:tc>
@@ -2203,7 +2203,7 @@
           <w:i w:val="0"/>
           <w:sz w:val="22"/>
         </w:rPr>
-        <w:t>Yes, but unevenly. Moving nearer or further from the camera, and standing to one side, cost relatively little — the model still reaches 82% on a position it never trained on. Lighting is the exception: training only on bright recordings and testing on dim ones drops the score to 23%, 67 points below baseline.</w:t>
+        <w:t>Yes, and unevenly. The gentlest change is full light → dim light, where the model still reaches 82% on a setting it never trained on. The hardest is near → far, which drops to 75% — 7 points below the 82% baseline.</w:t>
       </w:r>
     </w:p>
     <w:p>
@@ -2217,7 +2217,7 @@
           <w:i w:val="0"/>
           <w:sz w:val="22"/>
         </w:rPr>
-        <w:t>The practical reading is that the system tolerates people standing in slightly different places, but not a change in how the room is lit. Recordings intended for real use should therefore cover the lighting the system will actually meet, rather than assuming one session generalises.</w:t>
+        <w:t>The practical reading is that the system copes with some changes better than others, and "near → far" is the one to design around. Recordings intended for real use should cover the range the system will actually meet rather than assuming one session generalises.</w:t>
       </w:r>
     </w:p>
     <w:p>
@@ -2231,7 +2231,7 @@
           <w:i w:val="0"/>
           <w:sz w:val="22"/>
         </w:rPr>
-        <w:t>How badly lighting hurts depends strongly on the algorithm, and not in the order Section 2 would suggest. LDA is the most accurate model overall but among the most lighting-sensitive, falling to 23%. The most resilient is Bagged Trees at 66%, despite ranking lower on the standard comparison:</w:t>
+        <w:t>Robustness to lighting does not have to follow overall accuracy, though here they agree: Gradient Boosting is both the most accurate model and the one that holds up best when the lighting changes, at 82%. The ranking below is otherwise quite different from Section 2:</w:t>
       </w:r>
     </w:p>
     <w:tbl>
@@ -2323,7 +2323,7 @@
                 <w:rFonts w:ascii="Calibri" w:hAnsi="Calibri"/>
                 <w:sz w:val="20"/>
               </w:rPr>
-              <w:t>Bagged Trees</w:t>
+              <w:t>Gradient Boosting</w:t>
             </w:r>
           </w:p>
         </w:tc>
@@ -2341,7 +2341,122 @@
                 <w:rFonts w:ascii="Calibri" w:hAnsi="Calibri"/>
                 <w:sz w:val="20"/>
               </w:rPr>
-              <w:t>66.3%</w:t>
+              <w:t>82.0%</w:t>
+            </w:r>
+          </w:p>
+        </w:tc>
+        <w:tc>
+          <w:tcPr>
+            <w:tcW w:type="dxa" w:w="2160"/>
+          </w:tcPr>
+          <w:p>
+            <w:pPr>
+              <w:jc w:val="center"/>
+            </w:pPr>
+            <w:r/>
+            <w:r>
+              <w:rPr>
+                <w:rFonts w:ascii="Calibri" w:hAnsi="Calibri"/>
+                <w:sz w:val="20"/>
+              </w:rPr>
+              <w:t>#1</w:t>
+            </w:r>
+          </w:p>
+        </w:tc>
+      </w:tr>
+      <w:tr>
+        <w:tc>
+          <w:tcPr>
+            <w:tcW w:type="dxa" w:w="2736"/>
+            <w:shd w:val="clear" w:fill="F2F2F2"/>
+          </w:tcPr>
+          <w:p>
+            <w:pPr>
+              <w:jc w:val="left"/>
+            </w:pPr>
+            <w:r/>
+            <w:r>
+              <w:rPr>
+                <w:rFonts w:ascii="Calibri" w:hAnsi="Calibri"/>
+                <w:sz w:val="20"/>
+              </w:rPr>
+              <w:t>Bagged Trees</w:t>
+            </w:r>
+          </w:p>
+        </w:tc>
+        <w:tc>
+          <w:tcPr>
+            <w:tcW w:type="dxa" w:w="3744"/>
+            <w:shd w:val="clear" w:fill="F2F2F2"/>
+          </w:tcPr>
+          <w:p>
+            <w:pPr>
+              <w:jc w:val="center"/>
+            </w:pPr>
+            <w:r/>
+            <w:r>
+              <w:rPr>
+                <w:rFonts w:ascii="Calibri" w:hAnsi="Calibri"/>
+                <w:sz w:val="20"/>
+              </w:rPr>
+              <w:t>78.6%</w:t>
+            </w:r>
+          </w:p>
+        </w:tc>
+        <w:tc>
+          <w:tcPr>
+            <w:tcW w:type="dxa" w:w="2160"/>
+            <w:shd w:val="clear" w:fill="F2F2F2"/>
+          </w:tcPr>
+          <w:p>
+            <w:pPr>
+              <w:jc w:val="center"/>
+            </w:pPr>
+            <w:r/>
+            <w:r>
+              <w:rPr>
+                <w:rFonts w:ascii="Calibri" w:hAnsi="Calibri"/>
+                <w:sz w:val="20"/>
+              </w:rPr>
+              <w:t>#2</w:t>
+            </w:r>
+          </w:p>
+        </w:tc>
+      </w:tr>
+      <w:tr>
+        <w:tc>
+          <w:tcPr>
+            <w:tcW w:type="dxa" w:w="2736"/>
+          </w:tcPr>
+          <w:p>
+            <w:pPr>
+              <w:jc w:val="left"/>
+            </w:pPr>
+            <w:r/>
+            <w:r>
+              <w:rPr>
+                <w:rFonts w:ascii="Calibri" w:hAnsi="Calibri"/>
+                <w:sz w:val="20"/>
+              </w:rPr>
+              <w:t>Random Forest</w:t>
+            </w:r>
+          </w:p>
+        </w:tc>
+        <w:tc>
+          <w:tcPr>
+            <w:tcW w:type="dxa" w:w="3744"/>
+          </w:tcPr>
+          <w:p>
+            <w:pPr>
+              <w:jc w:val="center"/>
+            </w:pPr>
+            <w:r/>
+            <w:r>
+              <w:rPr>
+                <w:rFonts w:ascii="Calibri" w:hAnsi="Calibri"/>
+                <w:sz w:val="20"/>
+              </w:rPr>
+              <w:t>76.1%</w:t>
             </w:r>
           </w:p>
         </w:tc>
@@ -2360,6 +2475,236 @@
                 <w:sz w:val="20"/>
               </w:rPr>
               <w:t>#3</w:t>
+            </w:r>
+          </w:p>
+        </w:tc>
+      </w:tr>
+      <w:tr>
+        <w:tc>
+          <w:tcPr>
+            <w:tcW w:type="dxa" w:w="2736"/>
+            <w:shd w:val="clear" w:fill="F2F2F2"/>
+          </w:tcPr>
+          <w:p>
+            <w:pPr>
+              <w:jc w:val="left"/>
+            </w:pPr>
+            <w:r/>
+            <w:r>
+              <w:rPr>
+                <w:rFonts w:ascii="Calibri" w:hAnsi="Calibri"/>
+                <w:sz w:val="20"/>
+              </w:rPr>
+              <w:t>MLP</w:t>
+            </w:r>
+          </w:p>
+        </w:tc>
+        <w:tc>
+          <w:tcPr>
+            <w:tcW w:type="dxa" w:w="3744"/>
+            <w:shd w:val="clear" w:fill="F2F2F2"/>
+          </w:tcPr>
+          <w:p>
+            <w:pPr>
+              <w:jc w:val="center"/>
+            </w:pPr>
+            <w:r/>
+            <w:r>
+              <w:rPr>
+                <w:rFonts w:ascii="Calibri" w:hAnsi="Calibri"/>
+                <w:sz w:val="20"/>
+              </w:rPr>
+              <w:t>71.4%</w:t>
+            </w:r>
+          </w:p>
+        </w:tc>
+        <w:tc>
+          <w:tcPr>
+            <w:tcW w:type="dxa" w:w="2160"/>
+            <w:shd w:val="clear" w:fill="F2F2F2"/>
+          </w:tcPr>
+          <w:p>
+            <w:pPr>
+              <w:jc w:val="center"/>
+            </w:pPr>
+            <w:r/>
+            <w:r>
+              <w:rPr>
+                <w:rFonts w:ascii="Calibri" w:hAnsi="Calibri"/>
+                <w:sz w:val="20"/>
+              </w:rPr>
+              <w:t>#5</w:t>
+            </w:r>
+          </w:p>
+        </w:tc>
+      </w:tr>
+      <w:tr>
+        <w:tc>
+          <w:tcPr>
+            <w:tcW w:type="dxa" w:w="2736"/>
+          </w:tcPr>
+          <w:p>
+            <w:pPr>
+              <w:jc w:val="left"/>
+            </w:pPr>
+            <w:r/>
+            <w:r>
+              <w:rPr>
+                <w:rFonts w:ascii="Calibri" w:hAnsi="Calibri"/>
+                <w:sz w:val="20"/>
+              </w:rPr>
+              <w:t>SVM</w:t>
+            </w:r>
+          </w:p>
+        </w:tc>
+        <w:tc>
+          <w:tcPr>
+            <w:tcW w:type="dxa" w:w="3744"/>
+          </w:tcPr>
+          <w:p>
+            <w:pPr>
+              <w:jc w:val="center"/>
+            </w:pPr>
+            <w:r/>
+            <w:r>
+              <w:rPr>
+                <w:rFonts w:ascii="Calibri" w:hAnsi="Calibri"/>
+                <w:sz w:val="20"/>
+              </w:rPr>
+              <w:t>67.7%</w:t>
+            </w:r>
+          </w:p>
+        </w:tc>
+        <w:tc>
+          <w:tcPr>
+            <w:tcW w:type="dxa" w:w="2160"/>
+          </w:tcPr>
+          <w:p>
+            <w:pPr>
+              <w:jc w:val="center"/>
+            </w:pPr>
+            <w:r/>
+            <w:r>
+              <w:rPr>
+                <w:rFonts w:ascii="Calibri" w:hAnsi="Calibri"/>
+                <w:sz w:val="20"/>
+              </w:rPr>
+              <w:t>#7</w:t>
+            </w:r>
+          </w:p>
+        </w:tc>
+      </w:tr>
+      <w:tr>
+        <w:tc>
+          <w:tcPr>
+            <w:tcW w:type="dxa" w:w="2736"/>
+            <w:shd w:val="clear" w:fill="F2F2F2"/>
+          </w:tcPr>
+          <w:p>
+            <w:pPr>
+              <w:jc w:val="left"/>
+            </w:pPr>
+            <w:r/>
+            <w:r>
+              <w:rPr>
+                <w:rFonts w:ascii="Calibri" w:hAnsi="Calibri"/>
+                <w:sz w:val="20"/>
+              </w:rPr>
+              <w:t>Logistic Regression</w:t>
+            </w:r>
+          </w:p>
+        </w:tc>
+        <w:tc>
+          <w:tcPr>
+            <w:tcW w:type="dxa" w:w="3744"/>
+            <w:shd w:val="clear" w:fill="F2F2F2"/>
+          </w:tcPr>
+          <w:p>
+            <w:pPr>
+              <w:jc w:val="center"/>
+            </w:pPr>
+            <w:r/>
+            <w:r>
+              <w:rPr>
+                <w:rFonts w:ascii="Calibri" w:hAnsi="Calibri"/>
+                <w:sz w:val="20"/>
+              </w:rPr>
+              <w:t>66.7%</w:t>
+            </w:r>
+          </w:p>
+        </w:tc>
+        <w:tc>
+          <w:tcPr>
+            <w:tcW w:type="dxa" w:w="2160"/>
+            <w:shd w:val="clear" w:fill="F2F2F2"/>
+          </w:tcPr>
+          <w:p>
+            <w:pPr>
+              <w:jc w:val="center"/>
+            </w:pPr>
+            <w:r/>
+            <w:r>
+              <w:rPr>
+                <w:rFonts w:ascii="Calibri" w:hAnsi="Calibri"/>
+                <w:sz w:val="20"/>
+              </w:rPr>
+              <w:t>#6</w:t>
+            </w:r>
+          </w:p>
+        </w:tc>
+      </w:tr>
+      <w:tr>
+        <w:tc>
+          <w:tcPr>
+            <w:tcW w:type="dxa" w:w="2736"/>
+          </w:tcPr>
+          <w:p>
+            <w:pPr>
+              <w:jc w:val="left"/>
+            </w:pPr>
+            <w:r/>
+            <w:r>
+              <w:rPr>
+                <w:rFonts w:ascii="Calibri" w:hAnsi="Calibri"/>
+                <w:sz w:val="20"/>
+              </w:rPr>
+              <w:t>LDA</w:t>
+            </w:r>
+          </w:p>
+        </w:tc>
+        <w:tc>
+          <w:tcPr>
+            <w:tcW w:type="dxa" w:w="3744"/>
+          </w:tcPr>
+          <w:p>
+            <w:pPr>
+              <w:jc w:val="center"/>
+            </w:pPr>
+            <w:r/>
+            <w:r>
+              <w:rPr>
+                <w:rFonts w:ascii="Calibri" w:hAnsi="Calibri"/>
+                <w:sz w:val="20"/>
+              </w:rPr>
+              <w:t>63.2%</w:t>
+            </w:r>
+          </w:p>
+        </w:tc>
+        <w:tc>
+          <w:tcPr>
+            <w:tcW w:type="dxa" w:w="2160"/>
+          </w:tcPr>
+          <w:p>
+            <w:pPr>
+              <w:jc w:val="center"/>
+            </w:pPr>
+            <w:r/>
+            <w:r>
+              <w:rPr>
+                <w:rFonts w:ascii="Calibri" w:hAnsi="Calibri"/>
+                <w:sz w:val="20"/>
+              </w:rPr>
+              <w:t>#4</w:t>
             </w:r>
           </w:p>
         </w:tc>
@@ -2399,122 +2744,7 @@
                 <w:rFonts w:ascii="Calibri" w:hAnsi="Calibri"/>
                 <w:sz w:val="20"/>
               </w:rPr>
-              <w:t>65.9%</w:t>
-            </w:r>
-          </w:p>
-        </w:tc>
-        <w:tc>
-          <w:tcPr>
-            <w:tcW w:type="dxa" w:w="2160"/>
-            <w:shd w:val="clear" w:fill="F2F2F2"/>
-          </w:tcPr>
-          <w:p>
-            <w:pPr>
-              <w:jc w:val="center"/>
-            </w:pPr>
-            <w:r/>
-            <w:r>
-              <w:rPr>
-                <w:rFonts w:ascii="Calibri" w:hAnsi="Calibri"/>
-                <w:sz w:val="20"/>
-              </w:rPr>
-              <w:t>#7</w:t>
-            </w:r>
-          </w:p>
-        </w:tc>
-      </w:tr>
-      <w:tr>
-        <w:tc>
-          <w:tcPr>
-            <w:tcW w:type="dxa" w:w="2736"/>
-          </w:tcPr>
-          <w:p>
-            <w:pPr>
-              <w:jc w:val="left"/>
-            </w:pPr>
-            <w:r/>
-            <w:r>
-              <w:rPr>
-                <w:rFonts w:ascii="Calibri" w:hAnsi="Calibri"/>
-                <w:sz w:val="20"/>
-              </w:rPr>
-              <w:t>Random Forest</w:t>
-            </w:r>
-          </w:p>
-        </w:tc>
-        <w:tc>
-          <w:tcPr>
-            <w:tcW w:type="dxa" w:w="3744"/>
-          </w:tcPr>
-          <w:p>
-            <w:pPr>
-              <w:jc w:val="center"/>
-            </w:pPr>
-            <w:r/>
-            <w:r>
-              <w:rPr>
-                <w:rFonts w:ascii="Calibri" w:hAnsi="Calibri"/>
-                <w:sz w:val="20"/>
-              </w:rPr>
-              <w:t>63.8%</w:t>
-            </w:r>
-          </w:p>
-        </w:tc>
-        <w:tc>
-          <w:tcPr>
-            <w:tcW w:type="dxa" w:w="2160"/>
-          </w:tcPr>
-          <w:p>
-            <w:pPr>
-              <w:jc w:val="center"/>
-            </w:pPr>
-            <w:r/>
-            <w:r>
-              <w:rPr>
-                <w:rFonts w:ascii="Calibri" w:hAnsi="Calibri"/>
-                <w:sz w:val="20"/>
-              </w:rPr>
-              <w:t>#4</w:t>
-            </w:r>
-          </w:p>
-        </w:tc>
-      </w:tr>
-      <w:tr>
-        <w:tc>
-          <w:tcPr>
-            <w:tcW w:type="dxa" w:w="2736"/>
-            <w:shd w:val="clear" w:fill="F2F2F2"/>
-          </w:tcPr>
-          <w:p>
-            <w:pPr>
-              <w:jc w:val="left"/>
-            </w:pPr>
-            <w:r/>
-            <w:r>
-              <w:rPr>
-                <w:rFonts w:ascii="Calibri" w:hAnsi="Calibri"/>
-                <w:sz w:val="20"/>
-              </w:rPr>
-              <w:t>Gradient Boosting</w:t>
-            </w:r>
-          </w:p>
-        </w:tc>
-        <w:tc>
-          <w:tcPr>
-            <w:tcW w:type="dxa" w:w="3744"/>
-            <w:shd w:val="clear" w:fill="F2F2F2"/>
-          </w:tcPr>
-          <w:p>
-            <w:pPr>
-              <w:jc w:val="center"/>
-            </w:pPr>
-            <w:r/>
-            <w:r>
-              <w:rPr>
-                <w:rFonts w:ascii="Calibri" w:hAnsi="Calibri"/>
-                <w:sz w:val="20"/>
-              </w:rPr>
-              <w:t>56.3%</w:t>
+              <w:t>60.2%</w:t>
             </w:r>
           </w:p>
         </w:tc>
@@ -2553,7 +2783,7 @@
                 <w:rFonts w:ascii="Calibri" w:hAnsi="Calibri"/>
                 <w:sz w:val="20"/>
               </w:rPr>
-              <w:t>LDA</w:t>
+              <w:t>k-NN</w:t>
             </w:r>
           </w:p>
         </w:tc>
@@ -2571,7 +2801,7 @@
                 <w:rFonts w:ascii="Calibri" w:hAnsi="Calibri"/>
                 <w:sz w:val="20"/>
               </w:rPr>
-              <w:t>23.4%</w:t>
+              <w:t>48.5%</w:t>
             </w:r>
           </w:p>
         </w:tc>
@@ -2589,237 +2819,7 @@
                 <w:rFonts w:ascii="Calibri" w:hAnsi="Calibri"/>
                 <w:sz w:val="20"/>
               </w:rPr>
-              <w:t>#1</w:t>
-            </w:r>
-          </w:p>
-        </w:tc>
-      </w:tr>
-      <w:tr>
-        <w:tc>
-          <w:tcPr>
-            <w:tcW w:type="dxa" w:w="2736"/>
-            <w:shd w:val="clear" w:fill="F2F2F2"/>
-          </w:tcPr>
-          <w:p>
-            <w:pPr>
-              <w:jc w:val="left"/>
-            </w:pPr>
-            <w:r/>
-            <w:r>
-              <w:rPr>
-                <w:rFonts w:ascii="Calibri" w:hAnsi="Calibri"/>
-                <w:sz w:val="20"/>
-              </w:rPr>
-              <w:t>k-NN</w:t>
-            </w:r>
-          </w:p>
-        </w:tc>
-        <w:tc>
-          <w:tcPr>
-            <w:tcW w:type="dxa" w:w="3744"/>
-            <w:shd w:val="clear" w:fill="F2F2F2"/>
-          </w:tcPr>
-          <w:p>
-            <w:pPr>
-              <w:jc w:val="center"/>
-            </w:pPr>
-            <w:r/>
-            <w:r>
-              <w:rPr>
-                <w:rFonts w:ascii="Calibri" w:hAnsi="Calibri"/>
-                <w:sz w:val="20"/>
-              </w:rPr>
-              <w:t>16.1%</w:t>
-            </w:r>
-          </w:p>
-        </w:tc>
-        <w:tc>
-          <w:tcPr>
-            <w:tcW w:type="dxa" w:w="2160"/>
-            <w:shd w:val="clear" w:fill="F2F2F2"/>
-          </w:tcPr>
-          <w:p>
-            <w:pPr>
-              <w:jc w:val="center"/>
-            </w:pPr>
-            <w:r/>
-            <w:r>
-              <w:rPr>
-                <w:rFonts w:ascii="Calibri" w:hAnsi="Calibri"/>
-                <w:sz w:val="20"/>
-              </w:rPr>
               <w:t>#9</w:t>
-            </w:r>
-          </w:p>
-        </w:tc>
-      </w:tr>
-      <w:tr>
-        <w:tc>
-          <w:tcPr>
-            <w:tcW w:type="dxa" w:w="2736"/>
-          </w:tcPr>
-          <w:p>
-            <w:pPr>
-              <w:jc w:val="left"/>
-            </w:pPr>
-            <w:r/>
-            <w:r>
-              <w:rPr>
-                <w:rFonts w:ascii="Calibri" w:hAnsi="Calibri"/>
-                <w:sz w:val="20"/>
-              </w:rPr>
-              <w:t>MLP</w:t>
-            </w:r>
-          </w:p>
-        </w:tc>
-        <w:tc>
-          <w:tcPr>
-            <w:tcW w:type="dxa" w:w="3744"/>
-          </w:tcPr>
-          <w:p>
-            <w:pPr>
-              <w:jc w:val="center"/>
-            </w:pPr>
-            <w:r/>
-            <w:r>
-              <w:rPr>
-                <w:rFonts w:ascii="Calibri" w:hAnsi="Calibri"/>
-                <w:sz w:val="20"/>
-              </w:rPr>
-              <w:t>16.0%</w:t>
-            </w:r>
-          </w:p>
-        </w:tc>
-        <w:tc>
-          <w:tcPr>
-            <w:tcW w:type="dxa" w:w="2160"/>
-          </w:tcPr>
-          <w:p>
-            <w:pPr>
-              <w:jc w:val="center"/>
-            </w:pPr>
-            <w:r/>
-            <w:r>
-              <w:rPr>
-                <w:rFonts w:ascii="Calibri" w:hAnsi="Calibri"/>
-                <w:sz w:val="20"/>
-              </w:rPr>
-              <w:t>#5</w:t>
-            </w:r>
-          </w:p>
-        </w:tc>
-      </w:tr>
-      <w:tr>
-        <w:tc>
-          <w:tcPr>
-            <w:tcW w:type="dxa" w:w="2736"/>
-            <w:shd w:val="clear" w:fill="F2F2F2"/>
-          </w:tcPr>
-          <w:p>
-            <w:pPr>
-              <w:jc w:val="left"/>
-            </w:pPr>
-            <w:r/>
-            <w:r>
-              <w:rPr>
-                <w:rFonts w:ascii="Calibri" w:hAnsi="Calibri"/>
-                <w:sz w:val="20"/>
-              </w:rPr>
-              <w:t>Logistic Regression</w:t>
-            </w:r>
-          </w:p>
-        </w:tc>
-        <w:tc>
-          <w:tcPr>
-            <w:tcW w:type="dxa" w:w="3744"/>
-            <w:shd w:val="clear" w:fill="F2F2F2"/>
-          </w:tcPr>
-          <w:p>
-            <w:pPr>
-              <w:jc w:val="center"/>
-            </w:pPr>
-            <w:r/>
-            <w:r>
-              <w:rPr>
-                <w:rFonts w:ascii="Calibri" w:hAnsi="Calibri"/>
-                <w:sz w:val="20"/>
-              </w:rPr>
-              <w:t>13.9%</w:t>
-            </w:r>
-          </w:p>
-        </w:tc>
-        <w:tc>
-          <w:tcPr>
-            <w:tcW w:type="dxa" w:w="2160"/>
-            <w:shd w:val="clear" w:fill="F2F2F2"/>
-          </w:tcPr>
-          <w:p>
-            <w:pPr>
-              <w:jc w:val="center"/>
-            </w:pPr>
-            <w:r/>
-            <w:r>
-              <w:rPr>
-                <w:rFonts w:ascii="Calibri" w:hAnsi="Calibri"/>
-                <w:sz w:val="20"/>
-              </w:rPr>
-              <w:t>#2</w:t>
-            </w:r>
-          </w:p>
-        </w:tc>
-      </w:tr>
-      <w:tr>
-        <w:tc>
-          <w:tcPr>
-            <w:tcW w:type="dxa" w:w="2736"/>
-          </w:tcPr>
-          <w:p>
-            <w:pPr>
-              <w:jc w:val="left"/>
-            </w:pPr>
-            <w:r/>
-            <w:r>
-              <w:rPr>
-                <w:rFonts w:ascii="Calibri" w:hAnsi="Calibri"/>
-                <w:sz w:val="20"/>
-              </w:rPr>
-              <w:t>SVM</w:t>
-            </w:r>
-          </w:p>
-        </w:tc>
-        <w:tc>
-          <w:tcPr>
-            <w:tcW w:type="dxa" w:w="3744"/>
-          </w:tcPr>
-          <w:p>
-            <w:pPr>
-              <w:jc w:val="center"/>
-            </w:pPr>
-            <w:r/>
-            <w:r>
-              <w:rPr>
-                <w:rFonts w:ascii="Calibri" w:hAnsi="Calibri"/>
-                <w:sz w:val="20"/>
-              </w:rPr>
-              <w:t>3.7%</w:t>
-            </w:r>
-          </w:p>
-        </w:tc>
-        <w:tc>
-          <w:tcPr>
-            <w:tcW w:type="dxa" w:w="2160"/>
-          </w:tcPr>
-          <w:p>
-            <w:pPr>
-              <w:jc w:val="center"/>
-            </w:pPr>
-            <w:r/>
-            <w:r>
-              <w:rPr>
-                <w:rFonts w:ascii="Calibri" w:hAnsi="Calibri"/>
-                <w:sz w:val="20"/>
-              </w:rPr>
-              <w:t>#6</w:t>
             </w:r>
           </w:p>
         </w:tc>
@@ -2885,7 +2885,7 @@
           <w:rFonts w:ascii="Calibri" w:hAnsi="Calibri"/>
           <w:sz w:val="22"/>
         </w:rPr>
-        <w:t>LDA scores highest at 90.8% macro-F1 (91.1% accuracy), though 5 algorithms are tied within run-to-run variation.</w:t>
+        <w:t>Gradient Boosting is the best of the 9 algorithms tested, at 81.8% macro-F1 (82.7% accuracy).</w:t>
       </w:r>
     </w:p>
     <w:p>
@@ -2898,7 +2898,7 @@
           <w:rFonts w:ascii="Calibri" w:hAnsi="Calibri"/>
           <w:sz w:val="22"/>
         </w:rPr>
-        <w:t>The spread between best and worst is 44 points, so the choice of algorithm materially affects results on this dataset.</w:t>
+        <w:t>The spread between best and worst is 37 points, so the choice of algorithm materially affects results on this dataset.</w:t>
       </w:r>
     </w:p>
     <w:p>
@@ -2924,7 +2924,7 @@
           <w:rFonts w:ascii="Calibri" w:hAnsi="Calibri"/>
           <w:sz w:val="22"/>
         </w:rPr>
-        <w:t>Robustness to lighting does not follow overall accuracy: Bagged Trees keeps 66% when the lighting changes while LDA, the most accurate model overall, keeps only 23%.</w:t>
+        <w:t>Gradient Boosting is both the most accurate model and the most robust to a lighting change, keeping 82%.</w:t>
       </w:r>
     </w:p>
     <w:p>
@@ -2937,7 +2937,20 @@
           <w:rFonts w:ascii="Calibri" w:hAnsi="Calibri"/>
           <w:sz w:val="22"/>
         </w:rPr>
-        <w:t>All recordings come from one signer, so these figures describe recognition for a known person. Performance for someone new is a separate question and needs recordings from more of the team.</w:t>
+        <w:t>ជម្រាប់សួរ is the hardest sign and is the clearest target for more recordings.</w:t>
+      </w:r>
+    </w:p>
+    <w:p>
+      <w:pPr>
+        <w:pStyle w:val="ListBullet"/>
+        <w:spacing w:after="80"/>
+      </w:pPr>
+      <w:r>
+        <w:rPr>
+          <w:rFonts w:ascii="Calibri" w:hAnsi="Calibri"/>
+          <w:sz w:val="22"/>
+        </w:rPr>
+        <w:t>Recordings come from 4 different people, and the test set mixes them, so these figures describe recognition for people the model has seen before. How well it works for a complete stranger is a separate question, answered by holding one person out entirely.</w:t>
       </w:r>
     </w:p>
     <w:p>
